--- a/TS-Kramam/TS-5.2/TS 5.2 Tamil Krama Paatam Corrections.docx
+++ b/TS-Kramam/TS-5.2/TS 5.2 Tamil Krama Paatam Corrections.docx
@@ -81,18 +81,7 @@
           <w:szCs w:val="32"/>
           <w:u w:val="single"/>
         </w:rPr>
-        <w:t xml:space="preserve">Observed </w:t>
-      </w:r>
-      <w:proofErr w:type="gramStart"/>
-      <w:r>
-        <w:rPr>
-          <w:b/>
-          <w:bCs/>
-          <w:sz w:val="32"/>
-          <w:szCs w:val="32"/>
-          <w:u w:val="single"/>
-        </w:rPr>
-        <w:t xml:space="preserve">till </w:t>
+        <w:t xml:space="preserve">Observed till </w:t>
       </w:r>
       <w:r>
         <w:rPr>
@@ -105,7 +94,6 @@
         </w:rPr>
         <w:t>????</w:t>
       </w:r>
-      <w:proofErr w:type="gramEnd"/>
     </w:p>
     <w:p>
       <w:pPr>
@@ -1917,6 +1905,3081 @@
                 <w:lang w:bidi="ta-IN"/>
               </w:rPr>
               <w:t>ஷா</w:t>
+            </w:r>
+            <w:r>
+              <w:rPr>
+                <w:rFonts w:ascii="Latha" w:hAnsi="Latha" w:cs="Latha"/>
+                <w:sz w:val="28"/>
+                <w:szCs w:val="28"/>
+                <w:lang w:val="it-IT" w:bidi="ta-IN"/>
+              </w:rPr>
+              <w:t xml:space="preserve"> |</w:t>
+            </w:r>
+          </w:p>
+        </w:tc>
+      </w:tr>
+      <w:tr>
+        <w:trPr>
+          <w:trHeight w:val="1685"/>
+        </w:trPr>
+        <w:tc>
+          <w:tcPr>
+            <w:tcW w:w="3906" w:type="dxa"/>
+          </w:tcPr>
+          <w:p>
+            <w:pPr>
+              <w:widowControl w:val="0"/>
+              <w:tabs>
+                <w:tab w:val="left" w:pos="993"/>
+              </w:tabs>
+              <w:autoSpaceDE w:val="0"/>
+              <w:autoSpaceDN w:val="0"/>
+              <w:adjustRightInd w:val="0"/>
+              <w:spacing w:before="0" w:line="252" w:lineRule="auto"/>
+              <w:ind w:right="297"/>
+              <w:rPr>
+                <w:rFonts w:cs="Arial"/>
+                <w:b/>
+                <w:sz w:val="28"/>
+                <w:szCs w:val="32"/>
+              </w:rPr>
+            </w:pPr>
+            <w:r>
+              <w:rPr>
+                <w:rFonts w:cs="Arial"/>
+                <w:b/>
+                <w:sz w:val="28"/>
+                <w:szCs w:val="32"/>
+              </w:rPr>
+              <w:t>T.S.5.2.</w:t>
+            </w:r>
+            <w:r>
+              <w:rPr>
+                <w:rFonts w:cs="Arial"/>
+                <w:b/>
+                <w:sz w:val="28"/>
+                <w:szCs w:val="32"/>
+              </w:rPr>
+              <w:t>5.2</w:t>
+            </w:r>
+            <w:r>
+              <w:rPr>
+                <w:rFonts w:cs="Arial"/>
+                <w:b/>
+                <w:sz w:val="28"/>
+                <w:szCs w:val="32"/>
+              </w:rPr>
+              <w:t xml:space="preserve"> – Kramam</w:t>
+            </w:r>
+          </w:p>
+          <w:p>
+            <w:pPr>
+              <w:widowControl w:val="0"/>
+              <w:tabs>
+                <w:tab w:val="left" w:pos="993"/>
+              </w:tabs>
+              <w:autoSpaceDE w:val="0"/>
+              <w:autoSpaceDN w:val="0"/>
+              <w:adjustRightInd w:val="0"/>
+              <w:spacing w:before="0" w:line="252" w:lineRule="auto"/>
+              <w:ind w:right="297"/>
+              <w:rPr>
+                <w:rFonts w:cs="Arial"/>
+                <w:b/>
+                <w:sz w:val="28"/>
+                <w:szCs w:val="32"/>
+                <w:lang w:val="en-IN"/>
+              </w:rPr>
+            </w:pPr>
+            <w:r>
+              <w:rPr>
+                <w:rFonts w:cs="Arial"/>
+                <w:b/>
+                <w:sz w:val="28"/>
+                <w:szCs w:val="32"/>
+                <w:lang w:val="en-IN"/>
+              </w:rPr>
+              <w:t>Krama Vaakyam No.– 24</w:t>
+            </w:r>
+          </w:p>
+          <w:p>
+            <w:pPr>
+              <w:widowControl w:val="0"/>
+              <w:tabs>
+                <w:tab w:val="left" w:pos="993"/>
+              </w:tabs>
+              <w:autoSpaceDE w:val="0"/>
+              <w:autoSpaceDN w:val="0"/>
+              <w:adjustRightInd w:val="0"/>
+              <w:spacing w:before="0" w:line="252" w:lineRule="auto"/>
+              <w:ind w:right="297"/>
+              <w:rPr>
+                <w:rFonts w:cs="Arial"/>
+                <w:b/>
+                <w:sz w:val="28"/>
+                <w:szCs w:val="32"/>
+                <w:lang w:val="it-IT"/>
+              </w:rPr>
+            </w:pPr>
+            <w:r>
+              <w:rPr>
+                <w:rFonts w:cs="Arial"/>
+                <w:b/>
+                <w:sz w:val="28"/>
+                <w:szCs w:val="32"/>
+                <w:lang w:val="it-IT"/>
+              </w:rPr>
+              <w:t>Panchaati No</w:t>
+            </w:r>
+            <w:r>
+              <w:rPr>
+                <w:rFonts w:cs="Arial"/>
+                <w:b/>
+                <w:szCs w:val="32"/>
+                <w:lang w:val="it-IT"/>
+              </w:rPr>
+              <w:t xml:space="preserve">. - </w:t>
+            </w:r>
+            <w:r>
+              <w:rPr>
+                <w:rFonts w:cs="Arial"/>
+                <w:b/>
+                <w:sz w:val="28"/>
+                <w:szCs w:val="32"/>
+                <w:lang w:val="it-IT"/>
+              </w:rPr>
+              <w:t>26</w:t>
+            </w:r>
+          </w:p>
+        </w:tc>
+        <w:tc>
+          <w:tcPr>
+            <w:tcW w:w="5103" w:type="dxa"/>
+          </w:tcPr>
+          <w:p>
+            <w:pPr>
+              <w:widowControl w:val="0"/>
+              <w:autoSpaceDE w:val="0"/>
+              <w:autoSpaceDN w:val="0"/>
+              <w:adjustRightInd w:val="0"/>
+              <w:spacing w:before="0" w:line="240" w:lineRule="auto"/>
+              <w:rPr>
+                <w:rFonts w:ascii="BRH Devanagari Extra" w:hAnsi="BRH Devanagari Extra" w:cs="BRH Devanagari Extra"/>
+                <w:color w:val="000000"/>
+                <w:sz w:val="40"/>
+                <w:szCs w:val="40"/>
+                <w:lang w:val="it-IT"/>
+              </w:rPr>
+            </w:pPr>
+            <w:r>
+              <w:rPr>
+                <w:rFonts w:ascii="Latha" w:hAnsi="Latha" w:cs="Latha"/>
+                <w:b/>
+                <w:bCs/>
+                <w:i/>
+                <w:iCs/>
+                <w:sz w:val="28"/>
+                <w:szCs w:val="28"/>
+                <w:cs/>
+                <w:lang w:bidi="ta-IN"/>
+              </w:rPr>
+              <w:t>ரு</w:t>
+            </w:r>
+            <w:r>
+              <w:rPr>
+                <w:rFonts w:ascii="BRH Tamil Tab Extra" w:hAnsi="BRH Tamil Tab Extra" w:cs="Latha"/>
+                <w:b/>
+                <w:sz w:val="32"/>
+                <w:szCs w:val="28"/>
+                <w:lang w:val="it-IT" w:bidi="ta-IN"/>
+              </w:rPr>
+              <w:t>…</w:t>
+            </w:r>
+            <w:r>
+              <w:rPr>
+                <w:rFonts w:ascii="Latha" w:hAnsi="Latha" w:cs="Latha"/>
+                <w:sz w:val="28"/>
+                <w:szCs w:val="28"/>
+                <w:cs/>
+                <w:lang w:bidi="ta-IN"/>
+              </w:rPr>
+              <w:t>துபி</w:t>
+            </w:r>
+            <w:r>
+              <w:rPr>
+                <w:rFonts w:ascii="BRH Tamil Tab Extra" w:hAnsi="BRH Tamil Tab Extra" w:cs="Latha"/>
+                <w:b/>
+                <w:sz w:val="36"/>
+                <w:szCs w:val="28"/>
+                <w:lang w:val="it-IT" w:bidi="ta-IN"/>
+              </w:rPr>
+              <w:t>†</w:t>
+            </w:r>
+            <w:r>
+              <w:rPr>
+                <w:rFonts w:ascii="Latha" w:hAnsi="Latha" w:cs="Latha"/>
+                <w:b/>
+                <w:bCs/>
+                <w:position w:val="-12"/>
+                <w:sz w:val="28"/>
+                <w:szCs w:val="28"/>
+                <w:cs/>
+                <w:lang w:bidi="ta-IN"/>
+              </w:rPr>
+              <w:t>4</w:t>
+            </w:r>
+            <w:r>
+              <w:rPr>
+                <w:rFonts w:ascii="Latha" w:hAnsi="Latha" w:cs="Latha"/>
+                <w:sz w:val="28"/>
+                <w:szCs w:val="28"/>
+                <w:cs/>
+                <w:lang w:bidi="ta-IN"/>
+              </w:rPr>
+              <w:t>ரே</w:t>
+            </w:r>
+            <w:r>
+              <w:rPr>
+                <w:rFonts w:ascii="BRH Tamil Tab Extra" w:hAnsi="BRH Tamil Tab Extra" w:cs="Latha"/>
+                <w:b/>
+                <w:sz w:val="32"/>
+                <w:szCs w:val="28"/>
+                <w:lang w:val="it-IT" w:bidi="ta-IN"/>
+              </w:rPr>
+              <w:t>…</w:t>
+            </w:r>
+            <w:r>
+              <w:rPr>
+                <w:rFonts w:ascii="Latha" w:hAnsi="Latha" w:cs="Latha"/>
+                <w:sz w:val="28"/>
+                <w:szCs w:val="28"/>
+                <w:cs/>
+                <w:lang w:bidi="ta-IN"/>
+              </w:rPr>
+              <w:t>வ</w:t>
+            </w:r>
+            <w:r>
+              <w:rPr>
+                <w:rFonts w:ascii="Latha" w:hAnsi="Latha" w:cs="Latha"/>
+                <w:sz w:val="28"/>
+                <w:szCs w:val="28"/>
+                <w:lang w:val="it-IT" w:bidi="ta-IN"/>
+              </w:rPr>
+              <w:t xml:space="preserve"> | </w:t>
+            </w:r>
+            <w:r>
+              <w:rPr>
+                <w:rFonts w:ascii="Latha" w:hAnsi="Latha" w:cs="Latha"/>
+                <w:b/>
+                <w:bCs/>
+                <w:i/>
+                <w:iCs/>
+                <w:sz w:val="28"/>
+                <w:szCs w:val="28"/>
+                <w:cs/>
+                <w:lang w:bidi="ta-IN"/>
+              </w:rPr>
+              <w:t>ரு</w:t>
+            </w:r>
+            <w:r>
+              <w:rPr>
+                <w:rFonts w:ascii="BRH Tamil Tab Extra" w:hAnsi="BRH Tamil Tab Extra" w:cs="Latha"/>
+                <w:b/>
+                <w:sz w:val="32"/>
+                <w:szCs w:val="28"/>
+                <w:lang w:val="it-IT" w:bidi="ta-IN"/>
+              </w:rPr>
+              <w:t>…</w:t>
+            </w:r>
+            <w:r>
+              <w:rPr>
+                <w:rFonts w:ascii="Latha" w:hAnsi="Latha" w:cs="Latha"/>
+                <w:sz w:val="28"/>
+                <w:szCs w:val="28"/>
+                <w:cs/>
+                <w:lang w:bidi="ta-IN"/>
+              </w:rPr>
+              <w:t>துபி</w:t>
+            </w:r>
+            <w:r>
+              <w:rPr>
+                <w:rFonts w:ascii="BRH Tamil Tab Extra" w:hAnsi="BRH Tamil Tab Extra" w:cs="Latha"/>
+                <w:b/>
+                <w:sz w:val="32"/>
+                <w:szCs w:val="28"/>
+                <w:lang w:val="it-IT" w:bidi="ta-IN"/>
+              </w:rPr>
+              <w:t>…</w:t>
+            </w:r>
+            <w:r>
+              <w:rPr>
+                <w:rFonts w:ascii="Latha" w:hAnsi="Latha" w:cs="Latha"/>
+                <w:b/>
+                <w:bCs/>
+                <w:position w:val="-12"/>
+                <w:sz w:val="28"/>
+                <w:szCs w:val="28"/>
+                <w:cs/>
+                <w:lang w:bidi="ta-IN"/>
+              </w:rPr>
+              <w:t>4</w:t>
+            </w:r>
+            <w:r>
+              <w:rPr>
+                <w:rFonts w:ascii="Latha" w:hAnsi="Latha" w:cs="Latha"/>
+                <w:sz w:val="28"/>
+                <w:szCs w:val="28"/>
+                <w:cs/>
+                <w:lang w:bidi="ta-IN"/>
+              </w:rPr>
+              <w:t>ரி</w:t>
+            </w:r>
+            <w:r>
+              <w:rPr>
+                <w:rFonts w:ascii="Latha" w:hAnsi="Latha" w:cs="Latha"/>
+                <w:sz w:val="28"/>
+                <w:szCs w:val="28"/>
+                <w:highlight w:val="yellow"/>
+                <w:cs/>
+                <w:lang w:bidi="ta-IN"/>
+              </w:rPr>
+              <w:t>தி</w:t>
+            </w:r>
+            <w:r>
+              <w:rPr>
+                <w:rFonts w:ascii="Latha" w:hAnsi="Latha" w:cs="Latha"/>
+                <w:sz w:val="28"/>
+                <w:szCs w:val="28"/>
+                <w:cs/>
+                <w:lang w:bidi="ta-IN"/>
+              </w:rPr>
+              <w:t>த்ய்</w:t>
+            </w:r>
+            <w:r>
+              <w:rPr>
+                <w:rFonts w:ascii="Latha" w:hAnsi="Latha" w:cs="Latha"/>
+                <w:b/>
+                <w:bCs/>
+                <w:i/>
+                <w:iCs/>
+                <w:sz w:val="28"/>
+                <w:szCs w:val="28"/>
+                <w:cs/>
+                <w:lang w:bidi="ta-IN"/>
+              </w:rPr>
+              <w:t>ரு</w:t>
+            </w:r>
+            <w:r>
+              <w:rPr>
+                <w:rFonts w:ascii="BRH Tamil Tab Extra" w:hAnsi="BRH Tamil Tab Extra" w:cs="Latha"/>
+                <w:b/>
+                <w:sz w:val="32"/>
+                <w:szCs w:val="28"/>
+                <w:lang w:val="it-IT" w:bidi="ta-IN"/>
+              </w:rPr>
+              <w:t>…</w:t>
+            </w:r>
+            <w:r>
+              <w:rPr>
+                <w:rFonts w:ascii="Latha" w:hAnsi="Latha" w:cs="Latha"/>
+                <w:sz w:val="28"/>
+                <w:szCs w:val="28"/>
+                <w:cs/>
+                <w:lang w:bidi="ta-IN"/>
+              </w:rPr>
+              <w:t>து</w:t>
+            </w:r>
+            <w:r>
+              <w:rPr>
+                <w:rFonts w:ascii="Latha" w:hAnsi="Latha" w:cs="Latha"/>
+                <w:sz w:val="28"/>
+                <w:szCs w:val="28"/>
+                <w:lang w:val="it-IT" w:bidi="ta-IN"/>
+              </w:rPr>
+              <w:t xml:space="preserve"> - </w:t>
+            </w:r>
+            <w:r>
+              <w:rPr>
+                <w:rFonts w:ascii="Latha" w:hAnsi="Latha" w:cs="Latha"/>
+                <w:sz w:val="28"/>
+                <w:szCs w:val="28"/>
+                <w:cs/>
+                <w:lang w:bidi="ta-IN"/>
+              </w:rPr>
+              <w:t>பி</w:t>
+            </w:r>
+            <w:r>
+              <w:rPr>
+                <w:rFonts w:ascii="BRH Tamil Tab Extra" w:hAnsi="BRH Tamil Tab Extra" w:cs="Latha"/>
+                <w:b/>
+                <w:sz w:val="32"/>
+                <w:szCs w:val="28"/>
+                <w:lang w:val="it-IT" w:bidi="ta-IN"/>
+              </w:rPr>
+              <w:t>…</w:t>
+            </w:r>
+            <w:r>
+              <w:rPr>
+                <w:rFonts w:ascii="Latha" w:hAnsi="Latha" w:cs="Latha"/>
+                <w:b/>
+                <w:bCs/>
+                <w:position w:val="-12"/>
+                <w:sz w:val="28"/>
+                <w:szCs w:val="28"/>
+                <w:cs/>
+                <w:lang w:bidi="ta-IN"/>
+              </w:rPr>
+              <w:t>4</w:t>
+            </w:r>
+            <w:r>
+              <w:rPr>
+                <w:rFonts w:ascii="Latha" w:hAnsi="Latha" w:cs="Latha"/>
+                <w:b/>
+                <w:bCs/>
+                <w:sz w:val="32"/>
+                <w:szCs w:val="32"/>
+                <w:cs/>
+                <w:lang w:bidi="ta-IN"/>
+              </w:rPr>
+              <w:t>:</w:t>
+            </w:r>
+            <w:r>
+              <w:rPr>
+                <w:rFonts w:ascii="Latha" w:hAnsi="Latha" w:cs="Latha"/>
+                <w:sz w:val="28"/>
+                <w:szCs w:val="28"/>
+                <w:lang w:val="it-IT" w:bidi="ta-IN"/>
+              </w:rPr>
+              <w:t xml:space="preserve"> |</w:t>
+            </w:r>
+          </w:p>
+        </w:tc>
+        <w:tc>
+          <w:tcPr>
+            <w:tcW w:w="5386" w:type="dxa"/>
+          </w:tcPr>
+          <w:p>
+            <w:pPr>
+              <w:widowControl w:val="0"/>
+              <w:autoSpaceDE w:val="0"/>
+              <w:autoSpaceDN w:val="0"/>
+              <w:adjustRightInd w:val="0"/>
+              <w:spacing w:before="0" w:line="240" w:lineRule="auto"/>
+              <w:rPr>
+                <w:rFonts w:ascii="Latha" w:hAnsi="Latha" w:cs="Latha"/>
+                <w:sz w:val="28"/>
+                <w:szCs w:val="28"/>
+                <w:lang w:val="it-IT" w:bidi="ta-IN"/>
+              </w:rPr>
+            </w:pPr>
+            <w:r>
+              <w:rPr>
+                <w:rFonts w:ascii="Latha" w:hAnsi="Latha" w:cs="Latha"/>
+                <w:b/>
+                <w:bCs/>
+                <w:i/>
+                <w:iCs/>
+                <w:sz w:val="28"/>
+                <w:szCs w:val="28"/>
+                <w:cs/>
+                <w:lang w:bidi="ta-IN"/>
+              </w:rPr>
+              <w:t>ரு</w:t>
+            </w:r>
+            <w:r>
+              <w:rPr>
+                <w:rFonts w:ascii="BRH Tamil Tab Extra" w:hAnsi="BRH Tamil Tab Extra" w:cs="Latha"/>
+                <w:b/>
+                <w:sz w:val="32"/>
+                <w:szCs w:val="28"/>
+                <w:lang w:val="it-IT" w:bidi="ta-IN"/>
+              </w:rPr>
+              <w:t>…</w:t>
+            </w:r>
+            <w:r>
+              <w:rPr>
+                <w:rFonts w:ascii="Latha" w:hAnsi="Latha" w:cs="Latha"/>
+                <w:sz w:val="28"/>
+                <w:szCs w:val="28"/>
+                <w:cs/>
+                <w:lang w:bidi="ta-IN"/>
+              </w:rPr>
+              <w:t>துபி</w:t>
+            </w:r>
+            <w:r>
+              <w:rPr>
+                <w:rFonts w:ascii="BRH Tamil Tab Extra" w:hAnsi="BRH Tamil Tab Extra" w:cs="Latha"/>
+                <w:b/>
+                <w:sz w:val="36"/>
+                <w:szCs w:val="28"/>
+                <w:lang w:val="it-IT" w:bidi="ta-IN"/>
+              </w:rPr>
+              <w:t>†</w:t>
+            </w:r>
+            <w:r>
+              <w:rPr>
+                <w:rFonts w:ascii="Latha" w:hAnsi="Latha" w:cs="Latha"/>
+                <w:b/>
+                <w:bCs/>
+                <w:position w:val="-12"/>
+                <w:sz w:val="28"/>
+                <w:szCs w:val="28"/>
+                <w:cs/>
+                <w:lang w:bidi="ta-IN"/>
+              </w:rPr>
+              <w:t>4</w:t>
+            </w:r>
+            <w:r>
+              <w:rPr>
+                <w:rFonts w:ascii="Latha" w:hAnsi="Latha" w:cs="Latha"/>
+                <w:sz w:val="28"/>
+                <w:szCs w:val="28"/>
+                <w:cs/>
+                <w:lang w:bidi="ta-IN"/>
+              </w:rPr>
+              <w:t>ரே</w:t>
+            </w:r>
+            <w:r>
+              <w:rPr>
+                <w:rFonts w:ascii="BRH Tamil Tab Extra" w:hAnsi="BRH Tamil Tab Extra" w:cs="Latha"/>
+                <w:b/>
+                <w:sz w:val="32"/>
+                <w:szCs w:val="28"/>
+                <w:lang w:val="it-IT" w:bidi="ta-IN"/>
+              </w:rPr>
+              <w:t>…</w:t>
+            </w:r>
+            <w:r>
+              <w:rPr>
+                <w:rFonts w:ascii="Latha" w:hAnsi="Latha" w:cs="Latha"/>
+                <w:sz w:val="28"/>
+                <w:szCs w:val="28"/>
+                <w:cs/>
+                <w:lang w:bidi="ta-IN"/>
+              </w:rPr>
+              <w:t>வ</w:t>
+            </w:r>
+            <w:r>
+              <w:rPr>
+                <w:rFonts w:ascii="Latha" w:hAnsi="Latha" w:cs="Latha"/>
+                <w:sz w:val="28"/>
+                <w:szCs w:val="28"/>
+                <w:lang w:val="it-IT" w:bidi="ta-IN"/>
+              </w:rPr>
+              <w:t xml:space="preserve"> | </w:t>
+            </w:r>
+          </w:p>
+          <w:p>
+            <w:pPr>
+              <w:widowControl w:val="0"/>
+              <w:autoSpaceDE w:val="0"/>
+              <w:autoSpaceDN w:val="0"/>
+              <w:adjustRightInd w:val="0"/>
+              <w:spacing w:before="0" w:line="240" w:lineRule="auto"/>
+              <w:rPr>
+                <w:rFonts w:ascii="BRH Devanagari Extra" w:hAnsi="BRH Devanagari Extra" w:cs="BRH Devanagari Extra"/>
+                <w:color w:val="000000"/>
+                <w:sz w:val="40"/>
+                <w:szCs w:val="40"/>
+                <w:lang w:val="it-IT"/>
+              </w:rPr>
+            </w:pPr>
+            <w:r>
+              <w:rPr>
+                <w:rFonts w:ascii="Latha" w:hAnsi="Latha" w:cs="Latha"/>
+                <w:b/>
+                <w:bCs/>
+                <w:i/>
+                <w:iCs/>
+                <w:sz w:val="28"/>
+                <w:szCs w:val="28"/>
+                <w:cs/>
+                <w:lang w:bidi="ta-IN"/>
+              </w:rPr>
+              <w:t>ரு</w:t>
+            </w:r>
+            <w:r>
+              <w:rPr>
+                <w:rFonts w:ascii="BRH Tamil Tab Extra" w:hAnsi="BRH Tamil Tab Extra" w:cs="Latha"/>
+                <w:b/>
+                <w:sz w:val="32"/>
+                <w:szCs w:val="28"/>
+                <w:lang w:val="it-IT" w:bidi="ta-IN"/>
+              </w:rPr>
+              <w:t>…</w:t>
+            </w:r>
+            <w:r>
+              <w:rPr>
+                <w:rFonts w:ascii="Latha" w:hAnsi="Latha" w:cs="Latha"/>
+                <w:sz w:val="28"/>
+                <w:szCs w:val="28"/>
+                <w:cs/>
+                <w:lang w:bidi="ta-IN"/>
+              </w:rPr>
+              <w:t>துபி</w:t>
+            </w:r>
+            <w:r>
+              <w:rPr>
+                <w:rFonts w:ascii="BRH Tamil Tab Extra" w:hAnsi="BRH Tamil Tab Extra" w:cs="Latha"/>
+                <w:b/>
+                <w:sz w:val="32"/>
+                <w:szCs w:val="28"/>
+                <w:lang w:val="it-IT" w:bidi="ta-IN"/>
+              </w:rPr>
+              <w:t>…</w:t>
+            </w:r>
+            <w:r>
+              <w:rPr>
+                <w:rFonts w:ascii="Latha" w:hAnsi="Latha" w:cs="Latha"/>
+                <w:b/>
+                <w:bCs/>
+                <w:position w:val="-12"/>
+                <w:sz w:val="28"/>
+                <w:szCs w:val="28"/>
+                <w:cs/>
+                <w:lang w:bidi="ta-IN"/>
+              </w:rPr>
+              <w:t>4</w:t>
+            </w:r>
+            <w:r>
+              <w:rPr>
+                <w:rFonts w:ascii="Latha" w:hAnsi="Latha" w:cs="Latha"/>
+                <w:sz w:val="28"/>
+                <w:szCs w:val="28"/>
+                <w:highlight w:val="green"/>
+                <w:cs/>
+                <w:lang w:bidi="ta-IN"/>
+              </w:rPr>
+              <w:t>ரித்ய்</w:t>
+            </w:r>
+            <w:r>
+              <w:rPr>
+                <w:rFonts w:ascii="Latha" w:hAnsi="Latha" w:cs="Latha"/>
+                <w:b/>
+                <w:bCs/>
+                <w:i/>
+                <w:iCs/>
+                <w:sz w:val="28"/>
+                <w:szCs w:val="28"/>
+                <w:cs/>
+                <w:lang w:bidi="ta-IN"/>
+              </w:rPr>
+              <w:t>ரு</w:t>
+            </w:r>
+            <w:r>
+              <w:rPr>
+                <w:rFonts w:ascii="BRH Tamil Tab Extra" w:hAnsi="BRH Tamil Tab Extra" w:cs="Latha"/>
+                <w:b/>
+                <w:sz w:val="32"/>
+                <w:szCs w:val="28"/>
+                <w:lang w:val="it-IT" w:bidi="ta-IN"/>
+              </w:rPr>
+              <w:t>…</w:t>
+            </w:r>
+            <w:r>
+              <w:rPr>
+                <w:rFonts w:ascii="Latha" w:hAnsi="Latha" w:cs="Latha"/>
+                <w:sz w:val="28"/>
+                <w:szCs w:val="28"/>
+                <w:cs/>
+                <w:lang w:bidi="ta-IN"/>
+              </w:rPr>
+              <w:t>து</w:t>
+            </w:r>
+            <w:r>
+              <w:rPr>
+                <w:rFonts w:ascii="Latha" w:hAnsi="Latha" w:cs="Latha"/>
+                <w:sz w:val="28"/>
+                <w:szCs w:val="28"/>
+                <w:lang w:val="it-IT" w:bidi="ta-IN"/>
+              </w:rPr>
+              <w:t xml:space="preserve"> - </w:t>
+            </w:r>
+            <w:r>
+              <w:rPr>
+                <w:rFonts w:ascii="Latha" w:hAnsi="Latha" w:cs="Latha"/>
+                <w:sz w:val="28"/>
+                <w:szCs w:val="28"/>
+                <w:cs/>
+                <w:lang w:bidi="ta-IN"/>
+              </w:rPr>
+              <w:t>பி</w:t>
+            </w:r>
+            <w:r>
+              <w:rPr>
+                <w:rFonts w:ascii="BRH Tamil Tab Extra" w:hAnsi="BRH Tamil Tab Extra" w:cs="Latha"/>
+                <w:b/>
+                <w:sz w:val="32"/>
+                <w:szCs w:val="28"/>
+                <w:lang w:val="it-IT" w:bidi="ta-IN"/>
+              </w:rPr>
+              <w:t>…</w:t>
+            </w:r>
+            <w:r>
+              <w:rPr>
+                <w:rFonts w:ascii="Latha" w:hAnsi="Latha" w:cs="Latha"/>
+                <w:b/>
+                <w:bCs/>
+                <w:position w:val="-12"/>
+                <w:sz w:val="28"/>
+                <w:szCs w:val="28"/>
+                <w:cs/>
+                <w:lang w:bidi="ta-IN"/>
+              </w:rPr>
+              <w:t>4</w:t>
+            </w:r>
+            <w:r>
+              <w:rPr>
+                <w:rFonts w:ascii="Latha" w:hAnsi="Latha" w:cs="Latha"/>
+                <w:b/>
+                <w:bCs/>
+                <w:sz w:val="32"/>
+                <w:szCs w:val="32"/>
+                <w:cs/>
+                <w:lang w:bidi="ta-IN"/>
+              </w:rPr>
+              <w:t>:</w:t>
+            </w:r>
+            <w:r>
+              <w:rPr>
+                <w:rFonts w:ascii="Latha" w:hAnsi="Latha" w:cs="Latha"/>
+                <w:sz w:val="28"/>
+                <w:szCs w:val="28"/>
+                <w:lang w:val="it-IT" w:bidi="ta-IN"/>
+              </w:rPr>
+              <w:t xml:space="preserve"> |</w:t>
+            </w:r>
+          </w:p>
+        </w:tc>
+      </w:tr>
+      <w:tr>
+        <w:trPr>
+          <w:trHeight w:val="699"/>
+        </w:trPr>
+        <w:tc>
+          <w:tcPr>
+            <w:tcW w:w="3906" w:type="dxa"/>
+          </w:tcPr>
+          <w:p>
+            <w:pPr>
+              <w:widowControl w:val="0"/>
+              <w:tabs>
+                <w:tab w:val="left" w:pos="993"/>
+              </w:tabs>
+              <w:autoSpaceDE w:val="0"/>
+              <w:autoSpaceDN w:val="0"/>
+              <w:adjustRightInd w:val="0"/>
+              <w:spacing w:before="0" w:line="252" w:lineRule="auto"/>
+              <w:ind w:right="297"/>
+              <w:rPr>
+                <w:rFonts w:cs="Arial"/>
+                <w:b/>
+                <w:sz w:val="28"/>
+                <w:szCs w:val="32"/>
+              </w:rPr>
+            </w:pPr>
+            <w:r>
+              <w:rPr>
+                <w:rFonts w:cs="Arial"/>
+                <w:b/>
+                <w:sz w:val="28"/>
+                <w:szCs w:val="32"/>
+              </w:rPr>
+              <w:t>T.S.5.2.</w:t>
+            </w:r>
+            <w:r>
+              <w:rPr>
+                <w:rFonts w:cs="Arial"/>
+                <w:b/>
+                <w:sz w:val="28"/>
+                <w:szCs w:val="32"/>
+              </w:rPr>
+              <w:t>6.3</w:t>
+            </w:r>
+            <w:r>
+              <w:rPr>
+                <w:rFonts w:cs="Arial"/>
+                <w:b/>
+                <w:sz w:val="28"/>
+                <w:szCs w:val="32"/>
+              </w:rPr>
+              <w:t xml:space="preserve"> – Kramam</w:t>
+            </w:r>
+          </w:p>
+          <w:p>
+            <w:pPr>
+              <w:widowControl w:val="0"/>
+              <w:tabs>
+                <w:tab w:val="left" w:pos="993"/>
+              </w:tabs>
+              <w:autoSpaceDE w:val="0"/>
+              <w:autoSpaceDN w:val="0"/>
+              <w:adjustRightInd w:val="0"/>
+              <w:spacing w:before="0" w:line="252" w:lineRule="auto"/>
+              <w:ind w:right="297"/>
+              <w:rPr>
+                <w:rFonts w:cs="Arial"/>
+                <w:b/>
+                <w:sz w:val="28"/>
+                <w:szCs w:val="32"/>
+                <w:lang w:val="en-IN"/>
+              </w:rPr>
+            </w:pPr>
+            <w:r>
+              <w:rPr>
+                <w:rFonts w:cs="Arial"/>
+                <w:b/>
+                <w:sz w:val="28"/>
+                <w:szCs w:val="32"/>
+                <w:lang w:val="en-IN"/>
+              </w:rPr>
+              <w:t>Krama Vaakyam No.– 2</w:t>
+            </w:r>
+            <w:r>
+              <w:rPr>
+                <w:rFonts w:cs="Arial"/>
+                <w:b/>
+                <w:sz w:val="28"/>
+                <w:szCs w:val="32"/>
+                <w:lang w:val="en-IN"/>
+              </w:rPr>
+              <w:t>1</w:t>
+            </w:r>
+          </w:p>
+          <w:p>
+            <w:pPr>
+              <w:widowControl w:val="0"/>
+              <w:tabs>
+                <w:tab w:val="left" w:pos="993"/>
+              </w:tabs>
+              <w:autoSpaceDE w:val="0"/>
+              <w:autoSpaceDN w:val="0"/>
+              <w:adjustRightInd w:val="0"/>
+              <w:spacing w:before="0" w:line="252" w:lineRule="auto"/>
+              <w:ind w:right="297"/>
+              <w:rPr>
+                <w:rFonts w:cs="Arial"/>
+                <w:b/>
+                <w:sz w:val="28"/>
+                <w:szCs w:val="32"/>
+                <w:lang w:val="it-IT"/>
+              </w:rPr>
+            </w:pPr>
+            <w:r>
+              <w:rPr>
+                <w:rFonts w:cs="Arial"/>
+                <w:b/>
+                <w:sz w:val="28"/>
+                <w:szCs w:val="32"/>
+                <w:lang w:val="it-IT"/>
+              </w:rPr>
+              <w:t>Panchaati No</w:t>
+            </w:r>
+            <w:r>
+              <w:rPr>
+                <w:rFonts w:cs="Arial"/>
+                <w:b/>
+                <w:szCs w:val="32"/>
+                <w:lang w:val="it-IT"/>
+              </w:rPr>
+              <w:t xml:space="preserve">. - </w:t>
+            </w:r>
+            <w:r>
+              <w:rPr>
+                <w:rFonts w:cs="Arial"/>
+                <w:b/>
+                <w:sz w:val="28"/>
+                <w:szCs w:val="32"/>
+                <w:lang w:val="it-IT"/>
+              </w:rPr>
+              <w:t>33</w:t>
+            </w:r>
+          </w:p>
+        </w:tc>
+        <w:tc>
+          <w:tcPr>
+            <w:tcW w:w="5103" w:type="dxa"/>
+          </w:tcPr>
+          <w:p>
+            <w:pPr>
+              <w:widowControl w:val="0"/>
+              <w:autoSpaceDE w:val="0"/>
+              <w:autoSpaceDN w:val="0"/>
+              <w:adjustRightInd w:val="0"/>
+              <w:spacing w:line="252" w:lineRule="auto"/>
+              <w:rPr>
+                <w:rFonts w:ascii="BRH Malayalam Extra" w:eastAsia="Times New Roman" w:hAnsi="BRH Malayalam Extra" w:cs="BRH Malayalam Extra"/>
+                <w:color w:val="000000"/>
+                <w:sz w:val="40"/>
+                <w:szCs w:val="40"/>
+                <w:lang w:val="it-IT" w:eastAsia="en-IN" w:bidi="ml-IN"/>
+              </w:rPr>
+            </w:pPr>
+            <w:r>
+              <w:rPr>
+                <w:rFonts w:ascii="Latha" w:hAnsi="Latha" w:cs="Latha"/>
+                <w:sz w:val="28"/>
+                <w:szCs w:val="28"/>
+                <w:cs/>
+                <w:lang w:bidi="ta-IN"/>
+              </w:rPr>
+              <w:t>ப்</w:t>
+            </w:r>
+            <w:r>
+              <w:rPr>
+                <w:rFonts w:ascii="Latha" w:hAnsi="Latha" w:cs="Latha"/>
+                <w:b/>
+                <w:bCs/>
+                <w:position w:val="-12"/>
+                <w:sz w:val="28"/>
+                <w:szCs w:val="28"/>
+                <w:cs/>
+                <w:lang w:bidi="ta-IN"/>
+              </w:rPr>
+              <w:t>4</w:t>
+            </w:r>
+            <w:r>
+              <w:rPr>
+                <w:rFonts w:ascii="Latha" w:hAnsi="Latha" w:cs="Latha"/>
+                <w:sz w:val="28"/>
+                <w:szCs w:val="28"/>
+                <w:cs/>
+                <w:lang w:bidi="ta-IN"/>
+              </w:rPr>
+              <w:t>ராத்</w:t>
+            </w:r>
+            <w:r>
+              <w:rPr>
+                <w:rFonts w:ascii="Latha" w:hAnsi="Latha" w:cs="Latha"/>
+                <w:b/>
+                <w:bCs/>
+                <w:i/>
+                <w:iCs/>
+                <w:sz w:val="28"/>
+                <w:szCs w:val="28"/>
+                <w:cs/>
+                <w:lang w:bidi="ta-IN"/>
+              </w:rPr>
+              <w:t>ரு</w:t>
+            </w:r>
+            <w:r>
+              <w:rPr>
+                <w:rFonts w:ascii="BRH Tamil Tab Extra" w:hAnsi="BRH Tamil Tab Extra" w:cs="Latha"/>
+                <w:b/>
+                <w:sz w:val="36"/>
+                <w:szCs w:val="28"/>
+                <w:lang w:val="it-IT" w:bidi="ta-IN"/>
+              </w:rPr>
+              <w:t>†</w:t>
+            </w:r>
+            <w:r>
+              <w:rPr>
+                <w:rFonts w:ascii="Latha" w:hAnsi="Latha" w:cs="Latha"/>
+                <w:sz w:val="28"/>
+                <w:szCs w:val="28"/>
+                <w:cs/>
+                <w:lang w:bidi="ta-IN"/>
+              </w:rPr>
+              <w:t>வ்யவத</w:t>
+            </w:r>
+            <w:r>
+              <w:rPr>
+                <w:rFonts w:ascii="Latha" w:hAnsi="Latha" w:cs="Latha"/>
+                <w:sz w:val="28"/>
+                <w:szCs w:val="28"/>
+                <w:lang w:val="it-IT" w:bidi="ta-IN"/>
+              </w:rPr>
+              <w:t xml:space="preserve"> </w:t>
+            </w:r>
+            <w:r>
+              <w:rPr>
+                <w:rFonts w:ascii="Latha" w:hAnsi="Latha" w:cs="Latha"/>
+                <w:sz w:val="28"/>
+                <w:szCs w:val="28"/>
+                <w:cs/>
+                <w:lang w:bidi="ta-IN"/>
+              </w:rPr>
+              <w:t>ஸ்த்ரி</w:t>
+            </w:r>
+            <w:r>
+              <w:rPr>
+                <w:rFonts w:ascii="BRH Tamil Tab Extra" w:hAnsi="BRH Tamil Tab Extra" w:cs="Latha"/>
+                <w:b/>
+                <w:sz w:val="32"/>
+                <w:szCs w:val="28"/>
+                <w:lang w:val="it-IT" w:bidi="ta-IN"/>
+              </w:rPr>
+              <w:t>…</w:t>
+            </w:r>
+            <w:r>
+              <w:rPr>
+                <w:rFonts w:ascii="Latha" w:hAnsi="Latha" w:cs="Latha"/>
+                <w:sz w:val="28"/>
+                <w:szCs w:val="28"/>
+                <w:cs/>
+                <w:lang w:bidi="ta-IN"/>
+              </w:rPr>
+              <w:t>வ்</w:t>
+            </w:r>
+            <w:r>
+              <w:rPr>
+                <w:rFonts w:ascii="Latha" w:hAnsi="Latha" w:cs="Latha"/>
+                <w:b/>
+                <w:bCs/>
+                <w:i/>
+                <w:iCs/>
+                <w:sz w:val="28"/>
+                <w:szCs w:val="28"/>
+                <w:cs/>
+                <w:lang w:bidi="ta-IN"/>
+              </w:rPr>
+              <w:t>ரு</w:t>
+            </w:r>
+            <w:r>
+              <w:rPr>
+                <w:rFonts w:ascii="Latha" w:hAnsi="Latha" w:cs="Latha"/>
+                <w:sz w:val="28"/>
+                <w:szCs w:val="28"/>
+                <w:cs/>
+                <w:lang w:bidi="ta-IN"/>
+              </w:rPr>
+              <w:t>த</w:t>
+            </w:r>
+            <w:r>
+              <w:rPr>
+                <w:rFonts w:ascii="BRH Tamil Tab Extra" w:hAnsi="BRH Tamil Tab Extra" w:cs="Latha"/>
+                <w:b/>
+                <w:sz w:val="36"/>
+                <w:szCs w:val="28"/>
+                <w:lang w:val="it-IT" w:bidi="ta-IN"/>
+              </w:rPr>
+              <w:t>‡</w:t>
+            </w:r>
+            <w:r>
+              <w:rPr>
+                <w:rFonts w:ascii="Latha" w:hAnsi="Latha" w:cs="Latha"/>
+                <w:sz w:val="28"/>
+                <w:szCs w:val="28"/>
+                <w:cs/>
+                <w:lang w:bidi="ta-IN"/>
+              </w:rPr>
+              <w:t>ம்</w:t>
+            </w:r>
+            <w:r>
+              <w:rPr>
+                <w:rFonts w:ascii="Latha" w:hAnsi="Latha" w:cs="Latha"/>
+                <w:sz w:val="28"/>
+                <w:szCs w:val="28"/>
+                <w:lang w:val="it-IT" w:bidi="ta-IN"/>
+              </w:rPr>
+              <w:t xml:space="preserve"> | </w:t>
+            </w:r>
+            <w:r>
+              <w:rPr>
+                <w:rFonts w:ascii="Latha" w:hAnsi="Latha" w:cs="Latha"/>
+                <w:sz w:val="28"/>
+                <w:szCs w:val="28"/>
+                <w:cs/>
+                <w:lang w:bidi="ta-IN"/>
+              </w:rPr>
+              <w:t>ப்</w:t>
+            </w:r>
+            <w:r>
+              <w:rPr>
+                <w:rFonts w:ascii="Latha" w:hAnsi="Latha" w:cs="Latha"/>
+                <w:b/>
+                <w:bCs/>
+                <w:position w:val="-12"/>
+                <w:sz w:val="28"/>
+                <w:szCs w:val="28"/>
+                <w:cs/>
+                <w:lang w:bidi="ta-IN"/>
+              </w:rPr>
+              <w:t>4</w:t>
+            </w:r>
+            <w:r>
+              <w:rPr>
+                <w:rFonts w:ascii="Latha" w:hAnsi="Latha" w:cs="Latha"/>
+                <w:sz w:val="28"/>
+                <w:szCs w:val="28"/>
+                <w:cs/>
+                <w:lang w:bidi="ta-IN"/>
+              </w:rPr>
+              <w:t>ராத்</w:t>
+            </w:r>
+            <w:r>
+              <w:rPr>
+                <w:rFonts w:ascii="Latha" w:hAnsi="Latha" w:cs="Latha"/>
+                <w:b/>
+                <w:bCs/>
+                <w:i/>
+                <w:iCs/>
+                <w:sz w:val="28"/>
+                <w:szCs w:val="28"/>
+                <w:cs/>
+                <w:lang w:bidi="ta-IN"/>
+              </w:rPr>
+              <w:t>ரு</w:t>
+            </w:r>
+            <w:r>
+              <w:rPr>
+                <w:rFonts w:ascii="BRH Tamil Tab Extra" w:hAnsi="BRH Tamil Tab Extra" w:cs="Latha"/>
+                <w:b/>
+                <w:sz w:val="36"/>
+                <w:szCs w:val="28"/>
+                <w:lang w:val="it-IT" w:bidi="ta-IN"/>
+              </w:rPr>
+              <w:t>†</w:t>
+            </w:r>
+            <w:r>
+              <w:rPr>
+                <w:rFonts w:ascii="Latha" w:hAnsi="Latha" w:cs="Latha"/>
+                <w:sz w:val="28"/>
+                <w:szCs w:val="28"/>
+                <w:cs/>
+                <w:lang w:bidi="ta-IN"/>
+              </w:rPr>
+              <w:t>வ்யவத</w:t>
+            </w:r>
+            <w:r>
+              <w:rPr>
+                <w:rFonts w:ascii="BRH Tamil Tab Extra" w:hAnsi="BRH Tamil Tab Extra" w:cs="Latha"/>
+                <w:b/>
+                <w:sz w:val="32"/>
+                <w:szCs w:val="28"/>
+                <w:lang w:val="it-IT" w:bidi="ta-IN"/>
+              </w:rPr>
+              <w:t>…</w:t>
+            </w:r>
+            <w:r>
+              <w:rPr>
+                <w:rFonts w:ascii="Latha" w:hAnsi="Latha" w:cs="Latha"/>
+                <w:sz w:val="28"/>
+                <w:szCs w:val="28"/>
+                <w:lang w:val="it-IT" w:bidi="ta-IN"/>
+              </w:rPr>
+              <w:t xml:space="preserve"> </w:t>
+            </w:r>
+            <w:r>
+              <w:rPr>
+                <w:rFonts w:ascii="Latha" w:hAnsi="Latha" w:cs="Latha"/>
+                <w:sz w:val="28"/>
+                <w:szCs w:val="28"/>
+                <w:cs/>
+                <w:lang w:bidi="ta-IN"/>
+              </w:rPr>
+              <w:t>இதி</w:t>
+            </w:r>
+            <w:r>
+              <w:rPr>
+                <w:rFonts w:ascii="BRH Tamil Tab Extra" w:hAnsi="BRH Tamil Tab Extra" w:cs="Latha"/>
+                <w:b/>
+                <w:sz w:val="32"/>
+                <w:szCs w:val="28"/>
+                <w:lang w:val="it-IT" w:bidi="ta-IN"/>
+              </w:rPr>
+              <w:t>…</w:t>
+            </w:r>
+            <w:r>
+              <w:rPr>
+                <w:rFonts w:ascii="Latha" w:hAnsi="Latha" w:cs="Latha"/>
+                <w:sz w:val="28"/>
+                <w:szCs w:val="28"/>
+                <w:lang w:val="it-IT" w:bidi="ta-IN"/>
+              </w:rPr>
+              <w:t xml:space="preserve"> </w:t>
+            </w:r>
+            <w:r>
+              <w:rPr>
+                <w:rFonts w:ascii="Latha" w:hAnsi="Latha" w:cs="Latha"/>
+                <w:sz w:val="28"/>
+                <w:szCs w:val="28"/>
+                <w:highlight w:val="yellow"/>
+                <w:cs/>
+                <w:lang w:bidi="ta-IN"/>
+              </w:rPr>
+              <w:lastRenderedPageBreak/>
+              <w:t>பா</w:t>
+            </w:r>
+            <w:r>
+              <w:rPr>
+                <w:rFonts w:ascii="Latha" w:hAnsi="Latha" w:cs="Latha"/>
+                <w:b/>
+                <w:bCs/>
+                <w:position w:val="-12"/>
+                <w:sz w:val="28"/>
+                <w:szCs w:val="28"/>
+                <w:cs/>
+                <w:lang w:bidi="ta-IN"/>
+              </w:rPr>
+              <w:t>4</w:t>
+            </w:r>
+            <w:r>
+              <w:rPr>
+                <w:rFonts w:ascii="Latha" w:hAnsi="Latha" w:cs="Latha"/>
+                <w:sz w:val="28"/>
+                <w:szCs w:val="28"/>
+                <w:cs/>
+                <w:lang w:bidi="ta-IN"/>
+              </w:rPr>
+              <w:t>த்</w:t>
+            </w:r>
+            <w:r>
+              <w:rPr>
+                <w:rFonts w:ascii="Latha" w:hAnsi="Latha" w:cs="Latha"/>
+                <w:b/>
+                <w:bCs/>
+                <w:i/>
+                <w:iCs/>
+                <w:sz w:val="28"/>
+                <w:szCs w:val="28"/>
+                <w:cs/>
+                <w:lang w:bidi="ta-IN"/>
+              </w:rPr>
+              <w:t>ரு</w:t>
+            </w:r>
+            <w:r>
+              <w:rPr>
+                <w:rFonts w:ascii="BRH Tamil Tab Extra" w:hAnsi="BRH Tamil Tab Extra" w:cs="Latha"/>
+                <w:b/>
+                <w:sz w:val="36"/>
+                <w:szCs w:val="28"/>
+                <w:lang w:val="it-IT" w:bidi="ta-IN"/>
+              </w:rPr>
+              <w:t>†</w:t>
+            </w:r>
+            <w:r>
+              <w:rPr>
+                <w:rFonts w:ascii="Latha" w:hAnsi="Latha" w:cs="Latha"/>
+                <w:sz w:val="28"/>
+                <w:szCs w:val="28"/>
+                <w:cs/>
+                <w:lang w:bidi="ta-IN"/>
+              </w:rPr>
+              <w:t>வ்ய</w:t>
+            </w:r>
+            <w:r>
+              <w:rPr>
+                <w:rFonts w:ascii="Latha" w:hAnsi="Latha" w:cs="Latha"/>
+                <w:sz w:val="28"/>
+                <w:szCs w:val="28"/>
+                <w:lang w:val="it-IT" w:bidi="ta-IN"/>
+              </w:rPr>
+              <w:t xml:space="preserve"> - </w:t>
+            </w:r>
+            <w:r>
+              <w:rPr>
+                <w:rFonts w:ascii="Latha" w:hAnsi="Latha" w:cs="Latha"/>
+                <w:sz w:val="28"/>
+                <w:szCs w:val="28"/>
+                <w:cs/>
+                <w:lang w:bidi="ta-IN"/>
+              </w:rPr>
+              <w:t>வ</w:t>
+            </w:r>
+            <w:r>
+              <w:rPr>
+                <w:rFonts w:ascii="BRH Tamil Tab Extra" w:hAnsi="BRH Tamil Tab Extra" w:cs="Latha"/>
+                <w:b/>
+                <w:sz w:val="32"/>
+                <w:szCs w:val="28"/>
+                <w:lang w:val="it-IT" w:bidi="ta-IN"/>
+              </w:rPr>
+              <w:t>…</w:t>
+            </w:r>
+            <w:r>
+              <w:rPr>
+                <w:rFonts w:ascii="Latha" w:hAnsi="Latha" w:cs="Latha"/>
+                <w:sz w:val="28"/>
+                <w:szCs w:val="28"/>
+                <w:cs/>
+                <w:lang w:bidi="ta-IN"/>
+              </w:rPr>
+              <w:t>த</w:t>
+            </w:r>
+            <w:r>
+              <w:rPr>
+                <w:rFonts w:ascii="BRH Tamil Tab Extra" w:hAnsi="BRH Tamil Tab Extra" w:cs="Latha"/>
+                <w:b/>
+                <w:sz w:val="32"/>
+                <w:szCs w:val="28"/>
+                <w:lang w:val="it-IT" w:bidi="ta-IN"/>
+              </w:rPr>
+              <w:t>…</w:t>
+            </w:r>
+            <w:r>
+              <w:rPr>
+                <w:rFonts w:ascii="Latha" w:hAnsi="Latha" w:cs="Latha"/>
+                <w:b/>
+                <w:bCs/>
+                <w:sz w:val="32"/>
+                <w:szCs w:val="32"/>
+                <w:cs/>
+                <w:lang w:bidi="ta-IN"/>
+              </w:rPr>
+              <w:t>:</w:t>
+            </w:r>
+            <w:r>
+              <w:rPr>
+                <w:rFonts w:ascii="Latha" w:hAnsi="Latha" w:cs="Latha"/>
+                <w:sz w:val="28"/>
+                <w:szCs w:val="28"/>
+                <w:lang w:val="it-IT" w:bidi="ta-IN"/>
+              </w:rPr>
+              <w:t xml:space="preserve"> |</w:t>
+            </w:r>
+          </w:p>
+        </w:tc>
+        <w:tc>
+          <w:tcPr>
+            <w:tcW w:w="5386" w:type="dxa"/>
+          </w:tcPr>
+          <w:p>
+            <w:pPr>
+              <w:widowControl w:val="0"/>
+              <w:autoSpaceDE w:val="0"/>
+              <w:autoSpaceDN w:val="0"/>
+              <w:adjustRightInd w:val="0"/>
+              <w:spacing w:line="252" w:lineRule="auto"/>
+              <w:rPr>
+                <w:rFonts w:ascii="BRH Malayalam Extra" w:eastAsia="Times New Roman" w:hAnsi="BRH Malayalam Extra" w:cs="BRH Malayalam Extra"/>
+                <w:color w:val="000000"/>
+                <w:sz w:val="40"/>
+                <w:szCs w:val="40"/>
+                <w:lang w:val="it-IT" w:eastAsia="en-IN" w:bidi="ml-IN"/>
+              </w:rPr>
+            </w:pPr>
+            <w:r>
+              <w:rPr>
+                <w:rFonts w:ascii="Latha" w:hAnsi="Latha" w:cs="Latha"/>
+                <w:sz w:val="28"/>
+                <w:szCs w:val="28"/>
+                <w:cs/>
+                <w:lang w:bidi="ta-IN"/>
+              </w:rPr>
+              <w:lastRenderedPageBreak/>
+              <w:t>ப்</w:t>
+            </w:r>
+            <w:r>
+              <w:rPr>
+                <w:rFonts w:ascii="Latha" w:hAnsi="Latha" w:cs="Latha"/>
+                <w:b/>
+                <w:bCs/>
+                <w:position w:val="-12"/>
+                <w:sz w:val="28"/>
+                <w:szCs w:val="28"/>
+                <w:cs/>
+                <w:lang w:bidi="ta-IN"/>
+              </w:rPr>
+              <w:t>4</w:t>
+            </w:r>
+            <w:r>
+              <w:rPr>
+                <w:rFonts w:ascii="Latha" w:hAnsi="Latha" w:cs="Latha"/>
+                <w:sz w:val="28"/>
+                <w:szCs w:val="28"/>
+                <w:cs/>
+                <w:lang w:bidi="ta-IN"/>
+              </w:rPr>
+              <w:t>ராத்</w:t>
+            </w:r>
+            <w:r>
+              <w:rPr>
+                <w:rFonts w:ascii="Latha" w:hAnsi="Latha" w:cs="Latha"/>
+                <w:b/>
+                <w:bCs/>
+                <w:i/>
+                <w:iCs/>
+                <w:sz w:val="28"/>
+                <w:szCs w:val="28"/>
+                <w:cs/>
+                <w:lang w:bidi="ta-IN"/>
+              </w:rPr>
+              <w:t>ரு</w:t>
+            </w:r>
+            <w:r>
+              <w:rPr>
+                <w:rFonts w:ascii="BRH Tamil Tab Extra" w:hAnsi="BRH Tamil Tab Extra" w:cs="Latha"/>
+                <w:b/>
+                <w:sz w:val="36"/>
+                <w:szCs w:val="28"/>
+                <w:lang w:val="it-IT" w:bidi="ta-IN"/>
+              </w:rPr>
+              <w:t>†</w:t>
+            </w:r>
+            <w:r>
+              <w:rPr>
+                <w:rFonts w:ascii="Latha" w:hAnsi="Latha" w:cs="Latha"/>
+                <w:sz w:val="28"/>
+                <w:szCs w:val="28"/>
+                <w:cs/>
+                <w:lang w:bidi="ta-IN"/>
+              </w:rPr>
+              <w:t>வ்யவத</w:t>
+            </w:r>
+            <w:r>
+              <w:rPr>
+                <w:rFonts w:ascii="Latha" w:hAnsi="Latha" w:cs="Latha"/>
+                <w:sz w:val="28"/>
+                <w:szCs w:val="28"/>
+                <w:lang w:val="it-IT" w:bidi="ta-IN"/>
+              </w:rPr>
+              <w:t xml:space="preserve"> </w:t>
+            </w:r>
+            <w:r>
+              <w:rPr>
+                <w:rFonts w:ascii="Latha" w:hAnsi="Latha" w:cs="Latha"/>
+                <w:sz w:val="28"/>
+                <w:szCs w:val="28"/>
+                <w:cs/>
+                <w:lang w:bidi="ta-IN"/>
+              </w:rPr>
+              <w:t>ஸ்த்ரி</w:t>
+            </w:r>
+            <w:r>
+              <w:rPr>
+                <w:rFonts w:ascii="BRH Tamil Tab Extra" w:hAnsi="BRH Tamil Tab Extra" w:cs="Latha"/>
+                <w:b/>
+                <w:sz w:val="32"/>
+                <w:szCs w:val="28"/>
+                <w:lang w:val="it-IT" w:bidi="ta-IN"/>
+              </w:rPr>
+              <w:t>…</w:t>
+            </w:r>
+            <w:r>
+              <w:rPr>
+                <w:rFonts w:ascii="Latha" w:hAnsi="Latha" w:cs="Latha"/>
+                <w:sz w:val="28"/>
+                <w:szCs w:val="28"/>
+                <w:cs/>
+                <w:lang w:bidi="ta-IN"/>
+              </w:rPr>
+              <w:t>வ்</w:t>
+            </w:r>
+            <w:r>
+              <w:rPr>
+                <w:rFonts w:ascii="Latha" w:hAnsi="Latha" w:cs="Latha"/>
+                <w:b/>
+                <w:bCs/>
+                <w:i/>
+                <w:iCs/>
+                <w:sz w:val="28"/>
+                <w:szCs w:val="28"/>
+                <w:cs/>
+                <w:lang w:bidi="ta-IN"/>
+              </w:rPr>
+              <w:t>ரு</w:t>
+            </w:r>
+            <w:r>
+              <w:rPr>
+                <w:rFonts w:ascii="Latha" w:hAnsi="Latha" w:cs="Latha"/>
+                <w:sz w:val="28"/>
+                <w:szCs w:val="28"/>
+                <w:cs/>
+                <w:lang w:bidi="ta-IN"/>
+              </w:rPr>
+              <w:t>த</w:t>
+            </w:r>
+            <w:r>
+              <w:rPr>
+                <w:rFonts w:ascii="BRH Tamil Tab Extra" w:hAnsi="BRH Tamil Tab Extra" w:cs="Latha"/>
+                <w:b/>
+                <w:sz w:val="36"/>
+                <w:szCs w:val="28"/>
+                <w:lang w:val="it-IT" w:bidi="ta-IN"/>
+              </w:rPr>
+              <w:t>‡</w:t>
+            </w:r>
+            <w:r>
+              <w:rPr>
+                <w:rFonts w:ascii="Latha" w:hAnsi="Latha" w:cs="Latha"/>
+                <w:sz w:val="28"/>
+                <w:szCs w:val="28"/>
+                <w:cs/>
+                <w:lang w:bidi="ta-IN"/>
+              </w:rPr>
+              <w:t>ம்</w:t>
+            </w:r>
+            <w:r>
+              <w:rPr>
+                <w:rFonts w:ascii="Latha" w:hAnsi="Latha" w:cs="Latha"/>
+                <w:sz w:val="28"/>
+                <w:szCs w:val="28"/>
+                <w:lang w:val="it-IT" w:bidi="ta-IN"/>
+              </w:rPr>
+              <w:t xml:space="preserve"> | </w:t>
+            </w:r>
+            <w:r>
+              <w:rPr>
+                <w:rFonts w:ascii="Latha" w:hAnsi="Latha" w:cs="Latha"/>
+                <w:sz w:val="28"/>
+                <w:szCs w:val="28"/>
+                <w:cs/>
+                <w:lang w:bidi="ta-IN"/>
+              </w:rPr>
+              <w:t>ப்</w:t>
+            </w:r>
+            <w:r>
+              <w:rPr>
+                <w:rFonts w:ascii="Latha" w:hAnsi="Latha" w:cs="Latha"/>
+                <w:b/>
+                <w:bCs/>
+                <w:position w:val="-12"/>
+                <w:sz w:val="28"/>
+                <w:szCs w:val="28"/>
+                <w:cs/>
+                <w:lang w:bidi="ta-IN"/>
+              </w:rPr>
+              <w:t>4</w:t>
+            </w:r>
+            <w:r>
+              <w:rPr>
+                <w:rFonts w:ascii="Latha" w:hAnsi="Latha" w:cs="Latha"/>
+                <w:sz w:val="28"/>
+                <w:szCs w:val="28"/>
+                <w:cs/>
+                <w:lang w:bidi="ta-IN"/>
+              </w:rPr>
+              <w:t>ராத்</w:t>
+            </w:r>
+            <w:r>
+              <w:rPr>
+                <w:rFonts w:ascii="Latha" w:hAnsi="Latha" w:cs="Latha"/>
+                <w:b/>
+                <w:bCs/>
+                <w:i/>
+                <w:iCs/>
+                <w:sz w:val="28"/>
+                <w:szCs w:val="28"/>
+                <w:cs/>
+                <w:lang w:bidi="ta-IN"/>
+              </w:rPr>
+              <w:t>ரு</w:t>
+            </w:r>
+            <w:r>
+              <w:rPr>
+                <w:rFonts w:ascii="BRH Tamil Tab Extra" w:hAnsi="BRH Tamil Tab Extra" w:cs="Latha"/>
+                <w:b/>
+                <w:sz w:val="36"/>
+                <w:szCs w:val="28"/>
+                <w:lang w:val="it-IT" w:bidi="ta-IN"/>
+              </w:rPr>
+              <w:t>†</w:t>
+            </w:r>
+            <w:r>
+              <w:rPr>
+                <w:rFonts w:ascii="Latha" w:hAnsi="Latha" w:cs="Latha"/>
+                <w:sz w:val="28"/>
+                <w:szCs w:val="28"/>
+                <w:cs/>
+                <w:lang w:bidi="ta-IN"/>
+              </w:rPr>
+              <w:t>வ்யவத</w:t>
+            </w:r>
+            <w:r>
+              <w:rPr>
+                <w:rFonts w:ascii="BRH Tamil Tab Extra" w:hAnsi="BRH Tamil Tab Extra" w:cs="Latha"/>
+                <w:b/>
+                <w:sz w:val="32"/>
+                <w:szCs w:val="28"/>
+                <w:lang w:val="it-IT" w:bidi="ta-IN"/>
+              </w:rPr>
+              <w:t>…</w:t>
+            </w:r>
+            <w:r>
+              <w:rPr>
+                <w:rFonts w:ascii="Latha" w:hAnsi="Latha" w:cs="Latha"/>
+                <w:sz w:val="28"/>
+                <w:szCs w:val="28"/>
+                <w:lang w:val="it-IT" w:bidi="ta-IN"/>
+              </w:rPr>
+              <w:t xml:space="preserve"> </w:t>
+            </w:r>
+            <w:r>
+              <w:rPr>
+                <w:rFonts w:ascii="Latha" w:hAnsi="Latha" w:cs="Latha"/>
+                <w:sz w:val="28"/>
+                <w:szCs w:val="28"/>
+                <w:cs/>
+                <w:lang w:bidi="ta-IN"/>
+              </w:rPr>
+              <w:t>இதி</w:t>
+            </w:r>
+            <w:r>
+              <w:rPr>
+                <w:rFonts w:ascii="BRH Tamil Tab Extra" w:hAnsi="BRH Tamil Tab Extra" w:cs="Latha"/>
+                <w:b/>
+                <w:sz w:val="32"/>
+                <w:szCs w:val="28"/>
+                <w:lang w:val="it-IT" w:bidi="ta-IN"/>
+              </w:rPr>
+              <w:t>…</w:t>
+            </w:r>
+            <w:r>
+              <w:rPr>
+                <w:rFonts w:ascii="Latha" w:hAnsi="Latha" w:cs="Latha"/>
+                <w:sz w:val="28"/>
+                <w:szCs w:val="28"/>
+                <w:lang w:val="it-IT" w:bidi="ta-IN"/>
+              </w:rPr>
+              <w:t xml:space="preserve"> </w:t>
+            </w:r>
+            <w:r>
+              <w:rPr>
+                <w:rFonts w:ascii="Latha" w:hAnsi="Latha" w:cs="Latha"/>
+                <w:sz w:val="28"/>
+                <w:szCs w:val="28"/>
+                <w:highlight w:val="green"/>
+                <w:cs/>
+                <w:lang w:bidi="ta-IN"/>
+              </w:rPr>
+              <w:lastRenderedPageBreak/>
+              <w:t>ப்</w:t>
+            </w:r>
+            <w:r>
+              <w:rPr>
+                <w:rFonts w:ascii="Latha" w:hAnsi="Latha" w:cs="Latha"/>
+                <w:b/>
+                <w:bCs/>
+                <w:position w:val="-12"/>
+                <w:sz w:val="28"/>
+                <w:szCs w:val="28"/>
+                <w:highlight w:val="green"/>
+                <w:cs/>
+                <w:lang w:bidi="ta-IN"/>
+              </w:rPr>
+              <w:t>4</w:t>
+            </w:r>
+            <w:r>
+              <w:rPr>
+                <w:rFonts w:ascii="Latha" w:hAnsi="Latha" w:cs="Latha"/>
+                <w:sz w:val="28"/>
+                <w:szCs w:val="28"/>
+                <w:highlight w:val="green"/>
+                <w:cs/>
+                <w:lang w:bidi="ta-IN"/>
+              </w:rPr>
+              <w:t>ரா</w:t>
+            </w:r>
+            <w:r>
+              <w:rPr>
+                <w:rFonts w:ascii="Latha" w:hAnsi="Latha" w:cs="Latha"/>
+                <w:sz w:val="28"/>
+                <w:szCs w:val="28"/>
+                <w:cs/>
+                <w:lang w:bidi="ta-IN"/>
+              </w:rPr>
+              <w:t>த்</w:t>
+            </w:r>
+            <w:r>
+              <w:rPr>
+                <w:rFonts w:ascii="Latha" w:hAnsi="Latha" w:cs="Latha"/>
+                <w:b/>
+                <w:bCs/>
+                <w:i/>
+                <w:iCs/>
+                <w:sz w:val="28"/>
+                <w:szCs w:val="28"/>
+                <w:cs/>
+                <w:lang w:bidi="ta-IN"/>
+              </w:rPr>
+              <w:t>ரு</w:t>
+            </w:r>
+            <w:r>
+              <w:rPr>
+                <w:rFonts w:ascii="BRH Tamil Tab Extra" w:hAnsi="BRH Tamil Tab Extra" w:cs="Latha"/>
+                <w:b/>
+                <w:sz w:val="36"/>
+                <w:szCs w:val="28"/>
+                <w:lang w:val="it-IT" w:bidi="ta-IN"/>
+              </w:rPr>
+              <w:t>†</w:t>
+            </w:r>
+            <w:r>
+              <w:rPr>
+                <w:rFonts w:ascii="Latha" w:hAnsi="Latha" w:cs="Latha"/>
+                <w:sz w:val="28"/>
+                <w:szCs w:val="28"/>
+                <w:cs/>
+                <w:lang w:bidi="ta-IN"/>
+              </w:rPr>
+              <w:t>வ்ய</w:t>
+            </w:r>
+            <w:r>
+              <w:rPr>
+                <w:rFonts w:ascii="Latha" w:hAnsi="Latha" w:cs="Latha"/>
+                <w:sz w:val="28"/>
+                <w:szCs w:val="28"/>
+                <w:lang w:val="it-IT" w:bidi="ta-IN"/>
+              </w:rPr>
+              <w:t xml:space="preserve"> - </w:t>
+            </w:r>
+            <w:r>
+              <w:rPr>
+                <w:rFonts w:ascii="Latha" w:hAnsi="Latha" w:cs="Latha"/>
+                <w:sz w:val="28"/>
+                <w:szCs w:val="28"/>
+                <w:cs/>
+                <w:lang w:bidi="ta-IN"/>
+              </w:rPr>
+              <w:t>வ</w:t>
+            </w:r>
+            <w:r>
+              <w:rPr>
+                <w:rFonts w:ascii="BRH Tamil Tab Extra" w:hAnsi="BRH Tamil Tab Extra" w:cs="Latha"/>
+                <w:b/>
+                <w:sz w:val="32"/>
+                <w:szCs w:val="28"/>
+                <w:lang w:val="it-IT" w:bidi="ta-IN"/>
+              </w:rPr>
+              <w:t>…</w:t>
+            </w:r>
+            <w:r>
+              <w:rPr>
+                <w:rFonts w:ascii="Latha" w:hAnsi="Latha" w:cs="Latha"/>
+                <w:sz w:val="28"/>
+                <w:szCs w:val="28"/>
+                <w:cs/>
+                <w:lang w:bidi="ta-IN"/>
+              </w:rPr>
+              <w:t>த</w:t>
+            </w:r>
+            <w:r>
+              <w:rPr>
+                <w:rFonts w:ascii="BRH Tamil Tab Extra" w:hAnsi="BRH Tamil Tab Extra" w:cs="Latha"/>
+                <w:b/>
+                <w:sz w:val="32"/>
+                <w:szCs w:val="28"/>
+                <w:lang w:val="it-IT" w:bidi="ta-IN"/>
+              </w:rPr>
+              <w:t>…</w:t>
+            </w:r>
+            <w:r>
+              <w:rPr>
+                <w:rFonts w:ascii="Latha" w:hAnsi="Latha" w:cs="Latha"/>
+                <w:b/>
+                <w:bCs/>
+                <w:sz w:val="32"/>
+                <w:szCs w:val="32"/>
+                <w:cs/>
+                <w:lang w:bidi="ta-IN"/>
+              </w:rPr>
+              <w:t>:</w:t>
+            </w:r>
+            <w:r>
+              <w:rPr>
+                <w:rFonts w:ascii="Latha" w:hAnsi="Latha" w:cs="Latha"/>
+                <w:sz w:val="28"/>
+                <w:szCs w:val="28"/>
+                <w:lang w:val="it-IT" w:bidi="ta-IN"/>
+              </w:rPr>
+              <w:t xml:space="preserve"> |</w:t>
+            </w:r>
+          </w:p>
+        </w:tc>
+      </w:tr>
+      <w:tr>
+        <w:trPr>
+          <w:trHeight w:val="699"/>
+        </w:trPr>
+        <w:tc>
+          <w:tcPr>
+            <w:tcW w:w="3906" w:type="dxa"/>
+          </w:tcPr>
+          <w:p>
+            <w:pPr>
+              <w:widowControl w:val="0"/>
+              <w:tabs>
+                <w:tab w:val="left" w:pos="993"/>
+              </w:tabs>
+              <w:autoSpaceDE w:val="0"/>
+              <w:autoSpaceDN w:val="0"/>
+              <w:adjustRightInd w:val="0"/>
+              <w:spacing w:before="0" w:line="252" w:lineRule="auto"/>
+              <w:ind w:right="297"/>
+              <w:rPr>
+                <w:rFonts w:cs="Arial"/>
+                <w:b/>
+                <w:sz w:val="28"/>
+                <w:szCs w:val="32"/>
+              </w:rPr>
+            </w:pPr>
+            <w:r>
+              <w:rPr>
+                <w:rFonts w:cs="Arial"/>
+                <w:b/>
+                <w:sz w:val="28"/>
+                <w:szCs w:val="32"/>
+              </w:rPr>
+              <w:lastRenderedPageBreak/>
+              <w:t>T.S.5.2.</w:t>
+            </w:r>
+            <w:r>
+              <w:rPr>
+                <w:rFonts w:cs="Arial"/>
+                <w:b/>
+                <w:sz w:val="28"/>
+                <w:szCs w:val="32"/>
+              </w:rPr>
+              <w:t>7.3</w:t>
+            </w:r>
+            <w:r>
+              <w:rPr>
+                <w:rFonts w:cs="Arial"/>
+                <w:b/>
+                <w:sz w:val="28"/>
+                <w:szCs w:val="32"/>
+              </w:rPr>
+              <w:t xml:space="preserve"> – Kramam</w:t>
+            </w:r>
+          </w:p>
+          <w:p>
+            <w:pPr>
+              <w:widowControl w:val="0"/>
+              <w:tabs>
+                <w:tab w:val="left" w:pos="993"/>
+              </w:tabs>
+              <w:autoSpaceDE w:val="0"/>
+              <w:autoSpaceDN w:val="0"/>
+              <w:adjustRightInd w:val="0"/>
+              <w:spacing w:before="0" w:line="252" w:lineRule="auto"/>
+              <w:ind w:right="297"/>
+              <w:rPr>
+                <w:rFonts w:cs="Arial"/>
+                <w:b/>
+                <w:sz w:val="28"/>
+                <w:szCs w:val="32"/>
+                <w:lang w:val="en-IN"/>
+              </w:rPr>
+            </w:pPr>
+            <w:r>
+              <w:rPr>
+                <w:rFonts w:cs="Arial"/>
+                <w:b/>
+                <w:sz w:val="28"/>
+                <w:szCs w:val="32"/>
+                <w:lang w:val="en-IN"/>
+              </w:rPr>
+              <w:t>Krama Vaakyam No.– 38</w:t>
+            </w:r>
+          </w:p>
+          <w:p>
+            <w:pPr>
+              <w:widowControl w:val="0"/>
+              <w:tabs>
+                <w:tab w:val="left" w:pos="993"/>
+              </w:tabs>
+              <w:autoSpaceDE w:val="0"/>
+              <w:autoSpaceDN w:val="0"/>
+              <w:adjustRightInd w:val="0"/>
+              <w:spacing w:before="0" w:line="252" w:lineRule="auto"/>
+              <w:ind w:right="297"/>
+              <w:rPr>
+                <w:rFonts w:cs="Arial"/>
+                <w:b/>
+                <w:sz w:val="28"/>
+                <w:szCs w:val="32"/>
+                <w:lang w:val="it-IT"/>
+              </w:rPr>
+            </w:pPr>
+            <w:r>
+              <w:rPr>
+                <w:rFonts w:cs="Arial"/>
+                <w:b/>
+                <w:sz w:val="28"/>
+                <w:szCs w:val="32"/>
+                <w:lang w:val="it-IT"/>
+              </w:rPr>
+              <w:t>Panchaati No</w:t>
+            </w:r>
+            <w:r>
+              <w:rPr>
+                <w:rFonts w:cs="Arial"/>
+                <w:b/>
+                <w:szCs w:val="32"/>
+                <w:lang w:val="it-IT"/>
+              </w:rPr>
+              <w:t xml:space="preserve">. - </w:t>
+            </w:r>
+            <w:r>
+              <w:rPr>
+                <w:rFonts w:cs="Arial"/>
+                <w:b/>
+                <w:sz w:val="28"/>
+                <w:szCs w:val="32"/>
+                <w:lang w:val="it-IT"/>
+              </w:rPr>
+              <w:t>38</w:t>
+            </w:r>
+          </w:p>
+        </w:tc>
+        <w:tc>
+          <w:tcPr>
+            <w:tcW w:w="5103" w:type="dxa"/>
+          </w:tcPr>
+          <w:p>
+            <w:pPr>
+              <w:widowControl w:val="0"/>
+              <w:autoSpaceDE w:val="0"/>
+              <w:autoSpaceDN w:val="0"/>
+              <w:adjustRightInd w:val="0"/>
+              <w:spacing w:line="252" w:lineRule="auto"/>
+              <w:rPr>
+                <w:rFonts w:ascii="BRH Malayalam Extra" w:eastAsia="Times New Roman" w:hAnsi="BRH Malayalam Extra" w:cs="BRH Malayalam Extra"/>
+                <w:color w:val="000000"/>
+                <w:sz w:val="40"/>
+                <w:szCs w:val="40"/>
+                <w:lang w:val="it-IT" w:eastAsia="en-IN" w:bidi="ml-IN"/>
+              </w:rPr>
+            </w:pPr>
+            <w:r>
+              <w:rPr>
+                <w:rFonts w:ascii="Latha" w:hAnsi="Latha" w:cs="Latha"/>
+                <w:sz w:val="28"/>
+                <w:szCs w:val="28"/>
+                <w:cs/>
+                <w:lang w:bidi="ta-IN"/>
+              </w:rPr>
+              <w:t>ஸ்தா</w:t>
+            </w:r>
+            <w:r>
+              <w:rPr>
+                <w:rFonts w:ascii="BRH Tamil Tab Extra" w:hAnsi="BRH Tamil Tab Extra" w:cs="Latha"/>
+                <w:b/>
+                <w:sz w:val="32"/>
+                <w:szCs w:val="28"/>
+                <w:lang w:val="it-IT" w:bidi="ta-IN"/>
+              </w:rPr>
+              <w:t>…</w:t>
+            </w:r>
+            <w:r>
+              <w:rPr>
+                <w:rFonts w:ascii="Latha" w:hAnsi="Latha" w:cs="Latha"/>
+                <w:b/>
+                <w:bCs/>
+                <w:position w:val="-12"/>
+                <w:sz w:val="28"/>
+                <w:szCs w:val="28"/>
+                <w:cs/>
+                <w:lang w:bidi="ta-IN"/>
+              </w:rPr>
+              <w:t>2</w:t>
+            </w:r>
+            <w:r>
+              <w:rPr>
+                <w:rFonts w:ascii="Latha" w:hAnsi="Latha" w:cs="Latha"/>
+                <w:sz w:val="28"/>
+                <w:szCs w:val="28"/>
+                <w:cs/>
+                <w:lang w:bidi="ta-IN"/>
+              </w:rPr>
+              <w:t>ப</w:t>
+            </w:r>
+            <w:r>
+              <w:rPr>
+                <w:rFonts w:ascii="BRH Tamil Tab Extra" w:hAnsi="BRH Tamil Tab Extra" w:cs="Latha"/>
+                <w:b/>
+                <w:sz w:val="32"/>
+                <w:szCs w:val="28"/>
+                <w:lang w:val="it-IT" w:bidi="ta-IN"/>
+              </w:rPr>
+              <w:t>…</w:t>
+            </w:r>
+            <w:r>
+              <w:rPr>
+                <w:rFonts w:ascii="Latha" w:hAnsi="Latha" w:cs="Latha"/>
+                <w:sz w:val="28"/>
+                <w:szCs w:val="28"/>
+                <w:cs/>
+                <w:lang w:bidi="ta-IN"/>
+              </w:rPr>
+              <w:t>ய</w:t>
+            </w:r>
+            <w:r>
+              <w:rPr>
+                <w:rFonts w:ascii="BRH Tamil Tab Extra" w:hAnsi="BRH Tamil Tab Extra" w:cs="Latha"/>
+                <w:b/>
+                <w:sz w:val="32"/>
+                <w:szCs w:val="28"/>
+                <w:lang w:val="it-IT" w:bidi="ta-IN"/>
+              </w:rPr>
+              <w:t>…</w:t>
+            </w:r>
+            <w:r>
+              <w:rPr>
+                <w:rFonts w:ascii="Latha" w:hAnsi="Latha" w:cs="Latha"/>
+                <w:sz w:val="28"/>
+                <w:szCs w:val="28"/>
+                <w:cs/>
+                <w:lang w:bidi="ta-IN"/>
+              </w:rPr>
+              <w:t>தி</w:t>
+            </w:r>
+            <w:r>
+              <w:rPr>
+                <w:rFonts w:ascii="BRH Tamil Tab Extra" w:hAnsi="BRH Tamil Tab Extra" w:cs="Latha"/>
+                <w:b/>
+                <w:sz w:val="32"/>
+                <w:szCs w:val="28"/>
+                <w:lang w:val="it-IT" w:bidi="ta-IN"/>
+              </w:rPr>
+              <w:t>…</w:t>
+            </w:r>
+            <w:r>
+              <w:rPr>
+                <w:rFonts w:ascii="Latha" w:hAnsi="Latha" w:cs="Latha"/>
+                <w:sz w:val="28"/>
+                <w:szCs w:val="28"/>
+                <w:lang w:val="it-IT" w:bidi="ta-IN"/>
+              </w:rPr>
+              <w:t xml:space="preserve"> </w:t>
+            </w:r>
+            <w:r>
+              <w:rPr>
+                <w:rFonts w:ascii="Latha" w:hAnsi="Latha" w:cs="Latha"/>
+                <w:sz w:val="28"/>
+                <w:szCs w:val="28"/>
+                <w:highlight w:val="yellow"/>
+                <w:cs/>
+                <w:lang w:bidi="ta-IN"/>
+              </w:rPr>
+              <w:t>ஸு</w:t>
+            </w:r>
+            <w:r>
+              <w:rPr>
+                <w:rFonts w:ascii="Latha" w:hAnsi="Latha" w:cs="Latha"/>
+                <w:sz w:val="28"/>
+                <w:szCs w:val="28"/>
+                <w:cs/>
+                <w:lang w:bidi="ta-IN"/>
+              </w:rPr>
+              <w:t>சௌ</w:t>
+            </w:r>
+            <w:r>
+              <w:rPr>
+                <w:rFonts w:ascii="BRH Tamil Tab Extra" w:hAnsi="BRH Tamil Tab Extra" w:cs="Latha"/>
+                <w:b/>
+                <w:sz w:val="36"/>
+                <w:szCs w:val="28"/>
+                <w:lang w:val="it-IT" w:bidi="ta-IN"/>
+              </w:rPr>
+              <w:t>‡</w:t>
+            </w:r>
+            <w:r>
+              <w:rPr>
+                <w:rFonts w:ascii="Latha" w:hAnsi="Latha" w:cs="Latha"/>
+                <w:sz w:val="28"/>
+                <w:szCs w:val="28"/>
+                <w:lang w:val="it-IT" w:bidi="ta-IN"/>
+              </w:rPr>
+              <w:t xml:space="preserve"> | </w:t>
+            </w:r>
+            <w:r>
+              <w:rPr>
+                <w:rFonts w:ascii="Latha" w:hAnsi="Latha" w:cs="Latha"/>
+                <w:sz w:val="28"/>
+                <w:szCs w:val="28"/>
+                <w:cs/>
+                <w:lang w:bidi="ta-IN"/>
+              </w:rPr>
+              <w:t>ஸ்ருசா</w:t>
+            </w:r>
+            <w:r>
+              <w:rPr>
+                <w:rFonts w:ascii="BRH Tamil Tab Extra" w:hAnsi="BRH Tamil Tab Extra" w:cs="Latha"/>
+                <w:b/>
+                <w:sz w:val="32"/>
+                <w:szCs w:val="28"/>
+                <w:lang w:val="it-IT" w:bidi="ta-IN"/>
+              </w:rPr>
+              <w:t>…</w:t>
+            </w:r>
+            <w:r>
+              <w:rPr>
+                <w:rFonts w:ascii="Latha" w:hAnsi="Latha" w:cs="Latha"/>
+                <w:sz w:val="28"/>
+                <w:szCs w:val="28"/>
+                <w:cs/>
+                <w:lang w:bidi="ta-IN"/>
+              </w:rPr>
+              <w:t>வுப</w:t>
+            </w:r>
+            <w:r>
+              <w:rPr>
+                <w:rFonts w:ascii="BRH Tamil Tab Extra" w:hAnsi="BRH Tamil Tab Extra" w:cs="Latha"/>
+                <w:b/>
+                <w:sz w:val="36"/>
+                <w:szCs w:val="28"/>
+                <w:lang w:val="it-IT" w:bidi="ta-IN"/>
+              </w:rPr>
+              <w:t>†</w:t>
+            </w:r>
+            <w:r>
+              <w:rPr>
+                <w:rFonts w:ascii="Latha" w:hAnsi="Latha" w:cs="Latha"/>
+                <w:sz w:val="28"/>
+                <w:szCs w:val="28"/>
+                <w:lang w:val="it-IT" w:bidi="ta-IN"/>
+              </w:rPr>
+              <w:t xml:space="preserve"> |</w:t>
+            </w:r>
+          </w:p>
+        </w:tc>
+        <w:tc>
+          <w:tcPr>
+            <w:tcW w:w="5386" w:type="dxa"/>
+          </w:tcPr>
+          <w:p>
+            <w:pPr>
+              <w:widowControl w:val="0"/>
+              <w:autoSpaceDE w:val="0"/>
+              <w:autoSpaceDN w:val="0"/>
+              <w:adjustRightInd w:val="0"/>
+              <w:spacing w:line="252" w:lineRule="auto"/>
+              <w:rPr>
+                <w:rFonts w:ascii="BRH Malayalam Extra" w:eastAsia="Times New Roman" w:hAnsi="BRH Malayalam Extra" w:cs="BRH Malayalam Extra"/>
+                <w:color w:val="000000"/>
+                <w:sz w:val="40"/>
+                <w:szCs w:val="40"/>
+                <w:lang w:val="it-IT" w:eastAsia="en-IN" w:bidi="ml-IN"/>
+              </w:rPr>
+            </w:pPr>
+            <w:r>
+              <w:rPr>
+                <w:rFonts w:ascii="Latha" w:hAnsi="Latha" w:cs="Latha"/>
+                <w:sz w:val="28"/>
+                <w:szCs w:val="28"/>
+                <w:cs/>
+                <w:lang w:bidi="ta-IN"/>
+              </w:rPr>
+              <w:t>ஸ்தா</w:t>
+            </w:r>
+            <w:r>
+              <w:rPr>
+                <w:rFonts w:ascii="BRH Tamil Tab Extra" w:hAnsi="BRH Tamil Tab Extra" w:cs="Latha"/>
+                <w:b/>
+                <w:sz w:val="32"/>
+                <w:szCs w:val="28"/>
+                <w:lang w:val="it-IT" w:bidi="ta-IN"/>
+              </w:rPr>
+              <w:t>…</w:t>
+            </w:r>
+            <w:r>
+              <w:rPr>
+                <w:rFonts w:ascii="Latha" w:hAnsi="Latha" w:cs="Latha"/>
+                <w:b/>
+                <w:bCs/>
+                <w:position w:val="-12"/>
+                <w:sz w:val="28"/>
+                <w:szCs w:val="28"/>
+                <w:cs/>
+                <w:lang w:bidi="ta-IN"/>
+              </w:rPr>
+              <w:t>2</w:t>
+            </w:r>
+            <w:r>
+              <w:rPr>
+                <w:rFonts w:ascii="Latha" w:hAnsi="Latha" w:cs="Latha"/>
+                <w:sz w:val="28"/>
+                <w:szCs w:val="28"/>
+                <w:cs/>
+                <w:lang w:bidi="ta-IN"/>
+              </w:rPr>
+              <w:t>ப</w:t>
+            </w:r>
+            <w:r>
+              <w:rPr>
+                <w:rFonts w:ascii="BRH Tamil Tab Extra" w:hAnsi="BRH Tamil Tab Extra" w:cs="Latha"/>
+                <w:b/>
+                <w:sz w:val="32"/>
+                <w:szCs w:val="28"/>
+                <w:lang w:val="it-IT" w:bidi="ta-IN"/>
+              </w:rPr>
+              <w:t>…</w:t>
+            </w:r>
+            <w:r>
+              <w:rPr>
+                <w:rFonts w:ascii="Latha" w:hAnsi="Latha" w:cs="Latha"/>
+                <w:sz w:val="28"/>
+                <w:szCs w:val="28"/>
+                <w:cs/>
+                <w:lang w:bidi="ta-IN"/>
+              </w:rPr>
+              <w:t>ய</w:t>
+            </w:r>
+            <w:r>
+              <w:rPr>
+                <w:rFonts w:ascii="BRH Tamil Tab Extra" w:hAnsi="BRH Tamil Tab Extra" w:cs="Latha"/>
+                <w:b/>
+                <w:sz w:val="32"/>
+                <w:szCs w:val="28"/>
+                <w:lang w:val="it-IT" w:bidi="ta-IN"/>
+              </w:rPr>
+              <w:t>…</w:t>
+            </w:r>
+            <w:r>
+              <w:rPr>
+                <w:rFonts w:ascii="Latha" w:hAnsi="Latha" w:cs="Latha"/>
+                <w:sz w:val="28"/>
+                <w:szCs w:val="28"/>
+                <w:cs/>
+                <w:lang w:bidi="ta-IN"/>
+              </w:rPr>
+              <w:t>தி</w:t>
+            </w:r>
+            <w:r>
+              <w:rPr>
+                <w:rFonts w:ascii="BRH Tamil Tab Extra" w:hAnsi="BRH Tamil Tab Extra" w:cs="Latha"/>
+                <w:b/>
+                <w:sz w:val="32"/>
+                <w:szCs w:val="28"/>
+                <w:lang w:val="it-IT" w:bidi="ta-IN"/>
+              </w:rPr>
+              <w:t>…</w:t>
+            </w:r>
+            <w:r>
+              <w:rPr>
+                <w:rFonts w:ascii="Latha" w:hAnsi="Latha" w:cs="Latha"/>
+                <w:sz w:val="28"/>
+                <w:szCs w:val="28"/>
+                <w:lang w:val="it-IT" w:bidi="ta-IN"/>
+              </w:rPr>
+              <w:t xml:space="preserve"> </w:t>
+            </w:r>
+            <w:r>
+              <w:rPr>
+                <w:rFonts w:ascii="Latha" w:hAnsi="Latha" w:cs="Latha"/>
+                <w:sz w:val="28"/>
+                <w:szCs w:val="28"/>
+                <w:highlight w:val="green"/>
+                <w:cs/>
+                <w:lang w:bidi="ta-IN"/>
+              </w:rPr>
+              <w:t>ஸ்ரு</w:t>
+            </w:r>
+            <w:r>
+              <w:rPr>
+                <w:rFonts w:ascii="Latha" w:hAnsi="Latha" w:cs="Latha"/>
+                <w:sz w:val="28"/>
+                <w:szCs w:val="28"/>
+                <w:cs/>
+                <w:lang w:bidi="ta-IN"/>
+              </w:rPr>
+              <w:t>சௌ</w:t>
+            </w:r>
+            <w:r>
+              <w:rPr>
+                <w:rFonts w:ascii="BRH Tamil Tab Extra" w:hAnsi="BRH Tamil Tab Extra" w:cs="Latha"/>
+                <w:b/>
+                <w:sz w:val="36"/>
+                <w:szCs w:val="28"/>
+                <w:lang w:val="it-IT" w:bidi="ta-IN"/>
+              </w:rPr>
+              <w:t>‡</w:t>
+            </w:r>
+            <w:r>
+              <w:rPr>
+                <w:rFonts w:ascii="Latha" w:hAnsi="Latha" w:cs="Latha"/>
+                <w:sz w:val="28"/>
+                <w:szCs w:val="28"/>
+                <w:lang w:val="it-IT" w:bidi="ta-IN"/>
+              </w:rPr>
+              <w:t xml:space="preserve"> | </w:t>
+            </w:r>
+            <w:r>
+              <w:rPr>
+                <w:rFonts w:ascii="Latha" w:hAnsi="Latha" w:cs="Latha"/>
+                <w:sz w:val="28"/>
+                <w:szCs w:val="28"/>
+                <w:cs/>
+                <w:lang w:bidi="ta-IN"/>
+              </w:rPr>
+              <w:t>ஸ்ருசா</w:t>
+            </w:r>
+            <w:r>
+              <w:rPr>
+                <w:rFonts w:ascii="BRH Tamil Tab Extra" w:hAnsi="BRH Tamil Tab Extra" w:cs="Latha"/>
+                <w:b/>
+                <w:sz w:val="32"/>
+                <w:szCs w:val="28"/>
+                <w:lang w:val="it-IT" w:bidi="ta-IN"/>
+              </w:rPr>
+              <w:t>…</w:t>
+            </w:r>
+            <w:r>
+              <w:rPr>
+                <w:rFonts w:ascii="Latha" w:hAnsi="Latha" w:cs="Latha"/>
+                <w:sz w:val="28"/>
+                <w:szCs w:val="28"/>
+                <w:cs/>
+                <w:lang w:bidi="ta-IN"/>
+              </w:rPr>
+              <w:t>வுப</w:t>
+            </w:r>
+            <w:r>
+              <w:rPr>
+                <w:rFonts w:ascii="BRH Tamil Tab Extra" w:hAnsi="BRH Tamil Tab Extra" w:cs="Latha"/>
+                <w:b/>
+                <w:sz w:val="36"/>
+                <w:szCs w:val="28"/>
+                <w:lang w:val="it-IT" w:bidi="ta-IN"/>
+              </w:rPr>
+              <w:t>†</w:t>
+            </w:r>
+            <w:r>
+              <w:rPr>
+                <w:rFonts w:ascii="Latha" w:hAnsi="Latha" w:cs="Latha"/>
+                <w:sz w:val="28"/>
+                <w:szCs w:val="28"/>
+                <w:lang w:val="it-IT" w:bidi="ta-IN"/>
+              </w:rPr>
+              <w:t xml:space="preserve"> |</w:t>
+            </w:r>
+          </w:p>
+        </w:tc>
+      </w:tr>
+      <w:tr>
+        <w:trPr>
+          <w:trHeight w:val="2089"/>
+        </w:trPr>
+        <w:tc>
+          <w:tcPr>
+            <w:tcW w:w="3906" w:type="dxa"/>
+          </w:tcPr>
+          <w:p>
+            <w:pPr>
+              <w:widowControl w:val="0"/>
+              <w:tabs>
+                <w:tab w:val="left" w:pos="993"/>
+              </w:tabs>
+              <w:autoSpaceDE w:val="0"/>
+              <w:autoSpaceDN w:val="0"/>
+              <w:adjustRightInd w:val="0"/>
+              <w:spacing w:before="0" w:line="252" w:lineRule="auto"/>
+              <w:ind w:right="297"/>
+              <w:rPr>
+                <w:rFonts w:cs="Arial"/>
+                <w:b/>
+                <w:sz w:val="28"/>
+                <w:szCs w:val="32"/>
+              </w:rPr>
+            </w:pPr>
+            <w:r>
+              <w:rPr>
+                <w:rFonts w:cs="Arial"/>
+                <w:b/>
+                <w:sz w:val="28"/>
+                <w:szCs w:val="32"/>
+              </w:rPr>
+              <w:t>T.S.5.2.</w:t>
+            </w:r>
+            <w:r>
+              <w:rPr>
+                <w:rFonts w:cs="Arial"/>
+                <w:b/>
+                <w:sz w:val="28"/>
+                <w:szCs w:val="32"/>
+              </w:rPr>
+              <w:t>8.3</w:t>
+            </w:r>
+            <w:r>
+              <w:rPr>
+                <w:rFonts w:cs="Arial"/>
+                <w:b/>
+                <w:sz w:val="28"/>
+                <w:szCs w:val="32"/>
+              </w:rPr>
+              <w:t xml:space="preserve"> – Kramam</w:t>
+            </w:r>
+          </w:p>
+          <w:p>
+            <w:pPr>
+              <w:widowControl w:val="0"/>
+              <w:tabs>
+                <w:tab w:val="left" w:pos="993"/>
+              </w:tabs>
+              <w:autoSpaceDE w:val="0"/>
+              <w:autoSpaceDN w:val="0"/>
+              <w:adjustRightInd w:val="0"/>
+              <w:spacing w:before="0" w:line="252" w:lineRule="auto"/>
+              <w:ind w:right="297"/>
+              <w:rPr>
+                <w:rFonts w:cs="Arial"/>
+                <w:b/>
+                <w:sz w:val="28"/>
+                <w:szCs w:val="32"/>
+                <w:lang w:val="en-IN"/>
+              </w:rPr>
+            </w:pPr>
+            <w:r>
+              <w:rPr>
+                <w:rFonts w:cs="Arial"/>
+                <w:b/>
+                <w:sz w:val="28"/>
+                <w:szCs w:val="32"/>
+                <w:lang w:val="en-IN"/>
+              </w:rPr>
+              <w:t>Krama Vaakyam No.– 55</w:t>
+            </w:r>
+          </w:p>
+          <w:p>
+            <w:pPr>
+              <w:widowControl w:val="0"/>
+              <w:tabs>
+                <w:tab w:val="left" w:pos="993"/>
+              </w:tabs>
+              <w:autoSpaceDE w:val="0"/>
+              <w:autoSpaceDN w:val="0"/>
+              <w:adjustRightInd w:val="0"/>
+              <w:spacing w:before="0" w:line="252" w:lineRule="auto"/>
+              <w:ind w:right="297"/>
+              <w:rPr>
+                <w:rFonts w:cs="Arial"/>
+                <w:b/>
+                <w:sz w:val="28"/>
+                <w:szCs w:val="32"/>
+                <w:lang w:val="it-IT"/>
+              </w:rPr>
+            </w:pPr>
+            <w:r>
+              <w:rPr>
+                <w:rFonts w:cs="Arial"/>
+                <w:b/>
+                <w:sz w:val="28"/>
+                <w:szCs w:val="32"/>
+                <w:lang w:val="it-IT"/>
+              </w:rPr>
+              <w:t>Panchaati No</w:t>
+            </w:r>
+            <w:r>
+              <w:rPr>
+                <w:rFonts w:cs="Arial"/>
+                <w:b/>
+                <w:szCs w:val="32"/>
+                <w:lang w:val="it-IT"/>
+              </w:rPr>
+              <w:t xml:space="preserve">. - </w:t>
+            </w:r>
+            <w:r>
+              <w:rPr>
+                <w:rFonts w:cs="Arial"/>
+                <w:b/>
+                <w:sz w:val="28"/>
+                <w:szCs w:val="32"/>
+                <w:lang w:val="it-IT"/>
+              </w:rPr>
+              <w:t>43</w:t>
+            </w:r>
+          </w:p>
+        </w:tc>
+        <w:tc>
+          <w:tcPr>
+            <w:tcW w:w="5103" w:type="dxa"/>
+          </w:tcPr>
+          <w:p>
+            <w:pPr>
+              <w:widowControl w:val="0"/>
+              <w:autoSpaceDE w:val="0"/>
+              <w:autoSpaceDN w:val="0"/>
+              <w:adjustRightInd w:val="0"/>
+              <w:spacing w:line="252" w:lineRule="auto"/>
+              <w:rPr>
+                <w:rFonts w:ascii="BRH Malayalam Extra" w:eastAsia="Times New Roman" w:hAnsi="BRH Malayalam Extra" w:cs="BRH Malayalam Extra"/>
+                <w:color w:val="000000"/>
+                <w:sz w:val="40"/>
+                <w:szCs w:val="40"/>
+                <w:lang w:val="it-IT" w:eastAsia="en-IN" w:bidi="ml-IN"/>
+              </w:rPr>
+            </w:pPr>
+            <w:r>
+              <w:rPr>
+                <w:rFonts w:ascii="Latha" w:hAnsi="Latha" w:cs="Latha"/>
+                <w:sz w:val="28"/>
+                <w:szCs w:val="28"/>
+                <w:cs/>
+                <w:lang w:bidi="ta-IN"/>
+              </w:rPr>
+              <w:t>உத்த</w:t>
+            </w:r>
+            <w:r>
+              <w:rPr>
+                <w:rFonts w:ascii="BRH Tamil Tab Extra" w:hAnsi="BRH Tamil Tab Extra" w:cs="Latha"/>
+                <w:b/>
+                <w:sz w:val="36"/>
+                <w:szCs w:val="28"/>
+                <w:lang w:val="it-IT" w:bidi="ta-IN"/>
+              </w:rPr>
+              <w:t>†</w:t>
+            </w:r>
+            <w:r>
+              <w:rPr>
+                <w:rFonts w:ascii="Latha" w:hAnsi="Latha" w:cs="Latha"/>
+                <w:sz w:val="28"/>
+                <w:szCs w:val="28"/>
+                <w:cs/>
+                <w:lang w:bidi="ta-IN"/>
+              </w:rPr>
+              <w:t>ரலக்ஷ்மாணந்</w:t>
+            </w:r>
+            <w:r>
+              <w:rPr>
+                <w:rFonts w:ascii="Latha" w:hAnsi="Latha" w:cs="Latha"/>
+                <w:sz w:val="28"/>
+                <w:szCs w:val="28"/>
+                <w:lang w:val="it-IT" w:bidi="ta-IN"/>
+              </w:rPr>
+              <w:t xml:space="preserve"> </w:t>
+            </w:r>
+            <w:r>
+              <w:rPr>
+                <w:rFonts w:ascii="Latha" w:hAnsi="Latha" w:cs="Latha"/>
+                <w:sz w:val="28"/>
+                <w:szCs w:val="28"/>
+                <w:cs/>
+                <w:lang w:bidi="ta-IN"/>
+              </w:rPr>
+              <w:t>தே</w:t>
+            </w:r>
+            <w:r>
+              <w:rPr>
+                <w:rFonts w:ascii="BRH Tamil Tab Extra" w:hAnsi="BRH Tamil Tab Extra" w:cs="Latha"/>
+                <w:b/>
+                <w:sz w:val="32"/>
+                <w:szCs w:val="28"/>
+                <w:lang w:val="it-IT" w:bidi="ta-IN"/>
+              </w:rPr>
+              <w:t>…</w:t>
+            </w:r>
+            <w:r>
+              <w:rPr>
+                <w:rFonts w:ascii="Latha" w:hAnsi="Latha" w:cs="Latha"/>
+                <w:b/>
+                <w:bCs/>
+                <w:position w:val="-12"/>
+                <w:sz w:val="28"/>
+                <w:szCs w:val="28"/>
+                <w:cs/>
+                <w:lang w:bidi="ta-IN"/>
+              </w:rPr>
+              <w:t>3</w:t>
+            </w:r>
+            <w:r>
+              <w:rPr>
+                <w:rFonts w:ascii="Latha" w:hAnsi="Latha" w:cs="Latha"/>
+                <w:sz w:val="28"/>
+                <w:szCs w:val="28"/>
+                <w:cs/>
+                <w:lang w:bidi="ta-IN"/>
+              </w:rPr>
+              <w:t>வா</w:t>
+            </w:r>
+            <w:r>
+              <w:rPr>
+                <w:rFonts w:ascii="Latha" w:hAnsi="Latha" w:cs="Latha"/>
+                <w:b/>
+                <w:bCs/>
+                <w:sz w:val="32"/>
+                <w:szCs w:val="32"/>
+                <w:cs/>
+                <w:lang w:bidi="ta-IN"/>
+              </w:rPr>
+              <w:t>:</w:t>
+            </w:r>
+            <w:r>
+              <w:rPr>
+                <w:rFonts w:ascii="Latha" w:hAnsi="Latha" w:cs="Latha"/>
+                <w:sz w:val="28"/>
+                <w:szCs w:val="28"/>
+                <w:lang w:val="it-IT" w:bidi="ta-IN"/>
+              </w:rPr>
+              <w:t xml:space="preserve"> | </w:t>
+            </w:r>
+            <w:r>
+              <w:rPr>
+                <w:rFonts w:ascii="Latha" w:hAnsi="Latha" w:cs="Latha"/>
+                <w:sz w:val="28"/>
+                <w:szCs w:val="28"/>
+                <w:cs/>
+                <w:lang w:bidi="ta-IN"/>
+              </w:rPr>
+              <w:t>உத்த</w:t>
+            </w:r>
+            <w:r>
+              <w:rPr>
+                <w:rFonts w:ascii="BRH Tamil Tab Extra" w:hAnsi="BRH Tamil Tab Extra" w:cs="Latha"/>
+                <w:b/>
+                <w:sz w:val="36"/>
+                <w:szCs w:val="28"/>
+                <w:lang w:val="it-IT" w:bidi="ta-IN"/>
+              </w:rPr>
+              <w:t>†</w:t>
+            </w:r>
+            <w:r>
+              <w:rPr>
+                <w:rFonts w:ascii="Latha" w:hAnsi="Latha" w:cs="Latha"/>
+                <w:sz w:val="28"/>
+                <w:szCs w:val="28"/>
+                <w:cs/>
+                <w:lang w:bidi="ta-IN"/>
+              </w:rPr>
+              <w:t>ரல</w:t>
+            </w:r>
+            <w:r>
+              <w:rPr>
+                <w:rFonts w:ascii="Latha" w:hAnsi="Latha" w:cs="Latha"/>
+                <w:sz w:val="28"/>
+                <w:szCs w:val="28"/>
+                <w:highlight w:val="yellow"/>
+                <w:cs/>
+                <w:lang w:bidi="ta-IN"/>
+              </w:rPr>
+              <w:t>க்ஷ்</w:t>
+            </w:r>
+            <w:r>
+              <w:rPr>
+                <w:rFonts w:ascii="Latha" w:hAnsi="Latha" w:cs="Latha"/>
+                <w:b/>
+                <w:bCs/>
+                <w:position w:val="-12"/>
+                <w:sz w:val="28"/>
+                <w:szCs w:val="28"/>
+                <w:highlight w:val="yellow"/>
+                <w:cs/>
+                <w:lang w:bidi="ta-IN"/>
+              </w:rPr>
+              <w:t>2</w:t>
+            </w:r>
+            <w:r>
+              <w:rPr>
+                <w:rFonts w:ascii="Latha" w:hAnsi="Latha" w:cs="Latha"/>
+                <w:sz w:val="28"/>
+                <w:szCs w:val="28"/>
+                <w:cs/>
+                <w:lang w:bidi="ta-IN"/>
+              </w:rPr>
+              <w:t>மாண</w:t>
+            </w:r>
+            <w:r>
+              <w:rPr>
+                <w:rFonts w:ascii="BRH Tamil Tab Extra" w:hAnsi="BRH Tamil Tab Extra" w:cs="Latha"/>
+                <w:b/>
+                <w:sz w:val="32"/>
+                <w:szCs w:val="28"/>
+                <w:lang w:val="it-IT" w:bidi="ta-IN"/>
+              </w:rPr>
+              <w:t>…</w:t>
+            </w:r>
+            <w:r>
+              <w:rPr>
+                <w:rFonts w:ascii="Latha" w:hAnsi="Latha" w:cs="Latha"/>
+                <w:sz w:val="28"/>
+                <w:szCs w:val="28"/>
+                <w:cs/>
+                <w:lang w:bidi="ta-IN"/>
+              </w:rPr>
+              <w:t>மித்யுத்த</w:t>
+            </w:r>
+            <w:r>
+              <w:rPr>
+                <w:rFonts w:ascii="BRH Tamil Tab Extra" w:hAnsi="BRH Tamil Tab Extra" w:cs="Latha"/>
+                <w:b/>
+                <w:sz w:val="36"/>
+                <w:szCs w:val="28"/>
+                <w:lang w:val="it-IT" w:bidi="ta-IN"/>
+              </w:rPr>
+              <w:t>†</w:t>
+            </w:r>
+            <w:r>
+              <w:rPr>
+                <w:rFonts w:ascii="Latha" w:hAnsi="Latha" w:cs="Latha"/>
+                <w:sz w:val="28"/>
+                <w:szCs w:val="28"/>
+                <w:cs/>
+                <w:lang w:bidi="ta-IN"/>
+              </w:rPr>
+              <w:t>ர</w:t>
+            </w:r>
+            <w:r>
+              <w:rPr>
+                <w:rFonts w:ascii="Latha" w:hAnsi="Latha" w:cs="Latha"/>
+                <w:sz w:val="28"/>
+                <w:szCs w:val="28"/>
+                <w:lang w:val="it-IT" w:bidi="ta-IN"/>
+              </w:rPr>
+              <w:t xml:space="preserve"> - </w:t>
+            </w:r>
+            <w:r>
+              <w:rPr>
+                <w:rFonts w:ascii="Latha" w:hAnsi="Latha" w:cs="Latha"/>
+                <w:sz w:val="28"/>
+                <w:szCs w:val="28"/>
+                <w:cs/>
+                <w:lang w:bidi="ta-IN"/>
+              </w:rPr>
+              <w:t>ல</w:t>
+            </w:r>
+            <w:r>
+              <w:rPr>
+                <w:rFonts w:ascii="BRH Tamil Tab Extra" w:hAnsi="BRH Tamil Tab Extra" w:cs="Latha"/>
+                <w:b/>
+                <w:sz w:val="32"/>
+                <w:szCs w:val="28"/>
+                <w:lang w:val="it-IT" w:bidi="ta-IN"/>
+              </w:rPr>
+              <w:t>…</w:t>
+            </w:r>
+            <w:r>
+              <w:rPr>
+                <w:rFonts w:ascii="Latha" w:hAnsi="Latha" w:cs="Latha"/>
+                <w:sz w:val="28"/>
+                <w:szCs w:val="28"/>
+                <w:cs/>
+                <w:lang w:bidi="ta-IN"/>
+              </w:rPr>
+              <w:t>க்ஷ்மா</w:t>
+            </w:r>
+            <w:r>
+              <w:rPr>
+                <w:rFonts w:ascii="BRH Tamil Tab Extra" w:hAnsi="BRH Tamil Tab Extra" w:cs="Latha"/>
+                <w:b/>
+                <w:sz w:val="32"/>
+                <w:szCs w:val="28"/>
+                <w:lang w:val="it-IT" w:bidi="ta-IN"/>
+              </w:rPr>
+              <w:t>…</w:t>
+            </w:r>
+            <w:r>
+              <w:rPr>
+                <w:rFonts w:ascii="Latha" w:hAnsi="Latha" w:cs="Latha"/>
+                <w:sz w:val="28"/>
+                <w:szCs w:val="28"/>
+                <w:cs/>
+                <w:lang w:bidi="ta-IN"/>
+              </w:rPr>
+              <w:t>ண</w:t>
+            </w:r>
+            <w:r>
+              <w:rPr>
+                <w:rFonts w:ascii="BRH Tamil Tab Extra" w:hAnsi="BRH Tamil Tab Extra" w:cs="Latha"/>
+                <w:b/>
+                <w:sz w:val="32"/>
+                <w:szCs w:val="28"/>
+                <w:lang w:val="it-IT" w:bidi="ta-IN"/>
+              </w:rPr>
+              <w:t>…</w:t>
+            </w:r>
+            <w:r>
+              <w:rPr>
+                <w:rFonts w:ascii="Latha" w:hAnsi="Latha" w:cs="Latha"/>
+                <w:sz w:val="28"/>
+                <w:szCs w:val="28"/>
+                <w:cs/>
+                <w:lang w:bidi="ta-IN"/>
+              </w:rPr>
+              <w:t>ம்</w:t>
+            </w:r>
+            <w:r>
+              <w:rPr>
+                <w:rFonts w:ascii="Latha" w:hAnsi="Latha" w:cs="Latha"/>
+                <w:sz w:val="28"/>
+                <w:szCs w:val="28"/>
+                <w:lang w:val="it-IT" w:bidi="ta-IN"/>
+              </w:rPr>
+              <w:t xml:space="preserve"> |</w:t>
+            </w:r>
+          </w:p>
+        </w:tc>
+        <w:tc>
+          <w:tcPr>
+            <w:tcW w:w="5386" w:type="dxa"/>
+          </w:tcPr>
+          <w:p>
+            <w:pPr>
+              <w:widowControl w:val="0"/>
+              <w:autoSpaceDE w:val="0"/>
+              <w:autoSpaceDN w:val="0"/>
+              <w:adjustRightInd w:val="0"/>
+              <w:spacing w:line="252" w:lineRule="auto"/>
+              <w:rPr>
+                <w:rFonts w:ascii="BRH Malayalam Extra" w:eastAsia="Times New Roman" w:hAnsi="BRH Malayalam Extra" w:cs="BRH Malayalam Extra"/>
+                <w:color w:val="000000"/>
+                <w:sz w:val="40"/>
+                <w:szCs w:val="40"/>
+                <w:lang w:val="it-IT" w:eastAsia="en-IN" w:bidi="ml-IN"/>
+              </w:rPr>
+            </w:pPr>
+            <w:r>
+              <w:rPr>
+                <w:rFonts w:ascii="Latha" w:hAnsi="Latha" w:cs="Latha"/>
+                <w:sz w:val="28"/>
+                <w:szCs w:val="28"/>
+                <w:cs/>
+                <w:lang w:bidi="ta-IN"/>
+              </w:rPr>
+              <w:t>உத்த</w:t>
+            </w:r>
+            <w:r>
+              <w:rPr>
+                <w:rFonts w:ascii="BRH Tamil Tab Extra" w:hAnsi="BRH Tamil Tab Extra" w:cs="Latha"/>
+                <w:b/>
+                <w:sz w:val="36"/>
+                <w:szCs w:val="28"/>
+                <w:lang w:val="it-IT" w:bidi="ta-IN"/>
+              </w:rPr>
+              <w:t>†</w:t>
+            </w:r>
+            <w:r>
+              <w:rPr>
+                <w:rFonts w:ascii="Latha" w:hAnsi="Latha" w:cs="Latha"/>
+                <w:sz w:val="28"/>
+                <w:szCs w:val="28"/>
+                <w:cs/>
+                <w:lang w:bidi="ta-IN"/>
+              </w:rPr>
+              <w:t>ரலக்ஷ்மாணந்</w:t>
+            </w:r>
+            <w:r>
+              <w:rPr>
+                <w:rFonts w:ascii="Latha" w:hAnsi="Latha" w:cs="Latha"/>
+                <w:sz w:val="28"/>
+                <w:szCs w:val="28"/>
+                <w:lang w:val="it-IT" w:bidi="ta-IN"/>
+              </w:rPr>
+              <w:t xml:space="preserve"> </w:t>
+            </w:r>
+            <w:r>
+              <w:rPr>
+                <w:rFonts w:ascii="Latha" w:hAnsi="Latha" w:cs="Latha"/>
+                <w:sz w:val="28"/>
+                <w:szCs w:val="28"/>
+                <w:cs/>
+                <w:lang w:bidi="ta-IN"/>
+              </w:rPr>
+              <w:t>தே</w:t>
+            </w:r>
+            <w:r>
+              <w:rPr>
+                <w:rFonts w:ascii="BRH Tamil Tab Extra" w:hAnsi="BRH Tamil Tab Extra" w:cs="Latha"/>
+                <w:b/>
+                <w:sz w:val="32"/>
+                <w:szCs w:val="28"/>
+                <w:lang w:val="it-IT" w:bidi="ta-IN"/>
+              </w:rPr>
+              <w:t>…</w:t>
+            </w:r>
+            <w:r>
+              <w:rPr>
+                <w:rFonts w:ascii="Latha" w:hAnsi="Latha" w:cs="Latha"/>
+                <w:b/>
+                <w:bCs/>
+                <w:position w:val="-12"/>
+                <w:sz w:val="28"/>
+                <w:szCs w:val="28"/>
+                <w:cs/>
+                <w:lang w:bidi="ta-IN"/>
+              </w:rPr>
+              <w:t>3</w:t>
+            </w:r>
+            <w:r>
+              <w:rPr>
+                <w:rFonts w:ascii="Latha" w:hAnsi="Latha" w:cs="Latha"/>
+                <w:sz w:val="28"/>
+                <w:szCs w:val="28"/>
+                <w:cs/>
+                <w:lang w:bidi="ta-IN"/>
+              </w:rPr>
+              <w:t>வா</w:t>
+            </w:r>
+            <w:r>
+              <w:rPr>
+                <w:rFonts w:ascii="Latha" w:hAnsi="Latha" w:cs="Latha"/>
+                <w:b/>
+                <w:bCs/>
+                <w:sz w:val="32"/>
+                <w:szCs w:val="32"/>
+                <w:cs/>
+                <w:lang w:bidi="ta-IN"/>
+              </w:rPr>
+              <w:t>:</w:t>
+            </w:r>
+            <w:r>
+              <w:rPr>
+                <w:rFonts w:ascii="Latha" w:hAnsi="Latha" w:cs="Latha"/>
+                <w:sz w:val="28"/>
+                <w:szCs w:val="28"/>
+                <w:lang w:val="it-IT" w:bidi="ta-IN"/>
+              </w:rPr>
+              <w:t xml:space="preserve"> | </w:t>
+            </w:r>
+            <w:r>
+              <w:rPr>
+                <w:rFonts w:ascii="Latha" w:hAnsi="Latha" w:cs="Latha"/>
+                <w:sz w:val="28"/>
+                <w:szCs w:val="28"/>
+                <w:cs/>
+                <w:lang w:bidi="ta-IN"/>
+              </w:rPr>
+              <w:t>உத்த</w:t>
+            </w:r>
+            <w:r>
+              <w:rPr>
+                <w:rFonts w:ascii="BRH Tamil Tab Extra" w:hAnsi="BRH Tamil Tab Extra" w:cs="Latha"/>
+                <w:b/>
+                <w:sz w:val="36"/>
+                <w:szCs w:val="28"/>
+                <w:lang w:val="it-IT" w:bidi="ta-IN"/>
+              </w:rPr>
+              <w:t>†</w:t>
+            </w:r>
+            <w:r>
+              <w:rPr>
+                <w:rFonts w:ascii="Latha" w:hAnsi="Latha" w:cs="Latha"/>
+                <w:sz w:val="28"/>
+                <w:szCs w:val="28"/>
+                <w:cs/>
+                <w:lang w:bidi="ta-IN"/>
+              </w:rPr>
+              <w:t>ரல</w:t>
+            </w:r>
+            <w:r>
+              <w:rPr>
+                <w:rFonts w:ascii="Latha" w:hAnsi="Latha" w:cs="Latha"/>
+                <w:sz w:val="28"/>
+                <w:szCs w:val="28"/>
+                <w:highlight w:val="green"/>
+                <w:cs/>
+                <w:lang w:bidi="ta-IN"/>
+              </w:rPr>
+              <w:t>க்ஷ்</w:t>
+            </w:r>
+            <w:r>
+              <w:rPr>
+                <w:rFonts w:ascii="Latha" w:hAnsi="Latha" w:cs="Latha"/>
+                <w:sz w:val="28"/>
+                <w:szCs w:val="28"/>
+                <w:cs/>
+                <w:lang w:bidi="ta-IN"/>
+              </w:rPr>
+              <w:t>மாண</w:t>
+            </w:r>
+            <w:r>
+              <w:rPr>
+                <w:rFonts w:ascii="BRH Tamil Tab Extra" w:hAnsi="BRH Tamil Tab Extra" w:cs="Latha"/>
+                <w:b/>
+                <w:sz w:val="32"/>
+                <w:szCs w:val="28"/>
+                <w:lang w:val="it-IT" w:bidi="ta-IN"/>
+              </w:rPr>
+              <w:t>…</w:t>
+            </w:r>
+            <w:r>
+              <w:rPr>
+                <w:rFonts w:ascii="Latha" w:hAnsi="Latha" w:cs="Latha"/>
+                <w:sz w:val="28"/>
+                <w:szCs w:val="28"/>
+                <w:cs/>
+                <w:lang w:bidi="ta-IN"/>
+              </w:rPr>
+              <w:t>மித்யுத்த</w:t>
+            </w:r>
+            <w:r>
+              <w:rPr>
+                <w:rFonts w:ascii="BRH Tamil Tab Extra" w:hAnsi="BRH Tamil Tab Extra" w:cs="Latha"/>
+                <w:b/>
+                <w:sz w:val="36"/>
+                <w:szCs w:val="28"/>
+                <w:lang w:val="it-IT" w:bidi="ta-IN"/>
+              </w:rPr>
+              <w:t>†</w:t>
+            </w:r>
+            <w:r>
+              <w:rPr>
+                <w:rFonts w:ascii="Latha" w:hAnsi="Latha" w:cs="Latha"/>
+                <w:sz w:val="28"/>
+                <w:szCs w:val="28"/>
+                <w:cs/>
+                <w:lang w:bidi="ta-IN"/>
+              </w:rPr>
+              <w:t>ர</w:t>
+            </w:r>
+            <w:r>
+              <w:rPr>
+                <w:rFonts w:ascii="Latha" w:hAnsi="Latha" w:cs="Latha"/>
+                <w:sz w:val="28"/>
+                <w:szCs w:val="28"/>
+                <w:lang w:val="it-IT" w:bidi="ta-IN"/>
+              </w:rPr>
+              <w:t xml:space="preserve"> - </w:t>
+            </w:r>
+            <w:r>
+              <w:rPr>
+                <w:rFonts w:ascii="Latha" w:hAnsi="Latha" w:cs="Latha"/>
+                <w:sz w:val="28"/>
+                <w:szCs w:val="28"/>
+                <w:cs/>
+                <w:lang w:bidi="ta-IN"/>
+              </w:rPr>
+              <w:t>ல</w:t>
+            </w:r>
+            <w:r>
+              <w:rPr>
+                <w:rFonts w:ascii="BRH Tamil Tab Extra" w:hAnsi="BRH Tamil Tab Extra" w:cs="Latha"/>
+                <w:b/>
+                <w:sz w:val="32"/>
+                <w:szCs w:val="28"/>
+                <w:lang w:val="it-IT" w:bidi="ta-IN"/>
+              </w:rPr>
+              <w:t>…</w:t>
+            </w:r>
+            <w:r>
+              <w:rPr>
+                <w:rFonts w:ascii="Latha" w:hAnsi="Latha" w:cs="Latha"/>
+                <w:sz w:val="28"/>
+                <w:szCs w:val="28"/>
+                <w:cs/>
+                <w:lang w:bidi="ta-IN"/>
+              </w:rPr>
+              <w:t>க்ஷ்மா</w:t>
+            </w:r>
+            <w:r>
+              <w:rPr>
+                <w:rFonts w:ascii="BRH Tamil Tab Extra" w:hAnsi="BRH Tamil Tab Extra" w:cs="Latha"/>
+                <w:b/>
+                <w:sz w:val="32"/>
+                <w:szCs w:val="28"/>
+                <w:lang w:val="it-IT" w:bidi="ta-IN"/>
+              </w:rPr>
+              <w:t>…</w:t>
+            </w:r>
+            <w:r>
+              <w:rPr>
+                <w:rFonts w:ascii="Latha" w:hAnsi="Latha" w:cs="Latha"/>
+                <w:sz w:val="28"/>
+                <w:szCs w:val="28"/>
+                <w:cs/>
+                <w:lang w:bidi="ta-IN"/>
+              </w:rPr>
+              <w:t>ண</w:t>
+            </w:r>
+            <w:r>
+              <w:rPr>
+                <w:rFonts w:ascii="BRH Tamil Tab Extra" w:hAnsi="BRH Tamil Tab Extra" w:cs="Latha"/>
+                <w:b/>
+                <w:sz w:val="32"/>
+                <w:szCs w:val="28"/>
+                <w:lang w:val="it-IT" w:bidi="ta-IN"/>
+              </w:rPr>
+              <w:t>…</w:t>
+            </w:r>
+            <w:r>
+              <w:rPr>
+                <w:rFonts w:ascii="Latha" w:hAnsi="Latha" w:cs="Latha"/>
+                <w:sz w:val="28"/>
+                <w:szCs w:val="28"/>
+                <w:cs/>
+                <w:lang w:bidi="ta-IN"/>
+              </w:rPr>
+              <w:t>ம்</w:t>
             </w:r>
             <w:r>
               <w:rPr>
@@ -2061,7 +5124,6 @@
           <w:szCs w:val="32"/>
           <w:u w:val="single"/>
         </w:rPr>
-        <w:lastRenderedPageBreak/>
         <w:t xml:space="preserve">TS </w:t>
       </w:r>
       <w:r>
@@ -2236,6 +5298,7 @@
                 <w:sz w:val="32"/>
                 <w:szCs w:val="32"/>
               </w:rPr>
+              <w:lastRenderedPageBreak/>
               <w:t>Reference</w:t>
             </w:r>
           </w:p>
@@ -2262,6 +5325,7 @@
                 <w:sz w:val="32"/>
                 <w:szCs w:val="32"/>
               </w:rPr>
+              <w:lastRenderedPageBreak/>
               <w:t>As Printed</w:t>
             </w:r>
           </w:p>
@@ -5896,7 +8960,6 @@
           <w:szCs w:val="32"/>
           <w:u w:val="single"/>
         </w:rPr>
-        <w:lastRenderedPageBreak/>
         <w:t>============</w:t>
       </w:r>
     </w:p>
@@ -6006,6 +9069,7 @@
           <w:b/>
           <w:bCs/>
         </w:rPr>
+        <w:lastRenderedPageBreak/>
         <w:t>(ignore those which are already incorporated in your book’s version and date)</w:t>
       </w:r>
     </w:p>
@@ -9023,7 +12087,6 @@
                 <w:sz w:val="28"/>
                 <w:szCs w:val="32"/>
               </w:rPr>
-              <w:lastRenderedPageBreak/>
               <w:t>T.S.5.2.8.6 – Kramam</w:t>
             </w:r>
           </w:p>
@@ -9612,6 +12675,7 @@
                 <w:sz w:val="28"/>
                 <w:szCs w:val="32"/>
               </w:rPr>
+              <w:lastRenderedPageBreak/>
               <w:t>T.S.5.2.9.2 – Kramam</w:t>
             </w:r>
           </w:p>
@@ -11139,16 +14203,7 @@
           <w:bCs/>
           <w:sz w:val="32"/>
         </w:rPr>
-        <w:t xml:space="preserve">replaced </w:t>
-      </w:r>
-      <w:proofErr w:type="gramStart"/>
-      <w:r>
-        <w:rPr>
-          <w:b/>
-          <w:bCs/>
-          <w:sz w:val="32"/>
-        </w:rPr>
-        <w:t>with</w:t>
+        <w:t>replaced with</w:t>
       </w:r>
       <w:r>
         <w:rPr>
@@ -11170,7 +14225,6 @@
         </w:rPr>
         <w:t>"</w:t>
       </w:r>
-      <w:proofErr w:type="gramEnd"/>
       <w:r>
         <w:rPr>
           <w:rFonts w:ascii="Latha" w:hAnsi="Latha" w:cs="Latha"/>

--- a/TS-Kramam/TS-5.2/TS 5.2 Tamil Krama Paatam Corrections.docx
+++ b/TS-Kramam/TS-5.2/TS 5.2 Tamil Krama Paatam Corrections.docx
@@ -81,7 +81,18 @@
           <w:szCs w:val="32"/>
           <w:u w:val="single"/>
         </w:rPr>
-        <w:t xml:space="preserve">Observed till </w:t>
+        <w:t xml:space="preserve">Observed </w:t>
+      </w:r>
+      <w:proofErr w:type="gramStart"/>
+      <w:r>
+        <w:rPr>
+          <w:b/>
+          <w:bCs/>
+          <w:sz w:val="32"/>
+          <w:szCs w:val="32"/>
+          <w:u w:val="single"/>
+        </w:rPr>
+        <w:t xml:space="preserve">till </w:t>
       </w:r>
       <w:r>
         <w:rPr>
@@ -94,6 +105,7 @@
         </w:rPr>
         <w:t>????</w:t>
       </w:r>
+      <w:proofErr w:type="gramEnd"/>
     </w:p>
     <w:p>
       <w:pPr>
@@ -275,6 +287,1675 @@
                 <w:sz w:val="28"/>
                 <w:szCs w:val="32"/>
               </w:rPr>
+              <w:t>1</w:t>
+            </w:r>
+            <w:r>
+              <w:rPr>
+                <w:rFonts w:cs="Arial"/>
+                <w:b/>
+                <w:sz w:val="28"/>
+                <w:szCs w:val="32"/>
+              </w:rPr>
+              <w:t>.</w:t>
+            </w:r>
+            <w:r>
+              <w:rPr>
+                <w:rFonts w:cs="Arial"/>
+                <w:b/>
+                <w:sz w:val="28"/>
+                <w:szCs w:val="32"/>
+              </w:rPr>
+              <w:t>6</w:t>
+            </w:r>
+            <w:r>
+              <w:rPr>
+                <w:rFonts w:cs="Arial"/>
+                <w:b/>
+                <w:sz w:val="28"/>
+                <w:szCs w:val="32"/>
+              </w:rPr>
+              <w:t xml:space="preserve"> – Kramam</w:t>
+            </w:r>
+          </w:p>
+          <w:p>
+            <w:pPr>
+              <w:widowControl w:val="0"/>
+              <w:tabs>
+                <w:tab w:val="left" w:pos="993"/>
+              </w:tabs>
+              <w:autoSpaceDE w:val="0"/>
+              <w:autoSpaceDN w:val="0"/>
+              <w:adjustRightInd w:val="0"/>
+              <w:spacing w:before="0" w:line="252" w:lineRule="auto"/>
+              <w:ind w:right="297"/>
+              <w:rPr>
+                <w:rFonts w:cs="Arial"/>
+                <w:b/>
+                <w:sz w:val="28"/>
+                <w:szCs w:val="32"/>
+                <w:lang w:val="en-IN"/>
+              </w:rPr>
+            </w:pPr>
+            <w:r>
+              <w:rPr>
+                <w:rFonts w:cs="Arial"/>
+                <w:b/>
+                <w:sz w:val="28"/>
+                <w:szCs w:val="32"/>
+                <w:lang w:val="en-IN"/>
+              </w:rPr>
+              <w:t xml:space="preserve">Krama Vaakyam No.– </w:t>
+            </w:r>
+            <w:r>
+              <w:rPr>
+                <w:rFonts w:cs="Arial"/>
+                <w:b/>
+                <w:sz w:val="28"/>
+                <w:szCs w:val="32"/>
+                <w:lang w:val="en-IN"/>
+              </w:rPr>
+              <w:t>1,2,3</w:t>
+            </w:r>
+          </w:p>
+          <w:p>
+            <w:pPr>
+              <w:widowControl w:val="0"/>
+              <w:tabs>
+                <w:tab w:val="left" w:pos="993"/>
+              </w:tabs>
+              <w:autoSpaceDE w:val="0"/>
+              <w:autoSpaceDN w:val="0"/>
+              <w:adjustRightInd w:val="0"/>
+              <w:spacing w:before="0" w:line="252" w:lineRule="auto"/>
+              <w:ind w:right="297"/>
+              <w:rPr>
+                <w:rFonts w:cs="Arial"/>
+                <w:b/>
+                <w:sz w:val="28"/>
+                <w:szCs w:val="32"/>
+              </w:rPr>
+            </w:pPr>
+            <w:r>
+              <w:rPr>
+                <w:rFonts w:cs="Arial"/>
+                <w:b/>
+                <w:sz w:val="28"/>
+                <w:szCs w:val="32"/>
+                <w:lang w:val="it-IT"/>
+              </w:rPr>
+              <w:t>Panchaati No</w:t>
+            </w:r>
+            <w:r>
+              <w:rPr>
+                <w:rFonts w:cs="Arial"/>
+                <w:b/>
+                <w:szCs w:val="32"/>
+                <w:lang w:val="it-IT"/>
+              </w:rPr>
+              <w:t>. -</w:t>
+            </w:r>
+            <w:r>
+              <w:rPr>
+                <w:rFonts w:cs="Arial"/>
+                <w:b/>
+                <w:sz w:val="28"/>
+                <w:szCs w:val="28"/>
+                <w:lang w:val="it-IT"/>
+              </w:rPr>
+              <w:t xml:space="preserve"> </w:t>
+            </w:r>
+            <w:r>
+              <w:rPr>
+                <w:rFonts w:cs="Arial"/>
+                <w:b/>
+                <w:sz w:val="28"/>
+                <w:szCs w:val="28"/>
+                <w:lang w:val="it-IT"/>
+              </w:rPr>
+              <w:t>6</w:t>
+            </w:r>
+          </w:p>
+        </w:tc>
+        <w:tc>
+          <w:tcPr>
+            <w:tcW w:w="5103" w:type="dxa"/>
+          </w:tcPr>
+          <w:p>
+            <w:pPr>
+              <w:widowControl w:val="0"/>
+              <w:autoSpaceDE w:val="0"/>
+              <w:autoSpaceDN w:val="0"/>
+              <w:adjustRightInd w:val="0"/>
+              <w:spacing w:before="0" w:line="240" w:lineRule="auto"/>
+              <w:rPr>
+                <w:rFonts w:ascii="Latha" w:hAnsi="Latha" w:cs="Latha"/>
+                <w:sz w:val="28"/>
+                <w:szCs w:val="28"/>
+                <w:cs/>
+                <w:lang w:bidi="ta-IN"/>
+              </w:rPr>
+            </w:pPr>
+            <w:r>
+              <w:rPr>
+                <w:rFonts w:ascii="Latha" w:hAnsi="Latha" w:cs="Latha"/>
+                <w:sz w:val="28"/>
+                <w:szCs w:val="28"/>
+                <w:cs/>
+                <w:lang w:bidi="ta-IN"/>
+              </w:rPr>
+              <w:t>ப</w:t>
+            </w:r>
+            <w:r>
+              <w:rPr>
+                <w:rFonts w:ascii="BRH Tamil Tab Extra" w:hAnsi="BRH Tamil Tab Extra" w:cs="Latha"/>
+                <w:b/>
+                <w:sz w:val="32"/>
+                <w:szCs w:val="28"/>
+                <w:lang w:bidi="ta-IN"/>
+              </w:rPr>
+              <w:t>…</w:t>
+            </w:r>
+            <w:r>
+              <w:rPr>
+                <w:rFonts w:ascii="Latha" w:hAnsi="Latha" w:cs="Latha"/>
+                <w:b/>
+                <w:bCs/>
+                <w:position w:val="-12"/>
+                <w:sz w:val="28"/>
+                <w:szCs w:val="28"/>
+                <w:cs/>
+                <w:lang w:bidi="ta-IN"/>
+              </w:rPr>
+              <w:t>4</w:t>
+            </w:r>
+            <w:r>
+              <w:rPr>
+                <w:rFonts w:ascii="Latha" w:hAnsi="Latha" w:cs="Latha"/>
+                <w:sz w:val="28"/>
+                <w:szCs w:val="28"/>
+                <w:cs/>
+                <w:lang w:bidi="ta-IN"/>
+              </w:rPr>
+              <w:t>வ</w:t>
+            </w:r>
+            <w:r>
+              <w:rPr>
+                <w:rFonts w:ascii="BRH Tamil Tab Extra" w:hAnsi="BRH Tamil Tab Extra" w:cs="Latha"/>
+                <w:b/>
+                <w:sz w:val="32"/>
+                <w:szCs w:val="28"/>
+                <w:lang w:bidi="ta-IN"/>
+              </w:rPr>
+              <w:t>…</w:t>
+            </w:r>
+            <w:r>
+              <w:rPr>
+                <w:rFonts w:ascii="Latha" w:hAnsi="Latha" w:cs="Latha"/>
+                <w:sz w:val="28"/>
+                <w:szCs w:val="28"/>
+                <w:cs/>
+                <w:lang w:bidi="ta-IN"/>
+              </w:rPr>
+              <w:t>தி</w:t>
+            </w:r>
+            <w:r>
+              <w:rPr>
+                <w:rFonts w:ascii="BRH Tamil Tab Extra" w:hAnsi="BRH Tamil Tab Extra" w:cs="Latha"/>
+                <w:b/>
+                <w:sz w:val="32"/>
+                <w:szCs w:val="28"/>
+                <w:lang w:bidi="ta-IN"/>
+              </w:rPr>
+              <w:t>…</w:t>
+            </w:r>
+            <w:r>
+              <w:rPr>
+                <w:rFonts w:ascii="Latha" w:hAnsi="Latha" w:cs="Latha"/>
+                <w:sz w:val="28"/>
+                <w:szCs w:val="28"/>
+                <w:lang w:bidi="ta-IN"/>
+              </w:rPr>
+              <w:t xml:space="preserve"> </w:t>
+            </w:r>
+            <w:r>
+              <w:rPr>
+                <w:rFonts w:ascii="Latha" w:hAnsi="Latha" w:cs="Latha"/>
+                <w:sz w:val="28"/>
+                <w:szCs w:val="28"/>
+                <w:cs/>
+                <w:lang w:bidi="ta-IN"/>
+              </w:rPr>
+              <w:t>ஸ</w:t>
+            </w:r>
+            <w:r>
+              <w:rPr>
+                <w:rFonts w:ascii="BRH Tamil Tab Extra" w:hAnsi="BRH Tamil Tab Extra" w:cs="Latha"/>
+                <w:b/>
+                <w:sz w:val="32"/>
+                <w:szCs w:val="28"/>
+                <w:highlight w:val="yellow"/>
+                <w:lang w:bidi="ta-IN"/>
+              </w:rPr>
+              <w:t>…</w:t>
+            </w:r>
+            <w:r>
+              <w:rPr>
+                <w:rFonts w:ascii="Latha" w:hAnsi="Latha" w:cs="Latha"/>
+                <w:sz w:val="28"/>
+                <w:szCs w:val="28"/>
+                <w:highlight w:val="yellow"/>
+                <w:cs/>
+                <w:lang w:bidi="ta-IN"/>
+              </w:rPr>
+              <w:t>த்</w:t>
+            </w:r>
+            <w:r>
+              <w:rPr>
+                <w:rFonts w:ascii="Latha" w:hAnsi="Latha" w:cs="Latha"/>
+                <w:sz w:val="28"/>
+                <w:szCs w:val="28"/>
+                <w:cs/>
+                <w:lang w:bidi="ta-IN"/>
+              </w:rPr>
+              <w:t>வம்</w:t>
+            </w:r>
+            <w:r>
+              <w:rPr>
+                <w:rFonts w:ascii="Latha" w:hAnsi="Latha" w:cs="Latha"/>
+                <w:sz w:val="28"/>
+                <w:szCs w:val="28"/>
+                <w:lang w:bidi="ta-IN"/>
+              </w:rPr>
+              <w:t xml:space="preserve"> | </w:t>
+            </w:r>
+            <w:r>
+              <w:rPr>
+                <w:rFonts w:ascii="Latha" w:hAnsi="Latha" w:cs="Latha"/>
+                <w:sz w:val="28"/>
+                <w:szCs w:val="28"/>
+                <w:cs/>
+                <w:lang w:bidi="ta-IN"/>
+              </w:rPr>
+              <w:t>ஸ</w:t>
+            </w:r>
+            <w:r>
+              <w:rPr>
+                <w:rFonts w:ascii="BRH Tamil Tab Extra" w:hAnsi="BRH Tamil Tab Extra" w:cs="Latha"/>
+                <w:b/>
+                <w:sz w:val="32"/>
+                <w:szCs w:val="28"/>
+                <w:highlight w:val="yellow"/>
+                <w:lang w:bidi="ta-IN"/>
+              </w:rPr>
+              <w:t>…</w:t>
+            </w:r>
+            <w:r>
+              <w:rPr>
+                <w:rFonts w:ascii="Latha" w:hAnsi="Latha" w:cs="Latha"/>
+                <w:sz w:val="28"/>
+                <w:szCs w:val="28"/>
+                <w:highlight w:val="yellow"/>
+                <w:cs/>
+                <w:lang w:bidi="ta-IN"/>
+              </w:rPr>
+              <w:t>த்</w:t>
+            </w:r>
+            <w:r>
+              <w:rPr>
+                <w:rFonts w:ascii="Latha" w:hAnsi="Latha" w:cs="Latha"/>
+                <w:sz w:val="28"/>
+                <w:szCs w:val="28"/>
+                <w:cs/>
+                <w:lang w:bidi="ta-IN"/>
+              </w:rPr>
+              <w:t>வமே</w:t>
+            </w:r>
+            <w:r>
+              <w:rPr>
+                <w:rFonts w:ascii="BRH Tamil Tab Extra" w:hAnsi="BRH Tamil Tab Extra" w:cs="Latha"/>
+                <w:b/>
+                <w:sz w:val="32"/>
+                <w:szCs w:val="28"/>
+                <w:lang w:bidi="ta-IN"/>
+              </w:rPr>
+              <w:t>…</w:t>
+            </w:r>
+            <w:r>
+              <w:rPr>
+                <w:rFonts w:ascii="Latha" w:hAnsi="Latha" w:cs="Latha"/>
+                <w:sz w:val="28"/>
+                <w:szCs w:val="28"/>
+                <w:cs/>
+                <w:lang w:bidi="ta-IN"/>
+              </w:rPr>
+              <w:t>வ</w:t>
+            </w:r>
+            <w:r>
+              <w:rPr>
+                <w:rFonts w:ascii="Latha" w:hAnsi="Latha" w:cs="Latha"/>
+                <w:sz w:val="28"/>
+                <w:szCs w:val="28"/>
+                <w:lang w:bidi="ta-IN"/>
+              </w:rPr>
+              <w:t xml:space="preserve"> | </w:t>
+            </w:r>
+            <w:r>
+              <w:rPr>
+                <w:rFonts w:ascii="Latha" w:hAnsi="Latha" w:cs="Latha"/>
+                <w:sz w:val="28"/>
+                <w:szCs w:val="28"/>
+                <w:cs/>
+                <w:lang w:bidi="ta-IN"/>
+              </w:rPr>
+              <w:t>ஸ</w:t>
+            </w:r>
+            <w:r>
+              <w:rPr>
+                <w:rFonts w:ascii="BRH Tamil Tab Extra" w:hAnsi="BRH Tamil Tab Extra" w:cs="Latha"/>
+                <w:b/>
+                <w:sz w:val="32"/>
+                <w:szCs w:val="28"/>
+                <w:highlight w:val="yellow"/>
+                <w:lang w:bidi="ta-IN"/>
+              </w:rPr>
+              <w:t>…</w:t>
+            </w:r>
+            <w:r>
+              <w:rPr>
+                <w:rFonts w:ascii="Latha" w:hAnsi="Latha" w:cs="Latha"/>
+                <w:sz w:val="28"/>
+                <w:szCs w:val="28"/>
+                <w:highlight w:val="yellow"/>
+                <w:cs/>
+                <w:lang w:bidi="ta-IN"/>
+              </w:rPr>
+              <w:t>த்</w:t>
+            </w:r>
+            <w:r>
+              <w:rPr>
+                <w:rFonts w:ascii="Latha" w:hAnsi="Latha" w:cs="Latha"/>
+                <w:sz w:val="28"/>
+                <w:szCs w:val="28"/>
+                <w:cs/>
+                <w:lang w:bidi="ta-IN"/>
+              </w:rPr>
+              <w:t>வமிதி</w:t>
+            </w:r>
+            <w:r>
+              <w:rPr>
+                <w:rFonts w:ascii="BRH Tamil Tab Extra" w:hAnsi="BRH Tamil Tab Extra" w:cs="Latha"/>
+                <w:b/>
+                <w:sz w:val="36"/>
+                <w:szCs w:val="28"/>
+                <w:lang w:bidi="ta-IN"/>
+              </w:rPr>
+              <w:t>†</w:t>
+            </w:r>
+            <w:r>
+              <w:rPr>
+                <w:rFonts w:ascii="Latha" w:hAnsi="Latha" w:cs="Latha"/>
+                <w:sz w:val="28"/>
+                <w:szCs w:val="28"/>
+                <w:lang w:bidi="ta-IN"/>
+              </w:rPr>
+              <w:t xml:space="preserve"> </w:t>
+            </w:r>
+            <w:r>
+              <w:rPr>
+                <w:rFonts w:ascii="Latha" w:hAnsi="Latha" w:cs="Latha"/>
+                <w:sz w:val="28"/>
+                <w:szCs w:val="28"/>
+                <w:cs/>
+                <w:lang w:bidi="ta-IN"/>
+              </w:rPr>
+              <w:t>ஸத்</w:t>
+            </w:r>
+            <w:r>
+              <w:rPr>
+                <w:rFonts w:ascii="Latha" w:hAnsi="Latha" w:cs="Latha"/>
+                <w:sz w:val="28"/>
+                <w:szCs w:val="28"/>
+                <w:lang w:bidi="ta-IN"/>
+              </w:rPr>
+              <w:t xml:space="preserve"> - </w:t>
+            </w:r>
+            <w:r>
+              <w:rPr>
+                <w:rFonts w:ascii="Latha" w:hAnsi="Latha" w:cs="Latha"/>
+                <w:sz w:val="28"/>
+                <w:szCs w:val="28"/>
+                <w:cs/>
+                <w:lang w:bidi="ta-IN"/>
+              </w:rPr>
+              <w:t>த்வம்</w:t>
+            </w:r>
+            <w:r>
+              <w:rPr>
+                <w:rFonts w:ascii="Latha" w:hAnsi="Latha" w:cs="Latha"/>
+                <w:sz w:val="28"/>
+                <w:szCs w:val="28"/>
+                <w:lang w:bidi="ta-IN"/>
+              </w:rPr>
+              <w:t xml:space="preserve"> |</w:t>
+            </w:r>
+          </w:p>
+        </w:tc>
+        <w:tc>
+          <w:tcPr>
+            <w:tcW w:w="5386" w:type="dxa"/>
+          </w:tcPr>
+          <w:p>
+            <w:pPr>
+              <w:widowControl w:val="0"/>
+              <w:autoSpaceDE w:val="0"/>
+              <w:autoSpaceDN w:val="0"/>
+              <w:adjustRightInd w:val="0"/>
+              <w:spacing w:before="0" w:line="240" w:lineRule="auto"/>
+              <w:rPr>
+                <w:rFonts w:ascii="Latha" w:hAnsi="Latha" w:cs="Latha"/>
+                <w:sz w:val="28"/>
+                <w:szCs w:val="28"/>
+                <w:cs/>
+                <w:lang w:bidi="ta-IN"/>
+              </w:rPr>
+            </w:pPr>
+            <w:r>
+              <w:rPr>
+                <w:rFonts w:ascii="Latha" w:hAnsi="Latha" w:cs="Latha"/>
+                <w:sz w:val="28"/>
+                <w:szCs w:val="28"/>
+                <w:cs/>
+                <w:lang w:bidi="ta-IN"/>
+              </w:rPr>
+              <w:t>ப</w:t>
+            </w:r>
+            <w:r>
+              <w:rPr>
+                <w:rFonts w:ascii="BRH Tamil Tab Extra" w:hAnsi="BRH Tamil Tab Extra" w:cs="Latha"/>
+                <w:b/>
+                <w:sz w:val="32"/>
+                <w:szCs w:val="28"/>
+                <w:lang w:bidi="ta-IN"/>
+              </w:rPr>
+              <w:t>…</w:t>
+            </w:r>
+            <w:r>
+              <w:rPr>
+                <w:rFonts w:ascii="Latha" w:hAnsi="Latha" w:cs="Latha"/>
+                <w:b/>
+                <w:bCs/>
+                <w:position w:val="-12"/>
+                <w:sz w:val="28"/>
+                <w:szCs w:val="28"/>
+                <w:cs/>
+                <w:lang w:bidi="ta-IN"/>
+              </w:rPr>
+              <w:t>4</w:t>
+            </w:r>
+            <w:r>
+              <w:rPr>
+                <w:rFonts w:ascii="Latha" w:hAnsi="Latha" w:cs="Latha"/>
+                <w:sz w:val="28"/>
+                <w:szCs w:val="28"/>
+                <w:cs/>
+                <w:lang w:bidi="ta-IN"/>
+              </w:rPr>
+              <w:t>வ</w:t>
+            </w:r>
+            <w:r>
+              <w:rPr>
+                <w:rFonts w:ascii="BRH Tamil Tab Extra" w:hAnsi="BRH Tamil Tab Extra" w:cs="Latha"/>
+                <w:b/>
+                <w:sz w:val="32"/>
+                <w:szCs w:val="28"/>
+                <w:lang w:bidi="ta-IN"/>
+              </w:rPr>
+              <w:t>…</w:t>
+            </w:r>
+            <w:r>
+              <w:rPr>
+                <w:rFonts w:ascii="Latha" w:hAnsi="Latha" w:cs="Latha"/>
+                <w:sz w:val="28"/>
+                <w:szCs w:val="28"/>
+                <w:cs/>
+                <w:lang w:bidi="ta-IN"/>
+              </w:rPr>
+              <w:t>தி</w:t>
+            </w:r>
+            <w:r>
+              <w:rPr>
+                <w:rFonts w:ascii="BRH Tamil Tab Extra" w:hAnsi="BRH Tamil Tab Extra" w:cs="Latha"/>
+                <w:b/>
+                <w:sz w:val="32"/>
+                <w:szCs w:val="28"/>
+                <w:lang w:bidi="ta-IN"/>
+              </w:rPr>
+              <w:t>…</w:t>
+            </w:r>
+            <w:r>
+              <w:rPr>
+                <w:rFonts w:ascii="Latha" w:hAnsi="Latha" w:cs="Latha"/>
+                <w:sz w:val="28"/>
+                <w:szCs w:val="28"/>
+                <w:lang w:bidi="ta-IN"/>
+              </w:rPr>
+              <w:t xml:space="preserve"> </w:t>
+            </w:r>
+            <w:r>
+              <w:rPr>
+                <w:rFonts w:ascii="Latha" w:hAnsi="Latha" w:cs="Latha"/>
+                <w:sz w:val="28"/>
+                <w:szCs w:val="28"/>
+                <w:cs/>
+                <w:lang w:bidi="ta-IN"/>
+              </w:rPr>
+              <w:t>ஸ</w:t>
+            </w:r>
+            <w:r>
+              <w:rPr>
+                <w:rFonts w:ascii="BRH Tamil Tab Extra" w:hAnsi="BRH Tamil Tab Extra" w:cs="Latha"/>
+                <w:b/>
+                <w:sz w:val="32"/>
+                <w:szCs w:val="28"/>
+                <w:highlight w:val="green"/>
+                <w:lang w:bidi="ta-IN"/>
+              </w:rPr>
+              <w:t>…</w:t>
+            </w:r>
+            <w:r>
+              <w:rPr>
+                <w:rFonts w:ascii="Latha" w:hAnsi="Latha" w:cs="Latha"/>
+                <w:sz w:val="28"/>
+                <w:szCs w:val="28"/>
+                <w:highlight w:val="green"/>
+                <w:cs/>
+                <w:lang w:bidi="ta-IN"/>
+              </w:rPr>
+              <w:t>த்த்</w:t>
+            </w:r>
+            <w:r>
+              <w:rPr>
+                <w:rFonts w:ascii="Latha" w:hAnsi="Latha" w:cs="Latha"/>
+                <w:sz w:val="28"/>
+                <w:szCs w:val="28"/>
+                <w:cs/>
+                <w:lang w:bidi="ta-IN"/>
+              </w:rPr>
+              <w:t>வம்</w:t>
+            </w:r>
+            <w:r>
+              <w:rPr>
+                <w:rFonts w:ascii="Latha" w:hAnsi="Latha" w:cs="Latha"/>
+                <w:sz w:val="28"/>
+                <w:szCs w:val="28"/>
+                <w:lang w:bidi="ta-IN"/>
+              </w:rPr>
+              <w:t xml:space="preserve"> | </w:t>
+            </w:r>
+            <w:r>
+              <w:rPr>
+                <w:rFonts w:ascii="Latha" w:hAnsi="Latha" w:cs="Latha"/>
+                <w:sz w:val="28"/>
+                <w:szCs w:val="28"/>
+                <w:cs/>
+                <w:lang w:bidi="ta-IN"/>
+              </w:rPr>
+              <w:t>ஸ</w:t>
+            </w:r>
+            <w:r>
+              <w:rPr>
+                <w:rFonts w:ascii="BRH Tamil Tab Extra" w:hAnsi="BRH Tamil Tab Extra" w:cs="Latha"/>
+                <w:b/>
+                <w:sz w:val="32"/>
+                <w:szCs w:val="28"/>
+                <w:highlight w:val="green"/>
+                <w:lang w:bidi="ta-IN"/>
+              </w:rPr>
+              <w:t>…</w:t>
+            </w:r>
+            <w:r>
+              <w:rPr>
+                <w:rFonts w:ascii="Latha" w:hAnsi="Latha" w:cs="Latha"/>
+                <w:sz w:val="28"/>
+                <w:szCs w:val="28"/>
+                <w:highlight w:val="green"/>
+                <w:cs/>
+                <w:lang w:bidi="ta-IN"/>
+              </w:rPr>
+              <w:t>த்த்</w:t>
+            </w:r>
+            <w:r>
+              <w:rPr>
+                <w:rFonts w:ascii="Latha" w:hAnsi="Latha" w:cs="Latha"/>
+                <w:sz w:val="28"/>
+                <w:szCs w:val="28"/>
+                <w:cs/>
+                <w:lang w:bidi="ta-IN"/>
+              </w:rPr>
+              <w:t>வமே</w:t>
+            </w:r>
+            <w:r>
+              <w:rPr>
+                <w:rFonts w:ascii="BRH Tamil Tab Extra" w:hAnsi="BRH Tamil Tab Extra" w:cs="Latha"/>
+                <w:b/>
+                <w:sz w:val="32"/>
+                <w:szCs w:val="28"/>
+                <w:lang w:bidi="ta-IN"/>
+              </w:rPr>
+              <w:t>…</w:t>
+            </w:r>
+            <w:r>
+              <w:rPr>
+                <w:rFonts w:ascii="Latha" w:hAnsi="Latha" w:cs="Latha"/>
+                <w:sz w:val="28"/>
+                <w:szCs w:val="28"/>
+                <w:cs/>
+                <w:lang w:bidi="ta-IN"/>
+              </w:rPr>
+              <w:t>வ</w:t>
+            </w:r>
+            <w:r>
+              <w:rPr>
+                <w:rFonts w:ascii="Latha" w:hAnsi="Latha" w:cs="Latha"/>
+                <w:sz w:val="28"/>
+                <w:szCs w:val="28"/>
+                <w:lang w:bidi="ta-IN"/>
+              </w:rPr>
+              <w:t xml:space="preserve"> | </w:t>
+            </w:r>
+            <w:r>
+              <w:rPr>
+                <w:rFonts w:ascii="Latha" w:hAnsi="Latha" w:cs="Latha"/>
+                <w:sz w:val="28"/>
+                <w:szCs w:val="28"/>
+                <w:cs/>
+                <w:lang w:bidi="ta-IN"/>
+              </w:rPr>
+              <w:t>ஸ</w:t>
+            </w:r>
+            <w:r>
+              <w:rPr>
+                <w:rFonts w:ascii="BRH Tamil Tab Extra" w:hAnsi="BRH Tamil Tab Extra" w:cs="Latha"/>
+                <w:b/>
+                <w:sz w:val="32"/>
+                <w:szCs w:val="28"/>
+                <w:highlight w:val="yellow"/>
+                <w:lang w:bidi="ta-IN"/>
+              </w:rPr>
+              <w:t>…</w:t>
+            </w:r>
+            <w:r>
+              <w:rPr>
+                <w:rFonts w:ascii="Latha" w:hAnsi="Latha" w:cs="Latha"/>
+                <w:sz w:val="28"/>
+                <w:szCs w:val="28"/>
+                <w:highlight w:val="green"/>
+                <w:cs/>
+                <w:lang w:bidi="ta-IN"/>
+              </w:rPr>
+              <w:t>த்த்</w:t>
+            </w:r>
+            <w:r>
+              <w:rPr>
+                <w:rFonts w:ascii="Latha" w:hAnsi="Latha" w:cs="Latha"/>
+                <w:sz w:val="28"/>
+                <w:szCs w:val="28"/>
+                <w:cs/>
+                <w:lang w:bidi="ta-IN"/>
+              </w:rPr>
+              <w:t>வமிதி</w:t>
+            </w:r>
+            <w:r>
+              <w:rPr>
+                <w:rFonts w:ascii="BRH Tamil Tab Extra" w:hAnsi="BRH Tamil Tab Extra" w:cs="Latha"/>
+                <w:b/>
+                <w:sz w:val="36"/>
+                <w:szCs w:val="28"/>
+                <w:lang w:bidi="ta-IN"/>
+              </w:rPr>
+              <w:t>†</w:t>
+            </w:r>
+            <w:r>
+              <w:rPr>
+                <w:rFonts w:ascii="Latha" w:hAnsi="Latha" w:cs="Latha"/>
+                <w:sz w:val="28"/>
+                <w:szCs w:val="28"/>
+                <w:lang w:bidi="ta-IN"/>
+              </w:rPr>
+              <w:t xml:space="preserve"> </w:t>
+            </w:r>
+            <w:r>
+              <w:rPr>
+                <w:rFonts w:ascii="Latha" w:hAnsi="Latha" w:cs="Latha"/>
+                <w:sz w:val="28"/>
+                <w:szCs w:val="28"/>
+                <w:cs/>
+                <w:lang w:bidi="ta-IN"/>
+              </w:rPr>
+              <w:t>ஸத்</w:t>
+            </w:r>
+            <w:r>
+              <w:rPr>
+                <w:rFonts w:ascii="Latha" w:hAnsi="Latha" w:cs="Latha"/>
+                <w:sz w:val="28"/>
+                <w:szCs w:val="28"/>
+                <w:lang w:bidi="ta-IN"/>
+              </w:rPr>
+              <w:t xml:space="preserve"> - </w:t>
+            </w:r>
+            <w:r>
+              <w:rPr>
+                <w:rFonts w:ascii="Latha" w:hAnsi="Latha" w:cs="Latha"/>
+                <w:sz w:val="28"/>
+                <w:szCs w:val="28"/>
+                <w:cs/>
+                <w:lang w:bidi="ta-IN"/>
+              </w:rPr>
+              <w:t>த்வம்</w:t>
+            </w:r>
+            <w:r>
+              <w:rPr>
+                <w:rFonts w:ascii="Latha" w:hAnsi="Latha" w:cs="Latha"/>
+                <w:sz w:val="28"/>
+                <w:szCs w:val="28"/>
+                <w:lang w:bidi="ta-IN"/>
+              </w:rPr>
+              <w:t xml:space="preserve"> |</w:t>
+            </w:r>
+          </w:p>
+        </w:tc>
+      </w:tr>
+      <w:tr>
+        <w:trPr>
+          <w:trHeight w:val="1118"/>
+        </w:trPr>
+        <w:tc>
+          <w:tcPr>
+            <w:tcW w:w="3906" w:type="dxa"/>
+          </w:tcPr>
+          <w:p>
+            <w:pPr>
+              <w:widowControl w:val="0"/>
+              <w:tabs>
+                <w:tab w:val="left" w:pos="993"/>
+              </w:tabs>
+              <w:autoSpaceDE w:val="0"/>
+              <w:autoSpaceDN w:val="0"/>
+              <w:adjustRightInd w:val="0"/>
+              <w:spacing w:before="0" w:line="252" w:lineRule="auto"/>
+              <w:ind w:right="297"/>
+              <w:rPr>
+                <w:rFonts w:cs="Arial"/>
+                <w:b/>
+                <w:sz w:val="28"/>
+                <w:szCs w:val="32"/>
+              </w:rPr>
+            </w:pPr>
+            <w:r>
+              <w:rPr>
+                <w:rFonts w:cs="Arial"/>
+                <w:b/>
+                <w:sz w:val="28"/>
+                <w:szCs w:val="32"/>
+              </w:rPr>
+              <w:t>T.S.5.2.</w:t>
+            </w:r>
+            <w:r>
+              <w:rPr>
+                <w:rFonts w:cs="Arial"/>
+                <w:b/>
+                <w:sz w:val="28"/>
+                <w:szCs w:val="32"/>
+              </w:rPr>
+              <w:t>2</w:t>
+            </w:r>
+            <w:r>
+              <w:rPr>
+                <w:rFonts w:cs="Arial"/>
+                <w:b/>
+                <w:sz w:val="28"/>
+                <w:szCs w:val="32"/>
+              </w:rPr>
+              <w:t>.</w:t>
+            </w:r>
+            <w:r>
+              <w:rPr>
+                <w:rFonts w:cs="Arial"/>
+                <w:b/>
+                <w:sz w:val="28"/>
+                <w:szCs w:val="32"/>
+              </w:rPr>
+              <w:t>2</w:t>
+            </w:r>
+            <w:r>
+              <w:rPr>
+                <w:rFonts w:cs="Arial"/>
+                <w:b/>
+                <w:sz w:val="28"/>
+                <w:szCs w:val="32"/>
+              </w:rPr>
+              <w:t xml:space="preserve"> – Kramam</w:t>
+            </w:r>
+          </w:p>
+          <w:p>
+            <w:pPr>
+              <w:widowControl w:val="0"/>
+              <w:tabs>
+                <w:tab w:val="left" w:pos="993"/>
+              </w:tabs>
+              <w:autoSpaceDE w:val="0"/>
+              <w:autoSpaceDN w:val="0"/>
+              <w:adjustRightInd w:val="0"/>
+              <w:spacing w:before="0" w:line="252" w:lineRule="auto"/>
+              <w:ind w:right="297"/>
+              <w:rPr>
+                <w:rFonts w:cs="Arial"/>
+                <w:b/>
+                <w:sz w:val="28"/>
+                <w:szCs w:val="32"/>
+                <w:lang w:val="en-IN"/>
+              </w:rPr>
+            </w:pPr>
+            <w:r>
+              <w:rPr>
+                <w:rFonts w:cs="Arial"/>
+                <w:b/>
+                <w:sz w:val="28"/>
+                <w:szCs w:val="32"/>
+                <w:lang w:val="en-IN"/>
+              </w:rPr>
+              <w:t xml:space="preserve">Krama Vaakyam No.– </w:t>
+            </w:r>
+            <w:r>
+              <w:rPr>
+                <w:rFonts w:cs="Arial"/>
+                <w:b/>
+                <w:sz w:val="28"/>
+                <w:szCs w:val="32"/>
+                <w:lang w:val="en-IN"/>
+              </w:rPr>
+              <w:t>51,52,53</w:t>
+            </w:r>
+          </w:p>
+          <w:p>
+            <w:pPr>
+              <w:widowControl w:val="0"/>
+              <w:tabs>
+                <w:tab w:val="left" w:pos="993"/>
+              </w:tabs>
+              <w:autoSpaceDE w:val="0"/>
+              <w:autoSpaceDN w:val="0"/>
+              <w:adjustRightInd w:val="0"/>
+              <w:spacing w:before="0" w:line="252" w:lineRule="auto"/>
+              <w:ind w:right="297"/>
+              <w:rPr>
+                <w:rFonts w:cs="Arial"/>
+                <w:b/>
+                <w:sz w:val="28"/>
+                <w:szCs w:val="32"/>
+              </w:rPr>
+            </w:pPr>
+            <w:r>
+              <w:rPr>
+                <w:rFonts w:cs="Arial"/>
+                <w:b/>
+                <w:sz w:val="28"/>
+                <w:szCs w:val="32"/>
+                <w:lang w:val="it-IT"/>
+              </w:rPr>
+              <w:t>Panchaati No</w:t>
+            </w:r>
+            <w:r>
+              <w:rPr>
+                <w:rFonts w:cs="Arial"/>
+                <w:b/>
+                <w:szCs w:val="32"/>
+                <w:lang w:val="it-IT"/>
+              </w:rPr>
+              <w:t>. -</w:t>
+            </w:r>
+            <w:r>
+              <w:rPr>
+                <w:rFonts w:cs="Arial"/>
+                <w:b/>
+                <w:sz w:val="28"/>
+                <w:szCs w:val="28"/>
+                <w:lang w:val="it-IT"/>
+              </w:rPr>
+              <w:t xml:space="preserve"> </w:t>
+            </w:r>
+            <w:r>
+              <w:rPr>
+                <w:rFonts w:cs="Arial"/>
+                <w:b/>
+                <w:sz w:val="28"/>
+                <w:szCs w:val="28"/>
+                <w:lang w:val="it-IT"/>
+              </w:rPr>
+              <w:t>9</w:t>
+            </w:r>
+          </w:p>
+        </w:tc>
+        <w:tc>
+          <w:tcPr>
+            <w:tcW w:w="5103" w:type="dxa"/>
+          </w:tcPr>
+          <w:p>
+            <w:pPr>
+              <w:widowControl w:val="0"/>
+              <w:autoSpaceDE w:val="0"/>
+              <w:autoSpaceDN w:val="0"/>
+              <w:adjustRightInd w:val="0"/>
+              <w:spacing w:before="0" w:line="240" w:lineRule="auto"/>
+              <w:rPr>
+                <w:rFonts w:ascii="Latha" w:hAnsi="Latha" w:cs="Latha"/>
+                <w:sz w:val="28"/>
+                <w:szCs w:val="28"/>
+                <w:cs/>
+                <w:lang w:bidi="ta-IN"/>
+              </w:rPr>
+            </w:pPr>
+            <w:r>
+              <w:rPr>
+                <w:rFonts w:ascii="Latha" w:hAnsi="Latha" w:cs="Latha"/>
+                <w:sz w:val="28"/>
+                <w:szCs w:val="28"/>
+                <w:cs/>
+                <w:lang w:bidi="ta-IN"/>
+              </w:rPr>
+              <w:t>ப</w:t>
+            </w:r>
+            <w:r>
+              <w:rPr>
+                <w:rFonts w:ascii="BRH Tamil Tab Extra" w:hAnsi="BRH Tamil Tab Extra" w:cs="Latha"/>
+                <w:b/>
+                <w:sz w:val="32"/>
+                <w:szCs w:val="28"/>
+                <w:lang w:bidi="ta-IN"/>
+              </w:rPr>
+              <w:t>…</w:t>
+            </w:r>
+            <w:r>
+              <w:rPr>
+                <w:rFonts w:ascii="Latha" w:hAnsi="Latha" w:cs="Latha"/>
+                <w:b/>
+                <w:bCs/>
+                <w:position w:val="-12"/>
+                <w:sz w:val="28"/>
+                <w:szCs w:val="28"/>
+                <w:cs/>
+                <w:lang w:bidi="ta-IN"/>
+              </w:rPr>
+              <w:t>4</w:t>
+            </w:r>
+            <w:r>
+              <w:rPr>
+                <w:rFonts w:ascii="Latha" w:hAnsi="Latha" w:cs="Latha"/>
+                <w:sz w:val="28"/>
+                <w:szCs w:val="28"/>
+                <w:cs/>
+                <w:lang w:bidi="ta-IN"/>
+              </w:rPr>
+              <w:t>வ</w:t>
+            </w:r>
+            <w:r>
+              <w:rPr>
+                <w:rFonts w:ascii="BRH Tamil Tab Extra" w:hAnsi="BRH Tamil Tab Extra" w:cs="Latha"/>
+                <w:b/>
+                <w:sz w:val="32"/>
+                <w:szCs w:val="28"/>
+                <w:lang w:bidi="ta-IN"/>
+              </w:rPr>
+              <w:t>…</w:t>
+            </w:r>
+            <w:r>
+              <w:rPr>
+                <w:rFonts w:ascii="Latha" w:hAnsi="Latha" w:cs="Latha"/>
+                <w:sz w:val="28"/>
+                <w:szCs w:val="28"/>
+                <w:cs/>
+                <w:lang w:bidi="ta-IN"/>
+              </w:rPr>
+              <w:t>தி</w:t>
+            </w:r>
+            <w:r>
+              <w:rPr>
+                <w:rFonts w:ascii="BRH Tamil Tab Extra" w:hAnsi="BRH Tamil Tab Extra" w:cs="Latha"/>
+                <w:b/>
+                <w:sz w:val="32"/>
+                <w:szCs w:val="28"/>
+                <w:lang w:bidi="ta-IN"/>
+              </w:rPr>
+              <w:t>…</w:t>
+            </w:r>
+            <w:r>
+              <w:rPr>
+                <w:rFonts w:ascii="Latha" w:hAnsi="Latha" w:cs="Latha"/>
+                <w:sz w:val="28"/>
+                <w:szCs w:val="28"/>
+                <w:lang w:bidi="ta-IN"/>
+              </w:rPr>
+              <w:t xml:space="preserve"> </w:t>
+            </w:r>
+            <w:r>
+              <w:rPr>
+                <w:rFonts w:ascii="Latha" w:hAnsi="Latha" w:cs="Latha"/>
+                <w:sz w:val="28"/>
+                <w:szCs w:val="28"/>
+                <w:cs/>
+                <w:lang w:bidi="ta-IN"/>
+              </w:rPr>
+              <w:t>ஸ</w:t>
+            </w:r>
+            <w:r>
+              <w:rPr>
+                <w:rFonts w:ascii="BRH Tamil Tab Extra" w:hAnsi="BRH Tamil Tab Extra" w:cs="Latha"/>
+                <w:b/>
+                <w:sz w:val="32"/>
+                <w:szCs w:val="28"/>
+                <w:lang w:bidi="ta-IN"/>
+              </w:rPr>
+              <w:t>…</w:t>
+            </w:r>
+            <w:r>
+              <w:rPr>
+                <w:rFonts w:ascii="Latha" w:hAnsi="Latha" w:cs="Latha"/>
+                <w:sz w:val="28"/>
+                <w:szCs w:val="28"/>
+                <w:highlight w:val="yellow"/>
+                <w:cs/>
+                <w:lang w:bidi="ta-IN"/>
+              </w:rPr>
+              <w:t>த்</w:t>
+            </w:r>
+            <w:r>
+              <w:rPr>
+                <w:rFonts w:ascii="Latha" w:hAnsi="Latha" w:cs="Latha"/>
+                <w:sz w:val="28"/>
+                <w:szCs w:val="28"/>
+                <w:cs/>
+                <w:lang w:bidi="ta-IN"/>
+              </w:rPr>
+              <w:t>வம்</w:t>
+            </w:r>
+            <w:r>
+              <w:rPr>
+                <w:rFonts w:ascii="Latha" w:hAnsi="Latha" w:cs="Latha"/>
+                <w:sz w:val="28"/>
+                <w:szCs w:val="28"/>
+                <w:lang w:bidi="ta-IN"/>
+              </w:rPr>
+              <w:t xml:space="preserve"> | </w:t>
+            </w:r>
+            <w:r>
+              <w:rPr>
+                <w:rFonts w:ascii="Latha" w:hAnsi="Latha" w:cs="Latha"/>
+                <w:sz w:val="28"/>
+                <w:szCs w:val="28"/>
+                <w:cs/>
+                <w:lang w:bidi="ta-IN"/>
+              </w:rPr>
+              <w:t>ஸ</w:t>
+            </w:r>
+            <w:r>
+              <w:rPr>
+                <w:rFonts w:ascii="BRH Tamil Tab Extra" w:hAnsi="BRH Tamil Tab Extra" w:cs="Latha"/>
+                <w:b/>
+                <w:sz w:val="32"/>
+                <w:szCs w:val="28"/>
+                <w:highlight w:val="yellow"/>
+                <w:lang w:bidi="ta-IN"/>
+              </w:rPr>
+              <w:t>…</w:t>
+            </w:r>
+            <w:r>
+              <w:rPr>
+                <w:rFonts w:ascii="Latha" w:hAnsi="Latha" w:cs="Latha"/>
+                <w:sz w:val="28"/>
+                <w:szCs w:val="28"/>
+                <w:highlight w:val="yellow"/>
+                <w:cs/>
+                <w:lang w:bidi="ta-IN"/>
+              </w:rPr>
+              <w:t>த்</w:t>
+            </w:r>
+            <w:r>
+              <w:rPr>
+                <w:rFonts w:ascii="Latha" w:hAnsi="Latha" w:cs="Latha"/>
+                <w:sz w:val="28"/>
+                <w:szCs w:val="28"/>
+                <w:cs/>
+                <w:lang w:bidi="ta-IN"/>
+              </w:rPr>
+              <w:t>வமே</w:t>
+            </w:r>
+            <w:r>
+              <w:rPr>
+                <w:rFonts w:ascii="BRH Tamil Tab Extra" w:hAnsi="BRH Tamil Tab Extra" w:cs="Latha"/>
+                <w:b/>
+                <w:sz w:val="32"/>
+                <w:szCs w:val="28"/>
+                <w:lang w:bidi="ta-IN"/>
+              </w:rPr>
+              <w:t>…</w:t>
+            </w:r>
+            <w:r>
+              <w:rPr>
+                <w:rFonts w:ascii="Latha" w:hAnsi="Latha" w:cs="Latha"/>
+                <w:sz w:val="28"/>
+                <w:szCs w:val="28"/>
+                <w:cs/>
+                <w:lang w:bidi="ta-IN"/>
+              </w:rPr>
+              <w:t>வ</w:t>
+            </w:r>
+            <w:r>
+              <w:rPr>
+                <w:rFonts w:ascii="Latha" w:hAnsi="Latha" w:cs="Latha"/>
+                <w:sz w:val="28"/>
+                <w:szCs w:val="28"/>
+                <w:lang w:bidi="ta-IN"/>
+              </w:rPr>
+              <w:t xml:space="preserve"> | </w:t>
+            </w:r>
+            <w:r>
+              <w:rPr>
+                <w:rFonts w:ascii="Latha" w:hAnsi="Latha" w:cs="Latha"/>
+                <w:sz w:val="28"/>
+                <w:szCs w:val="28"/>
+                <w:cs/>
+                <w:lang w:bidi="ta-IN"/>
+              </w:rPr>
+              <w:t>ஸ</w:t>
+            </w:r>
+            <w:r>
+              <w:rPr>
+                <w:rFonts w:ascii="BRH Tamil Tab Extra" w:hAnsi="BRH Tamil Tab Extra" w:cs="Latha"/>
+                <w:b/>
+                <w:sz w:val="32"/>
+                <w:szCs w:val="28"/>
+                <w:lang w:bidi="ta-IN"/>
+              </w:rPr>
+              <w:t>…</w:t>
+            </w:r>
+            <w:r>
+              <w:rPr>
+                <w:rFonts w:ascii="Latha" w:hAnsi="Latha" w:cs="Latha"/>
+                <w:sz w:val="28"/>
+                <w:szCs w:val="28"/>
+                <w:highlight w:val="yellow"/>
+                <w:cs/>
+                <w:lang w:bidi="ta-IN"/>
+              </w:rPr>
+              <w:t>த்</w:t>
+            </w:r>
+            <w:r>
+              <w:rPr>
+                <w:rFonts w:ascii="Latha" w:hAnsi="Latha" w:cs="Latha"/>
+                <w:sz w:val="28"/>
+                <w:szCs w:val="28"/>
+                <w:cs/>
+                <w:lang w:bidi="ta-IN"/>
+              </w:rPr>
+              <w:t>வமிதி</w:t>
+            </w:r>
+            <w:r>
+              <w:rPr>
+                <w:rFonts w:ascii="BRH Tamil Tab Extra" w:hAnsi="BRH Tamil Tab Extra" w:cs="Latha"/>
+                <w:b/>
+                <w:sz w:val="36"/>
+                <w:szCs w:val="28"/>
+                <w:lang w:bidi="ta-IN"/>
+              </w:rPr>
+              <w:t>†</w:t>
+            </w:r>
+            <w:r>
+              <w:rPr>
+                <w:rFonts w:ascii="Latha" w:hAnsi="Latha" w:cs="Latha"/>
+                <w:sz w:val="28"/>
+                <w:szCs w:val="28"/>
+                <w:lang w:bidi="ta-IN"/>
+              </w:rPr>
+              <w:t xml:space="preserve"> </w:t>
+            </w:r>
+            <w:r>
+              <w:rPr>
+                <w:rFonts w:ascii="Latha" w:hAnsi="Latha" w:cs="Latha"/>
+                <w:sz w:val="28"/>
+                <w:szCs w:val="28"/>
+                <w:cs/>
+                <w:lang w:bidi="ta-IN"/>
+              </w:rPr>
+              <w:t>ஸத்</w:t>
+            </w:r>
+            <w:r>
+              <w:rPr>
+                <w:rFonts w:ascii="Latha" w:hAnsi="Latha" w:cs="Latha"/>
+                <w:sz w:val="28"/>
+                <w:szCs w:val="28"/>
+                <w:lang w:bidi="ta-IN"/>
+              </w:rPr>
+              <w:t xml:space="preserve"> - </w:t>
+            </w:r>
+            <w:r>
+              <w:rPr>
+                <w:rFonts w:ascii="Latha" w:hAnsi="Latha" w:cs="Latha"/>
+                <w:sz w:val="28"/>
+                <w:szCs w:val="28"/>
+                <w:cs/>
+                <w:lang w:bidi="ta-IN"/>
+              </w:rPr>
+              <w:t>த்வம்</w:t>
+            </w:r>
+            <w:r>
+              <w:rPr>
+                <w:rFonts w:ascii="Latha" w:hAnsi="Latha" w:cs="Latha"/>
+                <w:sz w:val="28"/>
+                <w:szCs w:val="28"/>
+                <w:lang w:bidi="ta-IN"/>
+              </w:rPr>
+              <w:t xml:space="preserve"> |</w:t>
+            </w:r>
+          </w:p>
+        </w:tc>
+        <w:tc>
+          <w:tcPr>
+            <w:tcW w:w="5386" w:type="dxa"/>
+          </w:tcPr>
+          <w:p>
+            <w:pPr>
+              <w:widowControl w:val="0"/>
+              <w:autoSpaceDE w:val="0"/>
+              <w:autoSpaceDN w:val="0"/>
+              <w:adjustRightInd w:val="0"/>
+              <w:spacing w:before="0" w:line="240" w:lineRule="auto"/>
+              <w:rPr>
+                <w:rFonts w:ascii="Latha" w:hAnsi="Latha" w:cs="Latha"/>
+                <w:sz w:val="28"/>
+                <w:szCs w:val="28"/>
+                <w:cs/>
+                <w:lang w:bidi="ta-IN"/>
+              </w:rPr>
+            </w:pPr>
+            <w:r>
+              <w:rPr>
+                <w:rFonts w:ascii="Latha" w:hAnsi="Latha" w:cs="Latha"/>
+                <w:sz w:val="28"/>
+                <w:szCs w:val="28"/>
+                <w:cs/>
+                <w:lang w:bidi="ta-IN"/>
+              </w:rPr>
+              <w:t>ப</w:t>
+            </w:r>
+            <w:r>
+              <w:rPr>
+                <w:rFonts w:ascii="BRH Tamil Tab Extra" w:hAnsi="BRH Tamil Tab Extra" w:cs="Latha"/>
+                <w:b/>
+                <w:sz w:val="32"/>
+                <w:szCs w:val="28"/>
+                <w:lang w:bidi="ta-IN"/>
+              </w:rPr>
+              <w:t>…</w:t>
+            </w:r>
+            <w:r>
+              <w:rPr>
+                <w:rFonts w:ascii="Latha" w:hAnsi="Latha" w:cs="Latha"/>
+                <w:b/>
+                <w:bCs/>
+                <w:position w:val="-12"/>
+                <w:sz w:val="28"/>
+                <w:szCs w:val="28"/>
+                <w:cs/>
+                <w:lang w:bidi="ta-IN"/>
+              </w:rPr>
+              <w:t>4</w:t>
+            </w:r>
+            <w:r>
+              <w:rPr>
+                <w:rFonts w:ascii="Latha" w:hAnsi="Latha" w:cs="Latha"/>
+                <w:sz w:val="28"/>
+                <w:szCs w:val="28"/>
+                <w:cs/>
+                <w:lang w:bidi="ta-IN"/>
+              </w:rPr>
+              <w:t>வ</w:t>
+            </w:r>
+            <w:r>
+              <w:rPr>
+                <w:rFonts w:ascii="BRH Tamil Tab Extra" w:hAnsi="BRH Tamil Tab Extra" w:cs="Latha"/>
+                <w:b/>
+                <w:sz w:val="32"/>
+                <w:szCs w:val="28"/>
+                <w:lang w:bidi="ta-IN"/>
+              </w:rPr>
+              <w:t>…</w:t>
+            </w:r>
+            <w:r>
+              <w:rPr>
+                <w:rFonts w:ascii="Latha" w:hAnsi="Latha" w:cs="Latha"/>
+                <w:sz w:val="28"/>
+                <w:szCs w:val="28"/>
+                <w:cs/>
+                <w:lang w:bidi="ta-IN"/>
+              </w:rPr>
+              <w:t>தி</w:t>
+            </w:r>
+            <w:r>
+              <w:rPr>
+                <w:rFonts w:ascii="BRH Tamil Tab Extra" w:hAnsi="BRH Tamil Tab Extra" w:cs="Latha"/>
+                <w:b/>
+                <w:sz w:val="32"/>
+                <w:szCs w:val="28"/>
+                <w:lang w:bidi="ta-IN"/>
+              </w:rPr>
+              <w:t>…</w:t>
+            </w:r>
+            <w:r>
+              <w:rPr>
+                <w:rFonts w:ascii="Latha" w:hAnsi="Latha" w:cs="Latha"/>
+                <w:sz w:val="28"/>
+                <w:szCs w:val="28"/>
+                <w:lang w:bidi="ta-IN"/>
+              </w:rPr>
+              <w:t xml:space="preserve"> </w:t>
+            </w:r>
+            <w:r>
+              <w:rPr>
+                <w:rFonts w:ascii="Latha" w:hAnsi="Latha" w:cs="Latha"/>
+                <w:sz w:val="28"/>
+                <w:szCs w:val="28"/>
+                <w:cs/>
+                <w:lang w:bidi="ta-IN"/>
+              </w:rPr>
+              <w:t>ஸ</w:t>
+            </w:r>
+            <w:r>
+              <w:rPr>
+                <w:rFonts w:ascii="BRH Tamil Tab Extra" w:hAnsi="BRH Tamil Tab Extra" w:cs="Latha"/>
+                <w:b/>
+                <w:sz w:val="32"/>
+                <w:szCs w:val="28"/>
+                <w:lang w:bidi="ta-IN"/>
+              </w:rPr>
+              <w:t>…</w:t>
+            </w:r>
+            <w:r>
+              <w:rPr>
+                <w:rFonts w:ascii="Latha" w:hAnsi="Latha" w:cs="Latha"/>
+                <w:sz w:val="28"/>
+                <w:szCs w:val="28"/>
+                <w:highlight w:val="green"/>
+                <w:cs/>
+                <w:lang w:bidi="ta-IN"/>
+              </w:rPr>
+              <w:t>த்</w:t>
+            </w:r>
+            <w:r>
+              <w:rPr>
+                <w:rFonts w:ascii="Latha" w:hAnsi="Latha" w:cs="Latha"/>
+                <w:sz w:val="28"/>
+                <w:szCs w:val="28"/>
+                <w:highlight w:val="green"/>
+                <w:cs/>
+                <w:lang w:bidi="ta-IN"/>
+              </w:rPr>
+              <w:t>த்</w:t>
+            </w:r>
+            <w:r>
+              <w:rPr>
+                <w:rFonts w:ascii="Latha" w:hAnsi="Latha" w:cs="Latha"/>
+                <w:sz w:val="28"/>
+                <w:szCs w:val="28"/>
+                <w:cs/>
+                <w:lang w:bidi="ta-IN"/>
+              </w:rPr>
+              <w:t>வம்</w:t>
+            </w:r>
+            <w:r>
+              <w:rPr>
+                <w:rFonts w:ascii="Latha" w:hAnsi="Latha" w:cs="Latha"/>
+                <w:sz w:val="28"/>
+                <w:szCs w:val="28"/>
+                <w:lang w:bidi="ta-IN"/>
+              </w:rPr>
+              <w:t xml:space="preserve"> | </w:t>
+            </w:r>
+            <w:r>
+              <w:rPr>
+                <w:rFonts w:ascii="Latha" w:hAnsi="Latha" w:cs="Latha"/>
+                <w:sz w:val="28"/>
+                <w:szCs w:val="28"/>
+                <w:cs/>
+                <w:lang w:bidi="ta-IN"/>
+              </w:rPr>
+              <w:t>ஸ</w:t>
+            </w:r>
+            <w:r>
+              <w:rPr>
+                <w:rFonts w:ascii="BRH Tamil Tab Extra" w:hAnsi="BRH Tamil Tab Extra" w:cs="Latha"/>
+                <w:b/>
+                <w:sz w:val="32"/>
+                <w:szCs w:val="28"/>
+                <w:highlight w:val="yellow"/>
+                <w:lang w:bidi="ta-IN"/>
+              </w:rPr>
+              <w:t>…</w:t>
+            </w:r>
+            <w:r>
+              <w:rPr>
+                <w:rFonts w:ascii="Latha" w:hAnsi="Latha" w:cs="Latha"/>
+                <w:sz w:val="28"/>
+                <w:szCs w:val="28"/>
+                <w:highlight w:val="green"/>
+                <w:cs/>
+                <w:lang w:bidi="ta-IN"/>
+              </w:rPr>
+              <w:t>த்</w:t>
+            </w:r>
+            <w:r>
+              <w:rPr>
+                <w:rFonts w:ascii="Latha" w:hAnsi="Latha" w:cs="Latha"/>
+                <w:sz w:val="28"/>
+                <w:szCs w:val="28"/>
+                <w:highlight w:val="green"/>
+                <w:cs/>
+                <w:lang w:bidi="ta-IN"/>
+              </w:rPr>
+              <w:t>த்</w:t>
+            </w:r>
+            <w:r>
+              <w:rPr>
+                <w:rFonts w:ascii="Latha" w:hAnsi="Latha" w:cs="Latha"/>
+                <w:sz w:val="28"/>
+                <w:szCs w:val="28"/>
+                <w:cs/>
+                <w:lang w:bidi="ta-IN"/>
+              </w:rPr>
+              <w:t>வமே</w:t>
+            </w:r>
+            <w:r>
+              <w:rPr>
+                <w:rFonts w:ascii="BRH Tamil Tab Extra" w:hAnsi="BRH Tamil Tab Extra" w:cs="Latha"/>
+                <w:b/>
+                <w:sz w:val="32"/>
+                <w:szCs w:val="28"/>
+                <w:lang w:bidi="ta-IN"/>
+              </w:rPr>
+              <w:t>…</w:t>
+            </w:r>
+            <w:r>
+              <w:rPr>
+                <w:rFonts w:ascii="Latha" w:hAnsi="Latha" w:cs="Latha"/>
+                <w:sz w:val="28"/>
+                <w:szCs w:val="28"/>
+                <w:cs/>
+                <w:lang w:bidi="ta-IN"/>
+              </w:rPr>
+              <w:t>வ</w:t>
+            </w:r>
+            <w:r>
+              <w:rPr>
+                <w:rFonts w:ascii="Latha" w:hAnsi="Latha" w:cs="Latha"/>
+                <w:sz w:val="28"/>
+                <w:szCs w:val="28"/>
+                <w:lang w:bidi="ta-IN"/>
+              </w:rPr>
+              <w:t xml:space="preserve"> | </w:t>
+            </w:r>
+            <w:r>
+              <w:rPr>
+                <w:rFonts w:ascii="Latha" w:hAnsi="Latha" w:cs="Latha"/>
+                <w:sz w:val="28"/>
+                <w:szCs w:val="28"/>
+                <w:cs/>
+                <w:lang w:bidi="ta-IN"/>
+              </w:rPr>
+              <w:t>ஸ</w:t>
+            </w:r>
+            <w:r>
+              <w:rPr>
+                <w:rFonts w:ascii="BRH Tamil Tab Extra" w:hAnsi="BRH Tamil Tab Extra" w:cs="Latha"/>
+                <w:b/>
+                <w:sz w:val="32"/>
+                <w:szCs w:val="28"/>
+                <w:lang w:bidi="ta-IN"/>
+              </w:rPr>
+              <w:t>…</w:t>
+            </w:r>
+            <w:r>
+              <w:rPr>
+                <w:rFonts w:ascii="Latha" w:hAnsi="Latha" w:cs="Latha"/>
+                <w:sz w:val="28"/>
+                <w:szCs w:val="28"/>
+                <w:highlight w:val="green"/>
+                <w:cs/>
+                <w:lang w:bidi="ta-IN"/>
+              </w:rPr>
+              <w:t>த்</w:t>
+            </w:r>
+            <w:r>
+              <w:rPr>
+                <w:rFonts w:ascii="Latha" w:hAnsi="Latha" w:cs="Latha"/>
+                <w:sz w:val="28"/>
+                <w:szCs w:val="28"/>
+                <w:highlight w:val="green"/>
+                <w:cs/>
+                <w:lang w:bidi="ta-IN"/>
+              </w:rPr>
+              <w:t>த்</w:t>
+            </w:r>
+            <w:r>
+              <w:rPr>
+                <w:rFonts w:ascii="Latha" w:hAnsi="Latha" w:cs="Latha"/>
+                <w:sz w:val="28"/>
+                <w:szCs w:val="28"/>
+                <w:cs/>
+                <w:lang w:bidi="ta-IN"/>
+              </w:rPr>
+              <w:t>வமிதி</w:t>
+            </w:r>
+            <w:r>
+              <w:rPr>
+                <w:rFonts w:ascii="BRH Tamil Tab Extra" w:hAnsi="BRH Tamil Tab Extra" w:cs="Latha"/>
+                <w:b/>
+                <w:sz w:val="36"/>
+                <w:szCs w:val="28"/>
+                <w:lang w:bidi="ta-IN"/>
+              </w:rPr>
+              <w:t>†</w:t>
+            </w:r>
+            <w:r>
+              <w:rPr>
+                <w:rFonts w:ascii="Latha" w:hAnsi="Latha" w:cs="Latha"/>
+                <w:sz w:val="28"/>
+                <w:szCs w:val="28"/>
+                <w:lang w:bidi="ta-IN"/>
+              </w:rPr>
+              <w:t xml:space="preserve"> </w:t>
+            </w:r>
+            <w:r>
+              <w:rPr>
+                <w:rFonts w:ascii="Latha" w:hAnsi="Latha" w:cs="Latha"/>
+                <w:sz w:val="28"/>
+                <w:szCs w:val="28"/>
+                <w:cs/>
+                <w:lang w:bidi="ta-IN"/>
+              </w:rPr>
+              <w:t>ஸத்</w:t>
+            </w:r>
+            <w:r>
+              <w:rPr>
+                <w:rFonts w:ascii="Latha" w:hAnsi="Latha" w:cs="Latha"/>
+                <w:sz w:val="28"/>
+                <w:szCs w:val="28"/>
+                <w:lang w:bidi="ta-IN"/>
+              </w:rPr>
+              <w:t xml:space="preserve"> - </w:t>
+            </w:r>
+            <w:r>
+              <w:rPr>
+                <w:rFonts w:ascii="Latha" w:hAnsi="Latha" w:cs="Latha"/>
+                <w:sz w:val="28"/>
+                <w:szCs w:val="28"/>
+                <w:cs/>
+                <w:lang w:bidi="ta-IN"/>
+              </w:rPr>
+              <w:t>த்வம்</w:t>
+            </w:r>
+            <w:r>
+              <w:rPr>
+                <w:rFonts w:ascii="Latha" w:hAnsi="Latha" w:cs="Latha"/>
+                <w:sz w:val="28"/>
+                <w:szCs w:val="28"/>
+                <w:lang w:bidi="ta-IN"/>
+              </w:rPr>
+              <w:t xml:space="preserve"> |</w:t>
+            </w:r>
+          </w:p>
+        </w:tc>
+      </w:tr>
+      <w:tr>
+        <w:trPr>
+          <w:trHeight w:val="1118"/>
+        </w:trPr>
+        <w:tc>
+          <w:tcPr>
+            <w:tcW w:w="3906" w:type="dxa"/>
+          </w:tcPr>
+          <w:p>
+            <w:pPr>
+              <w:widowControl w:val="0"/>
+              <w:tabs>
+                <w:tab w:val="left" w:pos="993"/>
+              </w:tabs>
+              <w:autoSpaceDE w:val="0"/>
+              <w:autoSpaceDN w:val="0"/>
+              <w:adjustRightInd w:val="0"/>
+              <w:spacing w:before="0" w:line="252" w:lineRule="auto"/>
+              <w:ind w:right="297"/>
+              <w:rPr>
+                <w:rFonts w:cs="Arial"/>
+                <w:b/>
+                <w:sz w:val="28"/>
+                <w:szCs w:val="32"/>
+              </w:rPr>
+            </w:pPr>
+            <w:r>
+              <w:rPr>
+                <w:rFonts w:cs="Arial"/>
+                <w:b/>
+                <w:sz w:val="28"/>
+                <w:szCs w:val="32"/>
+              </w:rPr>
+              <w:t>T.S.5.2.</w:t>
+            </w:r>
+            <w:r>
+              <w:rPr>
+                <w:rFonts w:cs="Arial"/>
+                <w:b/>
+                <w:sz w:val="28"/>
+                <w:szCs w:val="32"/>
+              </w:rPr>
               <w:t>3.1</w:t>
             </w:r>
             <w:r>
@@ -1379,7 +3060,7 @@
       </w:tr>
       <w:tr>
         <w:trPr>
-          <w:trHeight w:val="1411"/>
+          <w:trHeight w:val="1685"/>
         </w:trPr>
         <w:tc>
           <w:tcPr>
@@ -1419,7 +3100,7 @@
                 <w:sz w:val="28"/>
                 <w:szCs w:val="32"/>
               </w:rPr>
-              <w:t>5.2</w:t>
+              <w:t>3.6</w:t>
             </w:r>
             <w:r>
               <w:rPr>
@@ -1458,7 +3139,17 @@
                 <w:szCs w:val="32"/>
                 <w:lang w:val="en-IN"/>
               </w:rPr>
-              <w:t>Krama Vaakyam No.– 12</w:t>
+              <w:t xml:space="preserve">Krama Vaakyam No.– </w:t>
+            </w:r>
+            <w:r>
+              <w:rPr>
+                <w:rFonts w:cs="Arial"/>
+                <w:b/>
+                <w:sz w:val="28"/>
+                <w:szCs w:val="32"/>
+                <w:lang w:val="en-IN"/>
+              </w:rPr>
+              <w:t>40</w:t>
             </w:r>
           </w:p>
           <w:p>
@@ -1477,27 +3168,36 @@
                 <w:b/>
                 <w:sz w:val="28"/>
                 <w:szCs w:val="32"/>
+              </w:rPr>
+            </w:pPr>
+            <w:r>
+              <w:rPr>
+                <w:rFonts w:cs="Arial"/>
+                <w:b/>
+                <w:sz w:val="28"/>
+                <w:szCs w:val="32"/>
                 <w:lang w:val="it-IT"/>
               </w:rPr>
-            </w:pPr>
-            <w:r>
-              <w:rPr>
-                <w:rFonts w:cs="Arial"/>
-                <w:b/>
-                <w:sz w:val="28"/>
+              <w:t>Panchaati No</w:t>
+            </w:r>
+            <w:r>
+              <w:rPr>
+                <w:rFonts w:cs="Arial"/>
+                <w:b/>
                 <w:szCs w:val="32"/>
                 <w:lang w:val="it-IT"/>
               </w:rPr>
-              <w:t>Panchaati No</w:t>
-            </w:r>
-            <w:r>
-              <w:rPr>
-                <w:rFonts w:cs="Arial"/>
-                <w:b/>
+              <w:t xml:space="preserve">. - </w:t>
+            </w:r>
+            <w:r>
+              <w:rPr>
+                <w:rFonts w:cs="Arial"/>
+                <w:b/>
+                <w:sz w:val="28"/>
                 <w:szCs w:val="32"/>
                 <w:lang w:val="it-IT"/>
               </w:rPr>
-              <w:t xml:space="preserve">. - </w:t>
+              <w:t>1</w:t>
             </w:r>
             <w:r>
               <w:rPr>
@@ -1507,7 +3207,7 @@
                 <w:szCs w:val="32"/>
                 <w:lang w:val="it-IT"/>
               </w:rPr>
-              <w:t>26</w:t>
+              <w:t>9</w:t>
             </w:r>
           </w:p>
         </w:tc>
@@ -1526,7 +3226,8 @@
                 <w:rFonts w:ascii="Latha" w:hAnsi="Latha" w:cs="Latha"/>
                 <w:sz w:val="28"/>
                 <w:szCs w:val="28"/>
-                <w:lang w:val="it-IT" w:bidi="ta-IN"/>
+                <w:cs/>
+                <w:lang w:bidi="ta-IN"/>
               </w:rPr>
             </w:pPr>
             <w:r>
@@ -1537,7 +3238,7 @@
                 <w:cs/>
                 <w:lang w:bidi="ta-IN"/>
               </w:rPr>
-              <w:t>யஜு</w:t>
+              <w:t>பஞ்ச</w:t>
             </w:r>
             <w:r>
               <w:rPr>
@@ -1545,7 +3246,7 @@
                 <w:b/>
                 <w:sz w:val="36"/>
                 <w:szCs w:val="28"/>
-                <w:lang w:val="it-IT" w:bidi="ta-IN"/>
+                <w:lang w:bidi="ta-IN"/>
               </w:rPr>
               <w:t>†</w:t>
             </w:r>
@@ -1557,14 +3258,44 @@
                 <w:cs/>
                 <w:lang w:bidi="ta-IN"/>
               </w:rPr>
-              <w:t>ஷா</w:t>
-            </w:r>
-            <w:r>
-              <w:rPr>
-                <w:rFonts w:ascii="Latha" w:hAnsi="Latha" w:cs="Latha"/>
-                <w:sz w:val="28"/>
-                <w:szCs w:val="28"/>
-                <w:lang w:val="it-IT" w:bidi="ta-IN"/>
+              <w:t>சிதீக</w:t>
+            </w:r>
+            <w:r>
+              <w:rPr>
+                <w:rFonts w:ascii="BRH Tamil Tab Extra" w:hAnsi="BRH Tamil Tab Extra" w:cs="Latha"/>
+                <w:b/>
+                <w:sz w:val="32"/>
+                <w:szCs w:val="28"/>
+                <w:lang w:bidi="ta-IN"/>
+              </w:rPr>
+              <w:t>…</w:t>
+            </w:r>
+            <w:r>
+              <w:rPr>
+                <w:rFonts w:ascii="Latha" w:hAnsi="Latha" w:cs="Latha"/>
+                <w:sz w:val="28"/>
+                <w:szCs w:val="28"/>
+                <w:cs/>
+                <w:lang w:bidi="ta-IN"/>
+              </w:rPr>
+              <w:t>மிதி</w:t>
+            </w:r>
+            <w:r>
+              <w:rPr>
+                <w:rFonts w:ascii="BRH Tamil Tab Extra" w:hAnsi="BRH Tamil Tab Extra" w:cs="Latha"/>
+                <w:b/>
+                <w:sz w:val="32"/>
+                <w:szCs w:val="28"/>
+                <w:lang w:bidi="ta-IN"/>
+              </w:rPr>
+              <w:t>…</w:t>
+            </w:r>
+            <w:r>
+              <w:rPr>
+                <w:rFonts w:ascii="Latha" w:hAnsi="Latha" w:cs="Latha"/>
+                <w:sz w:val="28"/>
+                <w:szCs w:val="28"/>
+                <w:lang w:bidi="ta-IN"/>
               </w:rPr>
               <w:t xml:space="preserve"> </w:t>
             </w:r>
@@ -1576,33 +3307,8 @@
                 <w:cs/>
                 <w:lang w:bidi="ta-IN"/>
               </w:rPr>
-              <w:t>யுனக்தி</w:t>
-            </w:r>
-            <w:r>
-              <w:rPr>
-                <w:rFonts w:ascii="Latha" w:hAnsi="Latha" w:cs="Latha"/>
-                <w:sz w:val="28"/>
-                <w:szCs w:val="28"/>
-                <w:lang w:val="it-IT" w:bidi="ta-IN"/>
-              </w:rPr>
-              <w:t xml:space="preserve"> | </w:t>
-            </w:r>
-          </w:p>
-          <w:p>
-            <w:pPr>
-              <w:widowControl w:val="0"/>
-              <w:autoSpaceDE w:val="0"/>
-              <w:autoSpaceDN w:val="0"/>
-              <w:adjustRightInd w:val="0"/>
-              <w:spacing w:before="0" w:line="240" w:lineRule="auto"/>
-              <w:rPr>
-                <w:rFonts w:ascii="BRH Malayalam Extra" w:eastAsia="Times New Roman" w:hAnsi="BRH Malayalam Extra" w:cs="BRH Malayalam Extra"/>
-                <w:color w:val="000000"/>
-                <w:sz w:val="40"/>
-                <w:szCs w:val="40"/>
-                <w:lang w:val="it-IT" w:eastAsia="en-IN" w:bidi="ml-IN"/>
-              </w:rPr>
-            </w:pPr>
+              <w:t>ப</w:t>
+            </w:r>
             <w:r>
               <w:rPr>
                 <w:rFonts w:ascii="Latha" w:hAnsi="Latha" w:cs="Latha"/>
@@ -1612,76 +3318,7 @@
                 <w:cs/>
                 <w:lang w:bidi="ta-IN"/>
               </w:rPr>
-              <w:t>ய</w:t>
-            </w:r>
-            <w:r>
-              <w:rPr>
-                <w:rFonts w:ascii="BRH Tamil Tab Extra" w:hAnsi="BRH Tamil Tab Extra" w:cs="Latha"/>
-                <w:b/>
-                <w:sz w:val="32"/>
-                <w:szCs w:val="28"/>
-                <w:lang w:val="it-IT" w:bidi="ta-IN"/>
-              </w:rPr>
-              <w:t>…</w:t>
-            </w:r>
-            <w:r>
-              <w:rPr>
-                <w:rFonts w:ascii="Latha" w:hAnsi="Latha" w:cs="Latha"/>
-                <w:sz w:val="28"/>
-                <w:szCs w:val="28"/>
-                <w:cs/>
-                <w:lang w:bidi="ta-IN"/>
-              </w:rPr>
-              <w:t>ன</w:t>
-            </w:r>
-            <w:r>
-              <w:rPr>
-                <w:rFonts w:ascii="BRH Tamil Tab Extra" w:hAnsi="BRH Tamil Tab Extra" w:cs="Latha"/>
-                <w:b/>
-                <w:sz w:val="32"/>
-                <w:szCs w:val="28"/>
-                <w:lang w:val="it-IT" w:bidi="ta-IN"/>
-              </w:rPr>
-              <w:t>…</w:t>
-            </w:r>
-            <w:r>
-              <w:rPr>
-                <w:rFonts w:ascii="Latha" w:hAnsi="Latha" w:cs="Latha"/>
-                <w:sz w:val="28"/>
-                <w:szCs w:val="28"/>
-                <w:cs/>
-                <w:lang w:bidi="ta-IN"/>
-              </w:rPr>
-              <w:t>க்தி</w:t>
-            </w:r>
-            <w:r>
-              <w:rPr>
-                <w:rFonts w:ascii="BRH Tamil Tab Extra" w:hAnsi="BRH Tamil Tab Extra" w:cs="Latha"/>
-                <w:b/>
-                <w:sz w:val="32"/>
-                <w:szCs w:val="28"/>
-                <w:lang w:val="it-IT" w:bidi="ta-IN"/>
-              </w:rPr>
-              <w:t>…</w:t>
-            </w:r>
-            <w:r>
-              <w:rPr>
-                <w:rFonts w:ascii="Latha" w:hAnsi="Latha" w:cs="Latha"/>
-                <w:sz w:val="28"/>
-                <w:szCs w:val="28"/>
-                <w:lang w:val="it-IT" w:bidi="ta-IN"/>
-              </w:rPr>
-              <w:t xml:space="preserve"> </w:t>
-            </w:r>
-            <w:r>
-              <w:rPr>
-                <w:rFonts w:ascii="Latha" w:hAnsi="Latha" w:cs="Latha"/>
-                <w:sz w:val="28"/>
-                <w:szCs w:val="28"/>
-                <w:cs/>
-                <w:lang w:bidi="ta-IN"/>
-              </w:rPr>
-              <w:t>யஜு</w:t>
+              <w:t>ன்ச</w:t>
             </w:r>
             <w:r>
               <w:rPr>
@@ -1689,7 +3326,7 @@
                 <w:b/>
                 <w:sz w:val="36"/>
                 <w:szCs w:val="28"/>
-                <w:lang w:val="it-IT" w:bidi="ta-IN"/>
+                <w:lang w:bidi="ta-IN"/>
               </w:rPr>
               <w:t>†</w:t>
             </w:r>
@@ -1698,17 +3335,86 @@
                 <w:rFonts w:ascii="Latha" w:hAnsi="Latha" w:cs="Latha"/>
                 <w:sz w:val="28"/>
                 <w:szCs w:val="28"/>
-                <w:cs/>
-                <w:lang w:bidi="ta-IN"/>
-              </w:rPr>
-              <w:t>ஷா</w:t>
-            </w:r>
-            <w:r>
-              <w:rPr>
-                <w:rFonts w:ascii="Latha" w:hAnsi="Latha" w:cs="Latha"/>
-                <w:sz w:val="28"/>
-                <w:szCs w:val="28"/>
-                <w:lang w:val="it-IT" w:bidi="ta-IN"/>
+                <w:lang w:bidi="ta-IN"/>
+              </w:rPr>
+              <w:t xml:space="preserve"> - </w:t>
+            </w:r>
+            <w:r>
+              <w:rPr>
+                <w:rFonts w:ascii="Latha" w:hAnsi="Latha" w:cs="Latha"/>
+                <w:sz w:val="28"/>
+                <w:szCs w:val="28"/>
+                <w:cs/>
+                <w:lang w:bidi="ta-IN"/>
+              </w:rPr>
+              <w:t>சி</w:t>
+            </w:r>
+            <w:r>
+              <w:rPr>
+                <w:rFonts w:ascii="BRH Tamil Tab Extra" w:hAnsi="BRH Tamil Tab Extra" w:cs="Latha"/>
+                <w:b/>
+                <w:sz w:val="32"/>
+                <w:szCs w:val="28"/>
+                <w:lang w:bidi="ta-IN"/>
+              </w:rPr>
+              <w:t>…</w:t>
+            </w:r>
+            <w:r>
+              <w:rPr>
+                <w:rFonts w:ascii="Latha" w:hAnsi="Latha" w:cs="Latha"/>
+                <w:sz w:val="28"/>
+                <w:szCs w:val="28"/>
+                <w:cs/>
+                <w:lang w:bidi="ta-IN"/>
+              </w:rPr>
+              <w:t>தீ</w:t>
+            </w:r>
+            <w:r>
+              <w:rPr>
+                <w:rFonts w:ascii="BRH Tamil Tab Extra" w:hAnsi="BRH Tamil Tab Extra" w:cs="Latha"/>
+                <w:b/>
+                <w:sz w:val="32"/>
+                <w:szCs w:val="28"/>
+                <w:lang w:bidi="ta-IN"/>
+              </w:rPr>
+              <w:t>…</w:t>
+            </w:r>
+            <w:r>
+              <w:rPr>
+                <w:rFonts w:ascii="Latha" w:hAnsi="Latha" w:cs="Latha"/>
+                <w:sz w:val="28"/>
+                <w:szCs w:val="28"/>
+                <w:cs/>
+                <w:lang w:bidi="ta-IN"/>
+              </w:rPr>
+              <w:t>க</w:t>
+            </w:r>
+            <w:r>
+              <w:rPr>
+                <w:rFonts w:ascii="BRH Tamil Tab Extra" w:hAnsi="BRH Tamil Tab Extra" w:cs="Latha"/>
+                <w:b/>
+                <w:sz w:val="32"/>
+                <w:szCs w:val="28"/>
+                <w:lang w:bidi="ta-IN"/>
+              </w:rPr>
+              <w:t>…</w:t>
+            </w:r>
+            <w:r>
+              <w:rPr>
+                <w:rFonts w:ascii="Latha" w:hAnsi="Latha" w:cs="Latha"/>
+                <w:sz w:val="28"/>
+                <w:szCs w:val="28"/>
+                <w:cs/>
+                <w:lang w:bidi="ta-IN"/>
+              </w:rPr>
+              <w:t>ம்</w:t>
+            </w:r>
+            <w:r>
+              <w:rPr>
+                <w:rFonts w:ascii="Latha" w:hAnsi="Latha" w:cs="Latha"/>
+                <w:sz w:val="28"/>
+                <w:szCs w:val="28"/>
+                <w:lang w:bidi="ta-IN"/>
               </w:rPr>
               <w:t xml:space="preserve"> |</w:t>
             </w:r>
@@ -1729,7 +3435,8 @@
                 <w:rFonts w:ascii="Latha" w:hAnsi="Latha" w:cs="Latha"/>
                 <w:sz w:val="28"/>
                 <w:szCs w:val="28"/>
-                <w:lang w:val="it-IT" w:bidi="ta-IN"/>
+                <w:cs/>
+                <w:lang w:bidi="ta-IN"/>
               </w:rPr>
             </w:pPr>
             <w:r>
@@ -1740,7 +3447,7 @@
                 <w:cs/>
                 <w:lang w:bidi="ta-IN"/>
               </w:rPr>
-              <w:t>யஜு</w:t>
+              <w:t>பஞ்ச</w:t>
             </w:r>
             <w:r>
               <w:rPr>
@@ -1748,7 +3455,7 @@
                 <w:b/>
                 <w:sz w:val="36"/>
                 <w:szCs w:val="28"/>
-                <w:lang w:val="it-IT" w:bidi="ta-IN"/>
+                <w:lang w:bidi="ta-IN"/>
               </w:rPr>
               <w:t>†</w:t>
             </w:r>
@@ -1760,14 +3467,44 @@
                 <w:cs/>
                 <w:lang w:bidi="ta-IN"/>
               </w:rPr>
-              <w:t>ஷா</w:t>
-            </w:r>
-            <w:r>
-              <w:rPr>
-                <w:rFonts w:ascii="Latha" w:hAnsi="Latha" w:cs="Latha"/>
-                <w:sz w:val="28"/>
-                <w:szCs w:val="28"/>
-                <w:lang w:val="it-IT" w:bidi="ta-IN"/>
+              <w:t>சிதீக</w:t>
+            </w:r>
+            <w:r>
+              <w:rPr>
+                <w:rFonts w:ascii="BRH Tamil Tab Extra" w:hAnsi="BRH Tamil Tab Extra" w:cs="Latha"/>
+                <w:b/>
+                <w:sz w:val="32"/>
+                <w:szCs w:val="28"/>
+                <w:lang w:bidi="ta-IN"/>
+              </w:rPr>
+              <w:t>…</w:t>
+            </w:r>
+            <w:r>
+              <w:rPr>
+                <w:rFonts w:ascii="Latha" w:hAnsi="Latha" w:cs="Latha"/>
+                <w:sz w:val="28"/>
+                <w:szCs w:val="28"/>
+                <w:cs/>
+                <w:lang w:bidi="ta-IN"/>
+              </w:rPr>
+              <w:t>மிதி</w:t>
+            </w:r>
+            <w:r>
+              <w:rPr>
+                <w:rFonts w:ascii="BRH Tamil Tab Extra" w:hAnsi="BRH Tamil Tab Extra" w:cs="Latha"/>
+                <w:b/>
+                <w:sz w:val="32"/>
+                <w:szCs w:val="28"/>
+                <w:lang w:bidi="ta-IN"/>
+              </w:rPr>
+              <w:t>…</w:t>
+            </w:r>
+            <w:r>
+              <w:rPr>
+                <w:rFonts w:ascii="Latha" w:hAnsi="Latha" w:cs="Latha"/>
+                <w:sz w:val="28"/>
+                <w:szCs w:val="28"/>
+                <w:lang w:bidi="ta-IN"/>
               </w:rPr>
               <w:t xml:space="preserve"> </w:t>
             </w:r>
@@ -1779,33 +3516,8 @@
                 <w:cs/>
                 <w:lang w:bidi="ta-IN"/>
               </w:rPr>
-              <w:t>யுனக்தி</w:t>
-            </w:r>
-            <w:r>
-              <w:rPr>
-                <w:rFonts w:ascii="Latha" w:hAnsi="Latha" w:cs="Latha"/>
-                <w:sz w:val="28"/>
-                <w:szCs w:val="28"/>
-                <w:lang w:val="it-IT" w:bidi="ta-IN"/>
-              </w:rPr>
-              <w:t xml:space="preserve"> | </w:t>
-            </w:r>
-          </w:p>
-          <w:p>
-            <w:pPr>
-              <w:widowControl w:val="0"/>
-              <w:autoSpaceDE w:val="0"/>
-              <w:autoSpaceDN w:val="0"/>
-              <w:adjustRightInd w:val="0"/>
-              <w:spacing w:before="0" w:line="240" w:lineRule="auto"/>
-              <w:rPr>
-                <w:rFonts w:ascii="BRH Malayalam Extra" w:eastAsia="Times New Roman" w:hAnsi="BRH Malayalam Extra" w:cs="BRH Malayalam Extra"/>
-                <w:color w:val="000000"/>
-                <w:sz w:val="40"/>
-                <w:szCs w:val="40"/>
-                <w:lang w:val="it-IT" w:eastAsia="en-IN" w:bidi="ml-IN"/>
-              </w:rPr>
-            </w:pPr>
+              <w:t>ப</w:t>
+            </w:r>
             <w:r>
               <w:rPr>
                 <w:rFonts w:ascii="Latha" w:hAnsi="Latha" w:cs="Latha"/>
@@ -1815,76 +3527,7 @@
                 <w:cs/>
                 <w:lang w:bidi="ta-IN"/>
               </w:rPr>
-              <w:t>யு</w:t>
-            </w:r>
-            <w:r>
-              <w:rPr>
-                <w:rFonts w:ascii="BRH Tamil Tab Extra" w:hAnsi="BRH Tamil Tab Extra" w:cs="Latha"/>
-                <w:b/>
-                <w:sz w:val="32"/>
-                <w:szCs w:val="28"/>
-                <w:lang w:val="it-IT" w:bidi="ta-IN"/>
-              </w:rPr>
-              <w:t>…</w:t>
-            </w:r>
-            <w:r>
-              <w:rPr>
-                <w:rFonts w:ascii="Latha" w:hAnsi="Latha" w:cs="Latha"/>
-                <w:sz w:val="28"/>
-                <w:szCs w:val="28"/>
-                <w:cs/>
-                <w:lang w:bidi="ta-IN"/>
-              </w:rPr>
-              <w:t>ன</w:t>
-            </w:r>
-            <w:r>
-              <w:rPr>
-                <w:rFonts w:ascii="BRH Tamil Tab Extra" w:hAnsi="BRH Tamil Tab Extra" w:cs="Latha"/>
-                <w:b/>
-                <w:sz w:val="32"/>
-                <w:szCs w:val="28"/>
-                <w:lang w:val="it-IT" w:bidi="ta-IN"/>
-              </w:rPr>
-              <w:t>…</w:t>
-            </w:r>
-            <w:r>
-              <w:rPr>
-                <w:rFonts w:ascii="Latha" w:hAnsi="Latha" w:cs="Latha"/>
-                <w:sz w:val="28"/>
-                <w:szCs w:val="28"/>
-                <w:cs/>
-                <w:lang w:bidi="ta-IN"/>
-              </w:rPr>
-              <w:t>க்தி</w:t>
-            </w:r>
-            <w:r>
-              <w:rPr>
-                <w:rFonts w:ascii="BRH Tamil Tab Extra" w:hAnsi="BRH Tamil Tab Extra" w:cs="Latha"/>
-                <w:b/>
-                <w:sz w:val="32"/>
-                <w:szCs w:val="28"/>
-                <w:lang w:val="it-IT" w:bidi="ta-IN"/>
-              </w:rPr>
-              <w:t>…</w:t>
-            </w:r>
-            <w:r>
-              <w:rPr>
-                <w:rFonts w:ascii="Latha" w:hAnsi="Latha" w:cs="Latha"/>
-                <w:sz w:val="28"/>
-                <w:szCs w:val="28"/>
-                <w:lang w:val="it-IT" w:bidi="ta-IN"/>
-              </w:rPr>
-              <w:t xml:space="preserve"> </w:t>
-            </w:r>
-            <w:r>
-              <w:rPr>
-                <w:rFonts w:ascii="Latha" w:hAnsi="Latha" w:cs="Latha"/>
-                <w:sz w:val="28"/>
-                <w:szCs w:val="28"/>
-                <w:cs/>
-                <w:lang w:bidi="ta-IN"/>
-              </w:rPr>
-              <w:t>யஜு</w:t>
+              <w:t>ஞ்ச</w:t>
             </w:r>
             <w:r>
               <w:rPr>
@@ -1892,7 +3535,7 @@
                 <w:b/>
                 <w:sz w:val="36"/>
                 <w:szCs w:val="28"/>
-                <w:lang w:val="it-IT" w:bidi="ta-IN"/>
+                <w:lang w:bidi="ta-IN"/>
               </w:rPr>
               <w:t>†</w:t>
             </w:r>
@@ -1901,17 +3544,86 @@
                 <w:rFonts w:ascii="Latha" w:hAnsi="Latha" w:cs="Latha"/>
                 <w:sz w:val="28"/>
                 <w:szCs w:val="28"/>
-                <w:cs/>
-                <w:lang w:bidi="ta-IN"/>
-              </w:rPr>
-              <w:t>ஷா</w:t>
-            </w:r>
-            <w:r>
-              <w:rPr>
-                <w:rFonts w:ascii="Latha" w:hAnsi="Latha" w:cs="Latha"/>
-                <w:sz w:val="28"/>
-                <w:szCs w:val="28"/>
-                <w:lang w:val="it-IT" w:bidi="ta-IN"/>
+                <w:lang w:bidi="ta-IN"/>
+              </w:rPr>
+              <w:t xml:space="preserve"> - </w:t>
+            </w:r>
+            <w:r>
+              <w:rPr>
+                <w:rFonts w:ascii="Latha" w:hAnsi="Latha" w:cs="Latha"/>
+                <w:sz w:val="28"/>
+                <w:szCs w:val="28"/>
+                <w:cs/>
+                <w:lang w:bidi="ta-IN"/>
+              </w:rPr>
+              <w:t>சி</w:t>
+            </w:r>
+            <w:r>
+              <w:rPr>
+                <w:rFonts w:ascii="BRH Tamil Tab Extra" w:hAnsi="BRH Tamil Tab Extra" w:cs="Latha"/>
+                <w:b/>
+                <w:sz w:val="32"/>
+                <w:szCs w:val="28"/>
+                <w:lang w:bidi="ta-IN"/>
+              </w:rPr>
+              <w:t>…</w:t>
+            </w:r>
+            <w:r>
+              <w:rPr>
+                <w:rFonts w:ascii="Latha" w:hAnsi="Latha" w:cs="Latha"/>
+                <w:sz w:val="28"/>
+                <w:szCs w:val="28"/>
+                <w:cs/>
+                <w:lang w:bidi="ta-IN"/>
+              </w:rPr>
+              <w:t>தீ</w:t>
+            </w:r>
+            <w:r>
+              <w:rPr>
+                <w:rFonts w:ascii="BRH Tamil Tab Extra" w:hAnsi="BRH Tamil Tab Extra" w:cs="Latha"/>
+                <w:b/>
+                <w:sz w:val="32"/>
+                <w:szCs w:val="28"/>
+                <w:lang w:bidi="ta-IN"/>
+              </w:rPr>
+              <w:t>…</w:t>
+            </w:r>
+            <w:r>
+              <w:rPr>
+                <w:rFonts w:ascii="Latha" w:hAnsi="Latha" w:cs="Latha"/>
+                <w:sz w:val="28"/>
+                <w:szCs w:val="28"/>
+                <w:cs/>
+                <w:lang w:bidi="ta-IN"/>
+              </w:rPr>
+              <w:t>க</w:t>
+            </w:r>
+            <w:r>
+              <w:rPr>
+                <w:rFonts w:ascii="BRH Tamil Tab Extra" w:hAnsi="BRH Tamil Tab Extra" w:cs="Latha"/>
+                <w:b/>
+                <w:sz w:val="32"/>
+                <w:szCs w:val="28"/>
+                <w:lang w:bidi="ta-IN"/>
+              </w:rPr>
+              <w:t>…</w:t>
+            </w:r>
+            <w:r>
+              <w:rPr>
+                <w:rFonts w:ascii="Latha" w:hAnsi="Latha" w:cs="Latha"/>
+                <w:sz w:val="28"/>
+                <w:szCs w:val="28"/>
+                <w:cs/>
+                <w:lang w:bidi="ta-IN"/>
+              </w:rPr>
+              <w:t>ம்</w:t>
+            </w:r>
+            <w:r>
+              <w:rPr>
+                <w:rFonts w:ascii="Latha" w:hAnsi="Latha" w:cs="Latha"/>
+                <w:sz w:val="28"/>
+                <w:szCs w:val="28"/>
+                <w:lang w:bidi="ta-IN"/>
               </w:rPr>
               <w:t xml:space="preserve"> |</w:t>
             </w:r>
@@ -1951,6 +3663,1385 @@
                 <w:sz w:val="28"/>
                 <w:szCs w:val="32"/>
               </w:rPr>
+              <w:lastRenderedPageBreak/>
+              <w:t>T.S.5.2.</w:t>
+            </w:r>
+            <w:r>
+              <w:rPr>
+                <w:rFonts w:cs="Arial"/>
+                <w:b/>
+                <w:sz w:val="28"/>
+                <w:szCs w:val="32"/>
+              </w:rPr>
+              <w:t>4</w:t>
+            </w:r>
+            <w:r>
+              <w:rPr>
+                <w:rFonts w:cs="Arial"/>
+                <w:b/>
+                <w:sz w:val="28"/>
+                <w:szCs w:val="32"/>
+              </w:rPr>
+              <w:t>.</w:t>
+            </w:r>
+            <w:r>
+              <w:rPr>
+                <w:rFonts w:cs="Arial"/>
+                <w:b/>
+                <w:sz w:val="28"/>
+                <w:szCs w:val="32"/>
+              </w:rPr>
+              <w:t>4</w:t>
+            </w:r>
+            <w:r>
+              <w:rPr>
+                <w:rFonts w:cs="Arial"/>
+                <w:b/>
+                <w:sz w:val="28"/>
+                <w:szCs w:val="32"/>
+              </w:rPr>
+              <w:t xml:space="preserve"> – Kramam</w:t>
+            </w:r>
+          </w:p>
+          <w:p>
+            <w:pPr>
+              <w:widowControl w:val="0"/>
+              <w:tabs>
+                <w:tab w:val="left" w:pos="993"/>
+              </w:tabs>
+              <w:autoSpaceDE w:val="0"/>
+              <w:autoSpaceDN w:val="0"/>
+              <w:adjustRightInd w:val="0"/>
+              <w:spacing w:before="0" w:line="252" w:lineRule="auto"/>
+              <w:ind w:right="297"/>
+              <w:rPr>
+                <w:rFonts w:cs="Arial"/>
+                <w:b/>
+                <w:sz w:val="28"/>
+                <w:szCs w:val="32"/>
+                <w:lang w:val="en-IN"/>
+              </w:rPr>
+            </w:pPr>
+            <w:r>
+              <w:rPr>
+                <w:rFonts w:cs="Arial"/>
+                <w:b/>
+                <w:sz w:val="28"/>
+                <w:szCs w:val="32"/>
+                <w:lang w:val="en-IN"/>
+              </w:rPr>
+              <w:t xml:space="preserve">Krama Vaakyam No.– </w:t>
+            </w:r>
+            <w:r>
+              <w:rPr>
+                <w:rFonts w:cs="Arial"/>
+                <w:b/>
+                <w:sz w:val="28"/>
+                <w:szCs w:val="32"/>
+                <w:lang w:val="en-IN"/>
+              </w:rPr>
+              <w:t>25</w:t>
+            </w:r>
+          </w:p>
+          <w:p>
+            <w:pPr>
+              <w:widowControl w:val="0"/>
+              <w:tabs>
+                <w:tab w:val="left" w:pos="993"/>
+              </w:tabs>
+              <w:autoSpaceDE w:val="0"/>
+              <w:autoSpaceDN w:val="0"/>
+              <w:adjustRightInd w:val="0"/>
+              <w:spacing w:before="0" w:line="252" w:lineRule="auto"/>
+              <w:ind w:right="297"/>
+              <w:rPr>
+                <w:rFonts w:cs="Arial"/>
+                <w:b/>
+                <w:sz w:val="28"/>
+                <w:szCs w:val="32"/>
+              </w:rPr>
+            </w:pPr>
+            <w:r>
+              <w:rPr>
+                <w:rFonts w:cs="Arial"/>
+                <w:b/>
+                <w:sz w:val="28"/>
+                <w:szCs w:val="32"/>
+                <w:lang w:val="it-IT"/>
+              </w:rPr>
+              <w:t>Panchaati No</w:t>
+            </w:r>
+            <w:r>
+              <w:rPr>
+                <w:rFonts w:cs="Arial"/>
+                <w:b/>
+                <w:szCs w:val="32"/>
+                <w:lang w:val="it-IT"/>
+              </w:rPr>
+              <w:t xml:space="preserve">. - </w:t>
+            </w:r>
+            <w:r>
+              <w:rPr>
+                <w:rFonts w:cs="Arial"/>
+                <w:b/>
+                <w:szCs w:val="32"/>
+                <w:lang w:val="it-IT"/>
+              </w:rPr>
+              <w:t>24</w:t>
+            </w:r>
+          </w:p>
+        </w:tc>
+        <w:tc>
+          <w:tcPr>
+            <w:tcW w:w="5103" w:type="dxa"/>
+          </w:tcPr>
+          <w:p>
+            <w:pPr>
+              <w:widowControl w:val="0"/>
+              <w:autoSpaceDE w:val="0"/>
+              <w:autoSpaceDN w:val="0"/>
+              <w:adjustRightInd w:val="0"/>
+              <w:spacing w:before="0" w:line="240" w:lineRule="auto"/>
+              <w:rPr>
+                <w:rFonts w:ascii="Latha" w:hAnsi="Latha" w:cs="Latha"/>
+                <w:sz w:val="28"/>
+                <w:szCs w:val="28"/>
+                <w:cs/>
+                <w:lang w:bidi="ta-IN"/>
+              </w:rPr>
+            </w:pPr>
+            <w:r>
+              <w:rPr>
+                <w:rFonts w:ascii="Latha" w:hAnsi="Latha" w:cs="Latha"/>
+                <w:sz w:val="28"/>
+                <w:szCs w:val="28"/>
+                <w:cs/>
+                <w:lang w:bidi="ta-IN"/>
+              </w:rPr>
+              <w:t>உப</w:t>
+            </w:r>
+            <w:r>
+              <w:rPr>
+                <w:rFonts w:ascii="BRH Tamil Tab Extra" w:hAnsi="BRH Tamil Tab Extra" w:cs="Latha"/>
+                <w:b/>
+                <w:sz w:val="36"/>
+                <w:szCs w:val="28"/>
+                <w:lang w:bidi="ta-IN"/>
+              </w:rPr>
+              <w:t>†</w:t>
+            </w:r>
+            <w:r>
+              <w:rPr>
+                <w:rFonts w:ascii="Latha" w:hAnsi="Latha" w:cs="Latha"/>
+                <w:sz w:val="28"/>
+                <w:szCs w:val="28"/>
+                <w:lang w:bidi="ta-IN"/>
+              </w:rPr>
+              <w:t xml:space="preserve"> </w:t>
+            </w:r>
+            <w:r>
+              <w:rPr>
+                <w:rFonts w:ascii="Latha" w:hAnsi="Latha" w:cs="Latha"/>
+                <w:sz w:val="28"/>
+                <w:szCs w:val="28"/>
+                <w:cs/>
+                <w:lang w:bidi="ta-IN"/>
+              </w:rPr>
+              <w:t>திஷ்ட</w:t>
+            </w:r>
+            <w:r>
+              <w:rPr>
+                <w:rFonts w:ascii="Latha" w:hAnsi="Latha" w:cs="Latha"/>
+                <w:b/>
+                <w:bCs/>
+                <w:position w:val="-12"/>
+                <w:sz w:val="28"/>
+                <w:szCs w:val="28"/>
+                <w:cs/>
+                <w:lang w:bidi="ta-IN"/>
+              </w:rPr>
+              <w:t>2</w:t>
+            </w:r>
+            <w:r>
+              <w:rPr>
+                <w:rFonts w:ascii="Latha" w:hAnsi="Latha" w:cs="Latha"/>
+                <w:sz w:val="28"/>
+                <w:szCs w:val="28"/>
+                <w:cs/>
+                <w:lang w:bidi="ta-IN"/>
+              </w:rPr>
+              <w:t>ந்தே</w:t>
+            </w:r>
+            <w:r>
+              <w:rPr>
+                <w:rFonts w:ascii="Latha" w:hAnsi="Latha" w:cs="Latha"/>
+                <w:sz w:val="28"/>
+                <w:szCs w:val="28"/>
+                <w:lang w:bidi="ta-IN"/>
+              </w:rPr>
+              <w:t xml:space="preserve"> | </w:t>
+            </w:r>
+            <w:r>
+              <w:rPr>
+                <w:rFonts w:ascii="Latha" w:hAnsi="Latha" w:cs="Latha"/>
+                <w:sz w:val="28"/>
+                <w:szCs w:val="28"/>
+                <w:lang w:bidi="ta-IN"/>
+              </w:rPr>
+              <w:br/>
+            </w:r>
+            <w:r>
+              <w:rPr>
+                <w:rFonts w:ascii="Latha" w:hAnsi="Latha" w:cs="Latha"/>
+                <w:sz w:val="28"/>
+                <w:szCs w:val="28"/>
+                <w:highlight w:val="yellow"/>
+                <w:cs/>
+                <w:lang w:bidi="ta-IN"/>
+              </w:rPr>
+              <w:t>தி</w:t>
+            </w:r>
+            <w:r>
+              <w:rPr>
+                <w:rFonts w:ascii="BRH Tamil Tab Extra" w:hAnsi="BRH Tamil Tab Extra" w:cs="Latha"/>
+                <w:b/>
+                <w:sz w:val="32"/>
+                <w:szCs w:val="28"/>
+                <w:highlight w:val="yellow"/>
+                <w:lang w:bidi="ta-IN"/>
+              </w:rPr>
+              <w:t>…</w:t>
+            </w:r>
+            <w:r>
+              <w:rPr>
+                <w:rFonts w:ascii="Latha" w:hAnsi="Latha" w:cs="Latha"/>
+                <w:sz w:val="28"/>
+                <w:szCs w:val="28"/>
+                <w:highlight w:val="yellow"/>
+                <w:cs/>
+                <w:lang w:bidi="ta-IN"/>
+              </w:rPr>
+              <w:t>ஷ</w:t>
+            </w:r>
+            <w:r>
+              <w:rPr>
+                <w:rFonts w:ascii="BRH Tamil Tab Extra" w:hAnsi="BRH Tamil Tab Extra" w:cs="Latha"/>
+                <w:b/>
+                <w:sz w:val="32"/>
+                <w:szCs w:val="28"/>
+                <w:highlight w:val="yellow"/>
+                <w:lang w:bidi="ta-IN"/>
+              </w:rPr>
+              <w:t>…</w:t>
+            </w:r>
+            <w:r>
+              <w:rPr>
+                <w:rFonts w:ascii="Latha" w:hAnsi="Latha" w:cs="Latha"/>
+                <w:sz w:val="28"/>
+                <w:szCs w:val="28"/>
+                <w:highlight w:val="yellow"/>
+                <w:cs/>
+                <w:lang w:bidi="ta-IN"/>
+              </w:rPr>
+              <w:t>ந்</w:t>
+            </w:r>
+            <w:r>
+              <w:rPr>
+                <w:rFonts w:ascii="Latha" w:hAnsi="Latha" w:cs="Latha"/>
+                <w:sz w:val="28"/>
+                <w:szCs w:val="28"/>
+                <w:cs/>
+                <w:lang w:bidi="ta-IN"/>
+              </w:rPr>
+              <w:t>தே</w:t>
+            </w:r>
+            <w:r>
+              <w:rPr>
+                <w:rFonts w:ascii="BRH Tamil Tab Extra" w:hAnsi="BRH Tamil Tab Extra" w:cs="Latha"/>
+                <w:b/>
+                <w:sz w:val="32"/>
+                <w:szCs w:val="28"/>
+                <w:highlight w:val="yellow"/>
+                <w:lang w:bidi="ta-IN"/>
+              </w:rPr>
+              <w:t>…</w:t>
+            </w:r>
+            <w:r>
+              <w:rPr>
+                <w:rFonts w:ascii="Latha" w:hAnsi="Latha" w:cs="Latha"/>
+                <w:sz w:val="28"/>
+                <w:szCs w:val="28"/>
+                <w:lang w:bidi="ta-IN"/>
+              </w:rPr>
+              <w:t xml:space="preserve"> </w:t>
+            </w:r>
+            <w:r>
+              <w:rPr>
+                <w:rFonts w:ascii="Latha" w:hAnsi="Latha" w:cs="Latha"/>
+                <w:sz w:val="28"/>
+                <w:szCs w:val="28"/>
+                <w:cs/>
+                <w:lang w:bidi="ta-IN"/>
+              </w:rPr>
+              <w:t>நி</w:t>
+            </w:r>
+            <w:r>
+              <w:rPr>
+                <w:rFonts w:ascii="BRH Tamil Tab Extra" w:hAnsi="BRH Tamil Tab Extra" w:cs="Latha"/>
+                <w:b/>
+                <w:sz w:val="32"/>
+                <w:szCs w:val="28"/>
+                <w:lang w:bidi="ta-IN"/>
+              </w:rPr>
+              <w:t>…</w:t>
+            </w:r>
+            <w:r>
+              <w:rPr>
+                <w:rFonts w:ascii="Latha" w:hAnsi="Latha" w:cs="Latha"/>
+                <w:sz w:val="28"/>
+                <w:szCs w:val="28"/>
+                <w:cs/>
+                <w:lang w:bidi="ta-IN"/>
+              </w:rPr>
+              <w:t>ர்</w:t>
+            </w:r>
+            <w:r>
+              <w:rPr>
+                <w:rFonts w:ascii="BRH Tamil Tab Extra" w:hAnsi="BRH Tamil Tab Extra" w:cs="Latha"/>
+                <w:b/>
+                <w:sz w:val="32"/>
+                <w:szCs w:val="28"/>
+                <w:lang w:bidi="ta-IN"/>
+              </w:rPr>
+              <w:t>…</w:t>
+            </w:r>
+            <w:r>
+              <w:rPr>
+                <w:rFonts w:ascii="Latha" w:hAnsi="Latha" w:cs="Latha"/>
+                <w:b/>
+                <w:bCs/>
+                <w:sz w:val="28"/>
+                <w:szCs w:val="28"/>
+                <w:lang w:bidi="ta-IN"/>
+              </w:rPr>
+              <w:t>.</w:t>
+            </w:r>
+            <w:r>
+              <w:rPr>
+                <w:rFonts w:ascii="Latha" w:hAnsi="Latha" w:cs="Latha"/>
+                <w:b/>
+                <w:bCs/>
+                <w:i/>
+                <w:iCs/>
+                <w:sz w:val="28"/>
+                <w:szCs w:val="28"/>
+                <w:cs/>
+                <w:lang w:bidi="ta-IN"/>
+              </w:rPr>
+              <w:t>ரு</w:t>
+            </w:r>
+            <w:r>
+              <w:rPr>
+                <w:rFonts w:ascii="BRH Tamil Tab Extra" w:hAnsi="BRH Tamil Tab Extra" w:cs="Latha"/>
+                <w:b/>
+                <w:sz w:val="32"/>
+                <w:szCs w:val="28"/>
+                <w:lang w:bidi="ta-IN"/>
+              </w:rPr>
+              <w:t>…</w:t>
+            </w:r>
+            <w:r>
+              <w:rPr>
+                <w:rFonts w:ascii="Latha" w:hAnsi="Latha" w:cs="Latha"/>
+                <w:sz w:val="28"/>
+                <w:szCs w:val="28"/>
+                <w:cs/>
+                <w:lang w:bidi="ta-IN"/>
+              </w:rPr>
+              <w:t>தி</w:t>
+            </w:r>
+            <w:r>
+              <w:rPr>
+                <w:rFonts w:ascii="BRH Tamil Tab Extra" w:hAnsi="BRH Tamil Tab Extra" w:cs="Latha"/>
+                <w:b/>
+                <w:sz w:val="32"/>
+                <w:szCs w:val="28"/>
+                <w:lang w:bidi="ta-IN"/>
+              </w:rPr>
+              <w:t>…</w:t>
+            </w:r>
+            <w:r>
+              <w:rPr>
+                <w:rFonts w:ascii="Latha" w:hAnsi="Latha" w:cs="Latha"/>
+                <w:sz w:val="28"/>
+                <w:szCs w:val="28"/>
+                <w:cs/>
+                <w:lang w:bidi="ta-IN"/>
+              </w:rPr>
+              <w:t>லோ</w:t>
+            </w:r>
+            <w:r>
+              <w:rPr>
+                <w:rFonts w:ascii="BRH Tamil Tab Extra" w:hAnsi="BRH Tamil Tab Extra" w:cs="Latha"/>
+                <w:b/>
+                <w:sz w:val="32"/>
+                <w:szCs w:val="28"/>
+                <w:lang w:bidi="ta-IN"/>
+              </w:rPr>
+              <w:t>…</w:t>
+            </w:r>
+            <w:r>
+              <w:rPr>
+                <w:rFonts w:ascii="Latha" w:hAnsi="Latha" w:cs="Latha"/>
+                <w:sz w:val="28"/>
+                <w:szCs w:val="28"/>
+                <w:cs/>
+                <w:lang w:bidi="ta-IN"/>
+              </w:rPr>
+              <w:t>கே</w:t>
+            </w:r>
+            <w:r>
+              <w:rPr>
+                <w:rFonts w:ascii="Latha" w:hAnsi="Latha" w:cs="Latha"/>
+                <w:sz w:val="28"/>
+                <w:szCs w:val="28"/>
+                <w:lang w:bidi="ta-IN"/>
+              </w:rPr>
+              <w:t xml:space="preserve"> |</w:t>
+            </w:r>
+          </w:p>
+        </w:tc>
+        <w:tc>
+          <w:tcPr>
+            <w:tcW w:w="5386" w:type="dxa"/>
+          </w:tcPr>
+          <w:p>
+            <w:pPr>
+              <w:widowControl w:val="0"/>
+              <w:autoSpaceDE w:val="0"/>
+              <w:autoSpaceDN w:val="0"/>
+              <w:adjustRightInd w:val="0"/>
+              <w:spacing w:before="0" w:line="240" w:lineRule="auto"/>
+              <w:rPr>
+                <w:rFonts w:ascii="Latha" w:hAnsi="Latha" w:cs="Latha"/>
+                <w:sz w:val="28"/>
+                <w:szCs w:val="28"/>
+                <w:cs/>
+                <w:lang w:bidi="ta-IN"/>
+              </w:rPr>
+            </w:pPr>
+            <w:r>
+              <w:rPr>
+                <w:rFonts w:ascii="Latha" w:hAnsi="Latha" w:cs="Latha"/>
+                <w:sz w:val="28"/>
+                <w:szCs w:val="28"/>
+                <w:cs/>
+                <w:lang w:bidi="ta-IN"/>
+              </w:rPr>
+              <w:t>உப</w:t>
+            </w:r>
+            <w:r>
+              <w:rPr>
+                <w:rFonts w:ascii="BRH Tamil Tab Extra" w:hAnsi="BRH Tamil Tab Extra" w:cs="Latha"/>
+                <w:b/>
+                <w:sz w:val="36"/>
+                <w:szCs w:val="28"/>
+                <w:lang w:bidi="ta-IN"/>
+              </w:rPr>
+              <w:t>†</w:t>
+            </w:r>
+            <w:r>
+              <w:rPr>
+                <w:rFonts w:ascii="Latha" w:hAnsi="Latha" w:cs="Latha"/>
+                <w:sz w:val="28"/>
+                <w:szCs w:val="28"/>
+                <w:lang w:bidi="ta-IN"/>
+              </w:rPr>
+              <w:t xml:space="preserve"> </w:t>
+            </w:r>
+            <w:r>
+              <w:rPr>
+                <w:rFonts w:ascii="Latha" w:hAnsi="Latha" w:cs="Latha"/>
+                <w:sz w:val="28"/>
+                <w:szCs w:val="28"/>
+                <w:cs/>
+                <w:lang w:bidi="ta-IN"/>
+              </w:rPr>
+              <w:t>திஷ்ட</w:t>
+            </w:r>
+            <w:r>
+              <w:rPr>
+                <w:rFonts w:ascii="Latha" w:hAnsi="Latha" w:cs="Latha"/>
+                <w:b/>
+                <w:bCs/>
+                <w:position w:val="-12"/>
+                <w:sz w:val="28"/>
+                <w:szCs w:val="28"/>
+                <w:cs/>
+                <w:lang w:bidi="ta-IN"/>
+              </w:rPr>
+              <w:t>2</w:t>
+            </w:r>
+            <w:r>
+              <w:rPr>
+                <w:rFonts w:ascii="Latha" w:hAnsi="Latha" w:cs="Latha"/>
+                <w:sz w:val="28"/>
+                <w:szCs w:val="28"/>
+                <w:cs/>
+                <w:lang w:bidi="ta-IN"/>
+              </w:rPr>
+              <w:t>ந்தே</w:t>
+            </w:r>
+            <w:r>
+              <w:rPr>
+                <w:rFonts w:ascii="Latha" w:hAnsi="Latha" w:cs="Latha"/>
+                <w:sz w:val="28"/>
+                <w:szCs w:val="28"/>
+                <w:lang w:bidi="ta-IN"/>
+              </w:rPr>
+              <w:t xml:space="preserve"> | </w:t>
+            </w:r>
+            <w:r>
+              <w:rPr>
+                <w:rFonts w:ascii="Latha" w:hAnsi="Latha" w:cs="Latha"/>
+                <w:sz w:val="28"/>
+                <w:szCs w:val="28"/>
+                <w:lang w:bidi="ta-IN"/>
+              </w:rPr>
+              <w:br/>
+            </w:r>
+            <w:r>
+              <w:rPr>
+                <w:rFonts w:ascii="Latha" w:hAnsi="Latha" w:cs="Latha"/>
+                <w:sz w:val="28"/>
+                <w:szCs w:val="28"/>
+                <w:highlight w:val="green"/>
+                <w:cs/>
+                <w:lang w:bidi="ta-IN"/>
+              </w:rPr>
+              <w:t>தி</w:t>
+            </w:r>
+            <w:r>
+              <w:rPr>
+                <w:rFonts w:ascii="BRH Tamil Tab Extra" w:hAnsi="BRH Tamil Tab Extra" w:cs="Latha"/>
+                <w:b/>
+                <w:sz w:val="32"/>
+                <w:szCs w:val="28"/>
+                <w:highlight w:val="green"/>
+                <w:lang w:bidi="ta-IN"/>
+              </w:rPr>
+              <w:t>…</w:t>
+            </w:r>
+            <w:r>
+              <w:rPr>
+                <w:rFonts w:ascii="Latha" w:hAnsi="Latha" w:cs="Latha"/>
+                <w:sz w:val="28"/>
+                <w:szCs w:val="28"/>
+                <w:highlight w:val="green"/>
+                <w:cs/>
+                <w:lang w:bidi="ta-IN"/>
+              </w:rPr>
+              <w:t>ஷ்</w:t>
+            </w:r>
+            <w:r>
+              <w:rPr>
+                <w:rFonts w:ascii="BRH Tamil Tab Extra" w:hAnsi="BRH Tamil Tab Extra" w:cs="Latha"/>
+                <w:b/>
+                <w:sz w:val="32"/>
+                <w:szCs w:val="28"/>
+                <w:highlight w:val="green"/>
+                <w:lang w:bidi="ta-IN"/>
+              </w:rPr>
+              <w:t>…</w:t>
+            </w:r>
+            <w:r>
+              <w:rPr>
+                <w:rFonts w:ascii="Latha" w:hAnsi="Latha" w:cs="Latha"/>
+                <w:sz w:val="28"/>
+                <w:szCs w:val="28"/>
+                <w:highlight w:val="green"/>
+                <w:cs/>
+                <w:lang w:bidi="ta-IN"/>
+              </w:rPr>
+              <w:t>ட</w:t>
+            </w:r>
+            <w:r>
+              <w:rPr>
+                <w:rFonts w:ascii="BRH Tamil Tab Extra" w:hAnsi="BRH Tamil Tab Extra" w:cs="Latha"/>
+                <w:b/>
+                <w:sz w:val="32"/>
+                <w:szCs w:val="28"/>
+                <w:highlight w:val="green"/>
+                <w:lang w:bidi="ta-IN"/>
+              </w:rPr>
+              <w:t>…</w:t>
+            </w:r>
+            <w:r>
+              <w:rPr>
+                <w:rFonts w:ascii="Latha" w:hAnsi="Latha" w:cs="Latha"/>
+                <w:b/>
+                <w:bCs/>
+                <w:position w:val="-12"/>
+                <w:sz w:val="28"/>
+                <w:szCs w:val="28"/>
+                <w:highlight w:val="green"/>
+                <w:cs/>
+                <w:lang w:bidi="ta-IN"/>
+              </w:rPr>
+              <w:t>2</w:t>
+            </w:r>
+            <w:r>
+              <w:rPr>
+                <w:rFonts w:ascii="Latha" w:hAnsi="Latha" w:cs="Latha"/>
+                <w:sz w:val="28"/>
+                <w:szCs w:val="28"/>
+                <w:highlight w:val="green"/>
+                <w:cs/>
+                <w:lang w:bidi="ta-IN"/>
+              </w:rPr>
+              <w:t>ந்</w:t>
+            </w:r>
+            <w:r>
+              <w:rPr>
+                <w:rFonts w:ascii="Latha" w:hAnsi="Latha" w:cs="Latha"/>
+                <w:sz w:val="28"/>
+                <w:szCs w:val="28"/>
+                <w:cs/>
+                <w:lang w:bidi="ta-IN"/>
+              </w:rPr>
+              <w:t>தே</w:t>
+            </w:r>
+            <w:r>
+              <w:rPr>
+                <w:rFonts w:ascii="BRH Tamil Tab Extra" w:hAnsi="BRH Tamil Tab Extra" w:cs="Latha"/>
+                <w:b/>
+                <w:sz w:val="32"/>
+                <w:szCs w:val="28"/>
+                <w:highlight w:val="yellow"/>
+                <w:lang w:bidi="ta-IN"/>
+              </w:rPr>
+              <w:t>…</w:t>
+            </w:r>
+            <w:r>
+              <w:rPr>
+                <w:rFonts w:ascii="Latha" w:hAnsi="Latha" w:cs="Latha"/>
+                <w:sz w:val="28"/>
+                <w:szCs w:val="28"/>
+                <w:lang w:bidi="ta-IN"/>
+              </w:rPr>
+              <w:t xml:space="preserve"> </w:t>
+            </w:r>
+            <w:r>
+              <w:rPr>
+                <w:rFonts w:ascii="Latha" w:hAnsi="Latha" w:cs="Latha"/>
+                <w:sz w:val="28"/>
+                <w:szCs w:val="28"/>
+                <w:cs/>
+                <w:lang w:bidi="ta-IN"/>
+              </w:rPr>
+              <w:t>நி</w:t>
+            </w:r>
+            <w:r>
+              <w:rPr>
+                <w:rFonts w:ascii="BRH Tamil Tab Extra" w:hAnsi="BRH Tamil Tab Extra" w:cs="Latha"/>
+                <w:b/>
+                <w:sz w:val="32"/>
+                <w:szCs w:val="28"/>
+                <w:lang w:bidi="ta-IN"/>
+              </w:rPr>
+              <w:t>…</w:t>
+            </w:r>
+            <w:r>
+              <w:rPr>
+                <w:rFonts w:ascii="Latha" w:hAnsi="Latha" w:cs="Latha"/>
+                <w:sz w:val="28"/>
+                <w:szCs w:val="28"/>
+                <w:cs/>
+                <w:lang w:bidi="ta-IN"/>
+              </w:rPr>
+              <w:t>ர்</w:t>
+            </w:r>
+            <w:r>
+              <w:rPr>
+                <w:rFonts w:ascii="BRH Tamil Tab Extra" w:hAnsi="BRH Tamil Tab Extra" w:cs="Latha"/>
+                <w:b/>
+                <w:sz w:val="32"/>
+                <w:szCs w:val="28"/>
+                <w:lang w:bidi="ta-IN"/>
+              </w:rPr>
+              <w:t>…</w:t>
+            </w:r>
+            <w:r>
+              <w:rPr>
+                <w:rFonts w:ascii="Latha" w:hAnsi="Latha" w:cs="Latha"/>
+                <w:b/>
+                <w:bCs/>
+                <w:sz w:val="28"/>
+                <w:szCs w:val="28"/>
+                <w:lang w:bidi="ta-IN"/>
+              </w:rPr>
+              <w:t>.</w:t>
+            </w:r>
+            <w:r>
+              <w:rPr>
+                <w:rFonts w:ascii="Latha" w:hAnsi="Latha" w:cs="Latha"/>
+                <w:b/>
+                <w:bCs/>
+                <w:i/>
+                <w:iCs/>
+                <w:sz w:val="28"/>
+                <w:szCs w:val="28"/>
+                <w:cs/>
+                <w:lang w:bidi="ta-IN"/>
+              </w:rPr>
+              <w:t>ரு</w:t>
+            </w:r>
+            <w:r>
+              <w:rPr>
+                <w:rFonts w:ascii="BRH Tamil Tab Extra" w:hAnsi="BRH Tamil Tab Extra" w:cs="Latha"/>
+                <w:b/>
+                <w:sz w:val="32"/>
+                <w:szCs w:val="28"/>
+                <w:lang w:bidi="ta-IN"/>
+              </w:rPr>
+              <w:t>…</w:t>
+            </w:r>
+            <w:r>
+              <w:rPr>
+                <w:rFonts w:ascii="Latha" w:hAnsi="Latha" w:cs="Latha"/>
+                <w:sz w:val="28"/>
+                <w:szCs w:val="28"/>
+                <w:cs/>
+                <w:lang w:bidi="ta-IN"/>
+              </w:rPr>
+              <w:t>தி</w:t>
+            </w:r>
+            <w:r>
+              <w:rPr>
+                <w:rFonts w:ascii="BRH Tamil Tab Extra" w:hAnsi="BRH Tamil Tab Extra" w:cs="Latha"/>
+                <w:b/>
+                <w:sz w:val="32"/>
+                <w:szCs w:val="28"/>
+                <w:lang w:bidi="ta-IN"/>
+              </w:rPr>
+              <w:t>…</w:t>
+            </w:r>
+            <w:r>
+              <w:rPr>
+                <w:rFonts w:ascii="Latha" w:hAnsi="Latha" w:cs="Latha"/>
+                <w:sz w:val="28"/>
+                <w:szCs w:val="28"/>
+                <w:cs/>
+                <w:lang w:bidi="ta-IN"/>
+              </w:rPr>
+              <w:t>லோ</w:t>
+            </w:r>
+            <w:r>
+              <w:rPr>
+                <w:rFonts w:ascii="BRH Tamil Tab Extra" w:hAnsi="BRH Tamil Tab Extra" w:cs="Latha"/>
+                <w:b/>
+                <w:sz w:val="32"/>
+                <w:szCs w:val="28"/>
+                <w:lang w:bidi="ta-IN"/>
+              </w:rPr>
+              <w:t>…</w:t>
+            </w:r>
+            <w:r>
+              <w:rPr>
+                <w:rFonts w:ascii="Latha" w:hAnsi="Latha" w:cs="Latha"/>
+                <w:sz w:val="28"/>
+                <w:szCs w:val="28"/>
+                <w:cs/>
+                <w:lang w:bidi="ta-IN"/>
+              </w:rPr>
+              <w:t>கே</w:t>
+            </w:r>
+            <w:r>
+              <w:rPr>
+                <w:rFonts w:ascii="Latha" w:hAnsi="Latha" w:cs="Latha"/>
+                <w:sz w:val="28"/>
+                <w:szCs w:val="28"/>
+                <w:lang w:bidi="ta-IN"/>
+              </w:rPr>
+              <w:t xml:space="preserve"> |</w:t>
+            </w:r>
+          </w:p>
+        </w:tc>
+      </w:tr>
+      <w:tr>
+        <w:trPr>
+          <w:trHeight w:val="1411"/>
+        </w:trPr>
+        <w:tc>
+          <w:tcPr>
+            <w:tcW w:w="3906" w:type="dxa"/>
+          </w:tcPr>
+          <w:p>
+            <w:pPr>
+              <w:widowControl w:val="0"/>
+              <w:tabs>
+                <w:tab w:val="left" w:pos="993"/>
+              </w:tabs>
+              <w:autoSpaceDE w:val="0"/>
+              <w:autoSpaceDN w:val="0"/>
+              <w:adjustRightInd w:val="0"/>
+              <w:spacing w:before="0" w:line="252" w:lineRule="auto"/>
+              <w:ind w:right="297"/>
+              <w:rPr>
+                <w:rFonts w:cs="Arial"/>
+                <w:b/>
+                <w:sz w:val="28"/>
+                <w:szCs w:val="32"/>
+              </w:rPr>
+            </w:pPr>
+            <w:r>
+              <w:rPr>
+                <w:rFonts w:cs="Arial"/>
+                <w:b/>
+                <w:sz w:val="28"/>
+                <w:szCs w:val="32"/>
+              </w:rPr>
+              <w:t>T.S.5.2.</w:t>
+            </w:r>
+            <w:r>
+              <w:rPr>
+                <w:rFonts w:cs="Arial"/>
+                <w:b/>
+                <w:sz w:val="28"/>
+                <w:szCs w:val="32"/>
+              </w:rPr>
+              <w:t>5.2</w:t>
+            </w:r>
+            <w:r>
+              <w:rPr>
+                <w:rFonts w:cs="Arial"/>
+                <w:b/>
+                <w:sz w:val="28"/>
+                <w:szCs w:val="32"/>
+              </w:rPr>
+              <w:t xml:space="preserve"> – Kramam</w:t>
+            </w:r>
+          </w:p>
+          <w:p>
+            <w:pPr>
+              <w:widowControl w:val="0"/>
+              <w:tabs>
+                <w:tab w:val="left" w:pos="993"/>
+              </w:tabs>
+              <w:autoSpaceDE w:val="0"/>
+              <w:autoSpaceDN w:val="0"/>
+              <w:adjustRightInd w:val="0"/>
+              <w:spacing w:before="0" w:line="252" w:lineRule="auto"/>
+              <w:ind w:right="297"/>
+              <w:rPr>
+                <w:rFonts w:cs="Arial"/>
+                <w:b/>
+                <w:sz w:val="28"/>
+                <w:szCs w:val="32"/>
+                <w:lang w:val="en-IN"/>
+              </w:rPr>
+            </w:pPr>
+            <w:r>
+              <w:rPr>
+                <w:rFonts w:cs="Arial"/>
+                <w:b/>
+                <w:sz w:val="28"/>
+                <w:szCs w:val="32"/>
+                <w:lang w:val="en-IN"/>
+              </w:rPr>
+              <w:t>Krama Vaakyam No.– 12</w:t>
+            </w:r>
+          </w:p>
+          <w:p>
+            <w:pPr>
+              <w:widowControl w:val="0"/>
+              <w:tabs>
+                <w:tab w:val="left" w:pos="993"/>
+              </w:tabs>
+              <w:autoSpaceDE w:val="0"/>
+              <w:autoSpaceDN w:val="0"/>
+              <w:adjustRightInd w:val="0"/>
+              <w:spacing w:before="0" w:line="252" w:lineRule="auto"/>
+              <w:ind w:right="297"/>
+              <w:rPr>
+                <w:rFonts w:cs="Arial"/>
+                <w:b/>
+                <w:sz w:val="28"/>
+                <w:szCs w:val="32"/>
+                <w:lang w:val="it-IT"/>
+              </w:rPr>
+            </w:pPr>
+            <w:r>
+              <w:rPr>
+                <w:rFonts w:cs="Arial"/>
+                <w:b/>
+                <w:sz w:val="28"/>
+                <w:szCs w:val="32"/>
+                <w:lang w:val="it-IT"/>
+              </w:rPr>
+              <w:t>Panchaati No</w:t>
+            </w:r>
+            <w:r>
+              <w:rPr>
+                <w:rFonts w:cs="Arial"/>
+                <w:b/>
+                <w:szCs w:val="32"/>
+                <w:lang w:val="it-IT"/>
+              </w:rPr>
+              <w:t xml:space="preserve">. - </w:t>
+            </w:r>
+            <w:r>
+              <w:rPr>
+                <w:rFonts w:cs="Arial"/>
+                <w:b/>
+                <w:sz w:val="28"/>
+                <w:szCs w:val="32"/>
+                <w:lang w:val="it-IT"/>
+              </w:rPr>
+              <w:t>26</w:t>
+            </w:r>
+          </w:p>
+        </w:tc>
+        <w:tc>
+          <w:tcPr>
+            <w:tcW w:w="5103" w:type="dxa"/>
+          </w:tcPr>
+          <w:p>
+            <w:pPr>
+              <w:widowControl w:val="0"/>
+              <w:autoSpaceDE w:val="0"/>
+              <w:autoSpaceDN w:val="0"/>
+              <w:adjustRightInd w:val="0"/>
+              <w:spacing w:before="0" w:line="240" w:lineRule="auto"/>
+              <w:rPr>
+                <w:rFonts w:ascii="Latha" w:hAnsi="Latha" w:cs="Latha"/>
+                <w:sz w:val="28"/>
+                <w:szCs w:val="28"/>
+                <w:lang w:val="it-IT" w:bidi="ta-IN"/>
+              </w:rPr>
+            </w:pPr>
+            <w:r>
+              <w:rPr>
+                <w:rFonts w:ascii="Latha" w:hAnsi="Latha" w:cs="Latha"/>
+                <w:sz w:val="28"/>
+                <w:szCs w:val="28"/>
+                <w:cs/>
+                <w:lang w:bidi="ta-IN"/>
+              </w:rPr>
+              <w:t>யஜு</w:t>
+            </w:r>
+            <w:r>
+              <w:rPr>
+                <w:rFonts w:ascii="BRH Tamil Tab Extra" w:hAnsi="BRH Tamil Tab Extra" w:cs="Latha"/>
+                <w:b/>
+                <w:sz w:val="36"/>
+                <w:szCs w:val="28"/>
+                <w:lang w:val="it-IT" w:bidi="ta-IN"/>
+              </w:rPr>
+              <w:t>†</w:t>
+            </w:r>
+            <w:r>
+              <w:rPr>
+                <w:rFonts w:ascii="Latha" w:hAnsi="Latha" w:cs="Latha"/>
+                <w:sz w:val="28"/>
+                <w:szCs w:val="28"/>
+                <w:cs/>
+                <w:lang w:bidi="ta-IN"/>
+              </w:rPr>
+              <w:t>ஷா</w:t>
+            </w:r>
+            <w:r>
+              <w:rPr>
+                <w:rFonts w:ascii="Latha" w:hAnsi="Latha" w:cs="Latha"/>
+                <w:sz w:val="28"/>
+                <w:szCs w:val="28"/>
+                <w:lang w:val="it-IT" w:bidi="ta-IN"/>
+              </w:rPr>
+              <w:t xml:space="preserve"> </w:t>
+            </w:r>
+            <w:r>
+              <w:rPr>
+                <w:rFonts w:ascii="Latha" w:hAnsi="Latha" w:cs="Latha"/>
+                <w:sz w:val="28"/>
+                <w:szCs w:val="28"/>
+                <w:cs/>
+                <w:lang w:bidi="ta-IN"/>
+              </w:rPr>
+              <w:t>யுனக்தி</w:t>
+            </w:r>
+            <w:r>
+              <w:rPr>
+                <w:rFonts w:ascii="Latha" w:hAnsi="Latha" w:cs="Latha"/>
+                <w:sz w:val="28"/>
+                <w:szCs w:val="28"/>
+                <w:lang w:val="it-IT" w:bidi="ta-IN"/>
+              </w:rPr>
+              <w:t xml:space="preserve"> | </w:t>
+            </w:r>
+          </w:p>
+          <w:p>
+            <w:pPr>
+              <w:widowControl w:val="0"/>
+              <w:autoSpaceDE w:val="0"/>
+              <w:autoSpaceDN w:val="0"/>
+              <w:adjustRightInd w:val="0"/>
+              <w:spacing w:before="0" w:line="240" w:lineRule="auto"/>
+              <w:rPr>
+                <w:rFonts w:ascii="BRH Malayalam Extra" w:eastAsia="Times New Roman" w:hAnsi="BRH Malayalam Extra" w:cs="BRH Malayalam Extra"/>
+                <w:color w:val="000000"/>
+                <w:sz w:val="40"/>
+                <w:szCs w:val="40"/>
+                <w:lang w:val="it-IT" w:eastAsia="en-IN" w:bidi="ml-IN"/>
+              </w:rPr>
+            </w:pPr>
+            <w:r>
+              <w:rPr>
+                <w:rFonts w:ascii="Latha" w:hAnsi="Latha" w:cs="Latha"/>
+                <w:sz w:val="28"/>
+                <w:szCs w:val="28"/>
+                <w:highlight w:val="yellow"/>
+                <w:cs/>
+                <w:lang w:bidi="ta-IN"/>
+              </w:rPr>
+              <w:t>ய</w:t>
+            </w:r>
+            <w:r>
+              <w:rPr>
+                <w:rFonts w:ascii="BRH Tamil Tab Extra" w:hAnsi="BRH Tamil Tab Extra" w:cs="Latha"/>
+                <w:b/>
+                <w:sz w:val="32"/>
+                <w:szCs w:val="28"/>
+                <w:lang w:val="it-IT" w:bidi="ta-IN"/>
+              </w:rPr>
+              <w:t>…</w:t>
+            </w:r>
+            <w:r>
+              <w:rPr>
+                <w:rFonts w:ascii="Latha" w:hAnsi="Latha" w:cs="Latha"/>
+                <w:sz w:val="28"/>
+                <w:szCs w:val="28"/>
+                <w:cs/>
+                <w:lang w:bidi="ta-IN"/>
+              </w:rPr>
+              <w:t>ன</w:t>
+            </w:r>
+            <w:r>
+              <w:rPr>
+                <w:rFonts w:ascii="BRH Tamil Tab Extra" w:hAnsi="BRH Tamil Tab Extra" w:cs="Latha"/>
+                <w:b/>
+                <w:sz w:val="32"/>
+                <w:szCs w:val="28"/>
+                <w:lang w:val="it-IT" w:bidi="ta-IN"/>
+              </w:rPr>
+              <w:t>…</w:t>
+            </w:r>
+            <w:r>
+              <w:rPr>
+                <w:rFonts w:ascii="Latha" w:hAnsi="Latha" w:cs="Latha"/>
+                <w:sz w:val="28"/>
+                <w:szCs w:val="28"/>
+                <w:cs/>
+                <w:lang w:bidi="ta-IN"/>
+              </w:rPr>
+              <w:t>க்தி</w:t>
+            </w:r>
+            <w:r>
+              <w:rPr>
+                <w:rFonts w:ascii="BRH Tamil Tab Extra" w:hAnsi="BRH Tamil Tab Extra" w:cs="Latha"/>
+                <w:b/>
+                <w:sz w:val="32"/>
+                <w:szCs w:val="28"/>
+                <w:lang w:val="it-IT" w:bidi="ta-IN"/>
+              </w:rPr>
+              <w:t>…</w:t>
+            </w:r>
+            <w:r>
+              <w:rPr>
+                <w:rFonts w:ascii="Latha" w:hAnsi="Latha" w:cs="Latha"/>
+                <w:sz w:val="28"/>
+                <w:szCs w:val="28"/>
+                <w:lang w:val="it-IT" w:bidi="ta-IN"/>
+              </w:rPr>
+              <w:t xml:space="preserve"> </w:t>
+            </w:r>
+            <w:r>
+              <w:rPr>
+                <w:rFonts w:ascii="Latha" w:hAnsi="Latha" w:cs="Latha"/>
+                <w:sz w:val="28"/>
+                <w:szCs w:val="28"/>
+                <w:cs/>
+                <w:lang w:bidi="ta-IN"/>
+              </w:rPr>
+              <w:t>யஜு</w:t>
+            </w:r>
+            <w:r>
+              <w:rPr>
+                <w:rFonts w:ascii="BRH Tamil Tab Extra" w:hAnsi="BRH Tamil Tab Extra" w:cs="Latha"/>
+                <w:b/>
+                <w:sz w:val="36"/>
+                <w:szCs w:val="28"/>
+                <w:lang w:val="it-IT" w:bidi="ta-IN"/>
+              </w:rPr>
+              <w:t>†</w:t>
+            </w:r>
+            <w:r>
+              <w:rPr>
+                <w:rFonts w:ascii="Latha" w:hAnsi="Latha" w:cs="Latha"/>
+                <w:sz w:val="28"/>
+                <w:szCs w:val="28"/>
+                <w:cs/>
+                <w:lang w:bidi="ta-IN"/>
+              </w:rPr>
+              <w:t>ஷா</w:t>
+            </w:r>
+            <w:r>
+              <w:rPr>
+                <w:rFonts w:ascii="Latha" w:hAnsi="Latha" w:cs="Latha"/>
+                <w:sz w:val="28"/>
+                <w:szCs w:val="28"/>
+                <w:lang w:val="it-IT" w:bidi="ta-IN"/>
+              </w:rPr>
+              <w:t xml:space="preserve"> |</w:t>
+            </w:r>
+          </w:p>
+        </w:tc>
+        <w:tc>
+          <w:tcPr>
+            <w:tcW w:w="5386" w:type="dxa"/>
+          </w:tcPr>
+          <w:p>
+            <w:pPr>
+              <w:widowControl w:val="0"/>
+              <w:autoSpaceDE w:val="0"/>
+              <w:autoSpaceDN w:val="0"/>
+              <w:adjustRightInd w:val="0"/>
+              <w:spacing w:before="0" w:line="240" w:lineRule="auto"/>
+              <w:rPr>
+                <w:rFonts w:ascii="Latha" w:hAnsi="Latha" w:cs="Latha"/>
+                <w:sz w:val="28"/>
+                <w:szCs w:val="28"/>
+                <w:lang w:val="it-IT" w:bidi="ta-IN"/>
+              </w:rPr>
+            </w:pPr>
+            <w:r>
+              <w:rPr>
+                <w:rFonts w:ascii="Latha" w:hAnsi="Latha" w:cs="Latha"/>
+                <w:sz w:val="28"/>
+                <w:szCs w:val="28"/>
+                <w:cs/>
+                <w:lang w:bidi="ta-IN"/>
+              </w:rPr>
+              <w:t>யஜு</w:t>
+            </w:r>
+            <w:r>
+              <w:rPr>
+                <w:rFonts w:ascii="BRH Tamil Tab Extra" w:hAnsi="BRH Tamil Tab Extra" w:cs="Latha"/>
+                <w:b/>
+                <w:sz w:val="36"/>
+                <w:szCs w:val="28"/>
+                <w:lang w:val="it-IT" w:bidi="ta-IN"/>
+              </w:rPr>
+              <w:t>†</w:t>
+            </w:r>
+            <w:r>
+              <w:rPr>
+                <w:rFonts w:ascii="Latha" w:hAnsi="Latha" w:cs="Latha"/>
+                <w:sz w:val="28"/>
+                <w:szCs w:val="28"/>
+                <w:cs/>
+                <w:lang w:bidi="ta-IN"/>
+              </w:rPr>
+              <w:t>ஷா</w:t>
+            </w:r>
+            <w:r>
+              <w:rPr>
+                <w:rFonts w:ascii="Latha" w:hAnsi="Latha" w:cs="Latha"/>
+                <w:sz w:val="28"/>
+                <w:szCs w:val="28"/>
+                <w:lang w:val="it-IT" w:bidi="ta-IN"/>
+              </w:rPr>
+              <w:t xml:space="preserve"> </w:t>
+            </w:r>
+            <w:r>
+              <w:rPr>
+                <w:rFonts w:ascii="Latha" w:hAnsi="Latha" w:cs="Latha"/>
+                <w:sz w:val="28"/>
+                <w:szCs w:val="28"/>
+                <w:cs/>
+                <w:lang w:bidi="ta-IN"/>
+              </w:rPr>
+              <w:t>யுனக்தி</w:t>
+            </w:r>
+            <w:r>
+              <w:rPr>
+                <w:rFonts w:ascii="Latha" w:hAnsi="Latha" w:cs="Latha"/>
+                <w:sz w:val="28"/>
+                <w:szCs w:val="28"/>
+                <w:lang w:val="it-IT" w:bidi="ta-IN"/>
+              </w:rPr>
+              <w:t xml:space="preserve"> | </w:t>
+            </w:r>
+          </w:p>
+          <w:p>
+            <w:pPr>
+              <w:widowControl w:val="0"/>
+              <w:autoSpaceDE w:val="0"/>
+              <w:autoSpaceDN w:val="0"/>
+              <w:adjustRightInd w:val="0"/>
+              <w:spacing w:before="0" w:line="240" w:lineRule="auto"/>
+              <w:rPr>
+                <w:rFonts w:ascii="BRH Malayalam Extra" w:eastAsia="Times New Roman" w:hAnsi="BRH Malayalam Extra" w:cs="BRH Malayalam Extra"/>
+                <w:color w:val="000000"/>
+                <w:sz w:val="40"/>
+                <w:szCs w:val="40"/>
+                <w:lang w:val="it-IT" w:eastAsia="en-IN" w:bidi="ml-IN"/>
+              </w:rPr>
+            </w:pPr>
+            <w:r>
+              <w:rPr>
+                <w:rFonts w:ascii="Latha" w:hAnsi="Latha" w:cs="Latha"/>
+                <w:sz w:val="28"/>
+                <w:szCs w:val="28"/>
+                <w:highlight w:val="green"/>
+                <w:cs/>
+                <w:lang w:bidi="ta-IN"/>
+              </w:rPr>
+              <w:t>யு</w:t>
+            </w:r>
+            <w:r>
+              <w:rPr>
+                <w:rFonts w:ascii="BRH Tamil Tab Extra" w:hAnsi="BRH Tamil Tab Extra" w:cs="Latha"/>
+                <w:b/>
+                <w:sz w:val="32"/>
+                <w:szCs w:val="28"/>
+                <w:lang w:val="it-IT" w:bidi="ta-IN"/>
+              </w:rPr>
+              <w:t>…</w:t>
+            </w:r>
+            <w:r>
+              <w:rPr>
+                <w:rFonts w:ascii="Latha" w:hAnsi="Latha" w:cs="Latha"/>
+                <w:sz w:val="28"/>
+                <w:szCs w:val="28"/>
+                <w:cs/>
+                <w:lang w:bidi="ta-IN"/>
+              </w:rPr>
+              <w:t>ன</w:t>
+            </w:r>
+            <w:r>
+              <w:rPr>
+                <w:rFonts w:ascii="BRH Tamil Tab Extra" w:hAnsi="BRH Tamil Tab Extra" w:cs="Latha"/>
+                <w:b/>
+                <w:sz w:val="32"/>
+                <w:szCs w:val="28"/>
+                <w:lang w:val="it-IT" w:bidi="ta-IN"/>
+              </w:rPr>
+              <w:t>…</w:t>
+            </w:r>
+            <w:r>
+              <w:rPr>
+                <w:rFonts w:ascii="Latha" w:hAnsi="Latha" w:cs="Latha"/>
+                <w:sz w:val="28"/>
+                <w:szCs w:val="28"/>
+                <w:cs/>
+                <w:lang w:bidi="ta-IN"/>
+              </w:rPr>
+              <w:t>க்தி</w:t>
+            </w:r>
+            <w:r>
+              <w:rPr>
+                <w:rFonts w:ascii="BRH Tamil Tab Extra" w:hAnsi="BRH Tamil Tab Extra" w:cs="Latha"/>
+                <w:b/>
+                <w:sz w:val="32"/>
+                <w:szCs w:val="28"/>
+                <w:lang w:val="it-IT" w:bidi="ta-IN"/>
+              </w:rPr>
+              <w:t>…</w:t>
+            </w:r>
+            <w:r>
+              <w:rPr>
+                <w:rFonts w:ascii="Latha" w:hAnsi="Latha" w:cs="Latha"/>
+                <w:sz w:val="28"/>
+                <w:szCs w:val="28"/>
+                <w:lang w:val="it-IT" w:bidi="ta-IN"/>
+              </w:rPr>
+              <w:t xml:space="preserve"> </w:t>
+            </w:r>
+            <w:r>
+              <w:rPr>
+                <w:rFonts w:ascii="Latha" w:hAnsi="Latha" w:cs="Latha"/>
+                <w:sz w:val="28"/>
+                <w:szCs w:val="28"/>
+                <w:cs/>
+                <w:lang w:bidi="ta-IN"/>
+              </w:rPr>
+              <w:t>யஜு</w:t>
+            </w:r>
+            <w:r>
+              <w:rPr>
+                <w:rFonts w:ascii="BRH Tamil Tab Extra" w:hAnsi="BRH Tamil Tab Extra" w:cs="Latha"/>
+                <w:b/>
+                <w:sz w:val="36"/>
+                <w:szCs w:val="28"/>
+                <w:lang w:val="it-IT" w:bidi="ta-IN"/>
+              </w:rPr>
+              <w:t>†</w:t>
+            </w:r>
+            <w:r>
+              <w:rPr>
+                <w:rFonts w:ascii="Latha" w:hAnsi="Latha" w:cs="Latha"/>
+                <w:sz w:val="28"/>
+                <w:szCs w:val="28"/>
+                <w:cs/>
+                <w:lang w:bidi="ta-IN"/>
+              </w:rPr>
+              <w:t>ஷா</w:t>
+            </w:r>
+            <w:r>
+              <w:rPr>
+                <w:rFonts w:ascii="Latha" w:hAnsi="Latha" w:cs="Latha"/>
+                <w:sz w:val="28"/>
+                <w:szCs w:val="28"/>
+                <w:lang w:val="it-IT" w:bidi="ta-IN"/>
+              </w:rPr>
+              <w:t xml:space="preserve"> |</w:t>
+            </w:r>
+          </w:p>
+        </w:tc>
+      </w:tr>
+      <w:tr>
+        <w:trPr>
+          <w:trHeight w:val="1685"/>
+        </w:trPr>
+        <w:tc>
+          <w:tcPr>
+            <w:tcW w:w="3906" w:type="dxa"/>
+          </w:tcPr>
+          <w:p>
+            <w:pPr>
+              <w:widowControl w:val="0"/>
+              <w:tabs>
+                <w:tab w:val="left" w:pos="993"/>
+              </w:tabs>
+              <w:autoSpaceDE w:val="0"/>
+              <w:autoSpaceDN w:val="0"/>
+              <w:adjustRightInd w:val="0"/>
+              <w:spacing w:before="0" w:line="252" w:lineRule="auto"/>
+              <w:ind w:right="297"/>
+              <w:rPr>
+                <w:rFonts w:cs="Arial"/>
+                <w:b/>
+                <w:sz w:val="28"/>
+                <w:szCs w:val="32"/>
+              </w:rPr>
+            </w:pPr>
+            <w:r>
+              <w:rPr>
+                <w:rFonts w:cs="Arial"/>
+                <w:b/>
+                <w:sz w:val="28"/>
+                <w:szCs w:val="32"/>
+              </w:rPr>
               <w:t>T.S.5.2.</w:t>
             </w:r>
             <w:r>
@@ -3098,7 +6189,6 @@
                 <w:cs/>
                 <w:lang w:bidi="ta-IN"/>
               </w:rPr>
-              <w:lastRenderedPageBreak/>
               <w:t>பா</w:t>
             </w:r>
             <w:r>
@@ -3257,7 +6347,6 @@
                 <w:cs/>
                 <w:lang w:bidi="ta-IN"/>
               </w:rPr>
-              <w:lastRenderedPageBreak/>
               <w:t>ப்</w:t>
             </w:r>
             <w:r>
@@ -3533,7 +6622,6 @@
                 <w:cs/>
                 <w:lang w:bidi="ta-IN"/>
               </w:rPr>
-              <w:lastRenderedPageBreak/>
               <w:t>ப்</w:t>
             </w:r>
             <w:r>
@@ -3711,7 +6799,6 @@
                 <w:sz w:val="28"/>
                 <w:szCs w:val="32"/>
               </w:rPr>
-              <w:lastRenderedPageBreak/>
               <w:t>T.S.5.2.</w:t>
             </w:r>
             <w:r>
@@ -4232,6 +7319,570 @@
                 <w:sz w:val="28"/>
                 <w:szCs w:val="28"/>
                 <w:lang w:val="it-IT" w:bidi="ta-IN"/>
+              </w:rPr>
+              <w:t xml:space="preserve"> |</w:t>
+            </w:r>
+          </w:p>
+        </w:tc>
+      </w:tr>
+      <w:tr>
+        <w:trPr>
+          <w:trHeight w:val="699"/>
+        </w:trPr>
+        <w:tc>
+          <w:tcPr>
+            <w:tcW w:w="3906" w:type="dxa"/>
+          </w:tcPr>
+          <w:p>
+            <w:pPr>
+              <w:widowControl w:val="0"/>
+              <w:tabs>
+                <w:tab w:val="left" w:pos="993"/>
+              </w:tabs>
+              <w:autoSpaceDE w:val="0"/>
+              <w:autoSpaceDN w:val="0"/>
+              <w:adjustRightInd w:val="0"/>
+              <w:spacing w:before="0" w:line="252" w:lineRule="auto"/>
+              <w:ind w:right="297"/>
+              <w:rPr>
+                <w:rFonts w:cs="Arial"/>
+                <w:b/>
+                <w:sz w:val="28"/>
+                <w:szCs w:val="32"/>
+              </w:rPr>
+            </w:pPr>
+            <w:r>
+              <w:rPr>
+                <w:rFonts w:cs="Arial"/>
+                <w:b/>
+                <w:sz w:val="28"/>
+                <w:szCs w:val="32"/>
+              </w:rPr>
+              <w:lastRenderedPageBreak/>
+              <w:t>T.S.5.2.</w:t>
+            </w:r>
+            <w:r>
+              <w:rPr>
+                <w:rFonts w:cs="Arial"/>
+                <w:b/>
+                <w:sz w:val="28"/>
+                <w:szCs w:val="32"/>
+              </w:rPr>
+              <w:t>7.</w:t>
+            </w:r>
+            <w:r>
+              <w:rPr>
+                <w:rFonts w:cs="Arial"/>
+                <w:b/>
+                <w:sz w:val="28"/>
+                <w:szCs w:val="32"/>
+              </w:rPr>
+              <w:t>4</w:t>
+            </w:r>
+            <w:r>
+              <w:rPr>
+                <w:rFonts w:cs="Arial"/>
+                <w:b/>
+                <w:sz w:val="28"/>
+                <w:szCs w:val="32"/>
+              </w:rPr>
+              <w:t xml:space="preserve"> – Kramam</w:t>
+            </w:r>
+          </w:p>
+          <w:p>
+            <w:pPr>
+              <w:widowControl w:val="0"/>
+              <w:tabs>
+                <w:tab w:val="left" w:pos="993"/>
+              </w:tabs>
+              <w:autoSpaceDE w:val="0"/>
+              <w:autoSpaceDN w:val="0"/>
+              <w:adjustRightInd w:val="0"/>
+              <w:spacing w:before="0" w:line="252" w:lineRule="auto"/>
+              <w:ind w:right="297"/>
+              <w:rPr>
+                <w:rFonts w:cs="Arial"/>
+                <w:b/>
+                <w:sz w:val="28"/>
+                <w:szCs w:val="32"/>
+                <w:lang w:val="en-IN"/>
+              </w:rPr>
+            </w:pPr>
+            <w:r>
+              <w:rPr>
+                <w:rFonts w:cs="Arial"/>
+                <w:b/>
+                <w:sz w:val="28"/>
+                <w:szCs w:val="32"/>
+                <w:lang w:val="en-IN"/>
+              </w:rPr>
+              <w:t>Krama Vaakyam No.– 8</w:t>
+            </w:r>
+          </w:p>
+          <w:p>
+            <w:pPr>
+              <w:widowControl w:val="0"/>
+              <w:tabs>
+                <w:tab w:val="left" w:pos="993"/>
+              </w:tabs>
+              <w:autoSpaceDE w:val="0"/>
+              <w:autoSpaceDN w:val="0"/>
+              <w:adjustRightInd w:val="0"/>
+              <w:spacing w:before="0" w:line="252" w:lineRule="auto"/>
+              <w:ind w:right="297"/>
+              <w:rPr>
+                <w:rFonts w:cs="Arial"/>
+                <w:b/>
+                <w:sz w:val="28"/>
+                <w:szCs w:val="32"/>
+              </w:rPr>
+            </w:pPr>
+            <w:r>
+              <w:rPr>
+                <w:rFonts w:cs="Arial"/>
+                <w:b/>
+                <w:sz w:val="28"/>
+                <w:szCs w:val="32"/>
+                <w:lang w:val="it-IT"/>
+              </w:rPr>
+              <w:t>Panchaati No</w:t>
+            </w:r>
+            <w:r>
+              <w:rPr>
+                <w:rFonts w:cs="Arial"/>
+                <w:b/>
+                <w:szCs w:val="32"/>
+                <w:lang w:val="it-IT"/>
+              </w:rPr>
+              <w:t xml:space="preserve">. - </w:t>
+            </w:r>
+            <w:r>
+              <w:rPr>
+                <w:rFonts w:cs="Arial"/>
+                <w:b/>
+                <w:sz w:val="28"/>
+                <w:szCs w:val="32"/>
+                <w:lang w:val="it-IT"/>
+              </w:rPr>
+              <w:t>3</w:t>
+            </w:r>
+            <w:r>
+              <w:rPr>
+                <w:rFonts w:cs="Arial"/>
+                <w:b/>
+                <w:sz w:val="28"/>
+                <w:szCs w:val="32"/>
+                <w:lang w:val="it-IT"/>
+              </w:rPr>
+              <w:t>9</w:t>
+            </w:r>
+          </w:p>
+        </w:tc>
+        <w:tc>
+          <w:tcPr>
+            <w:tcW w:w="5103" w:type="dxa"/>
+          </w:tcPr>
+          <w:p>
+            <w:pPr>
+              <w:widowControl w:val="0"/>
+              <w:autoSpaceDE w:val="0"/>
+              <w:autoSpaceDN w:val="0"/>
+              <w:adjustRightInd w:val="0"/>
+              <w:spacing w:line="252" w:lineRule="auto"/>
+              <w:rPr>
+                <w:rFonts w:ascii="Latha" w:hAnsi="Latha" w:cs="Latha"/>
+                <w:sz w:val="28"/>
+                <w:szCs w:val="28"/>
+                <w:cs/>
+                <w:lang w:bidi="ta-IN"/>
+              </w:rPr>
+            </w:pPr>
+            <w:r>
+              <w:rPr>
+                <w:rFonts w:ascii="Latha" w:hAnsi="Latha" w:cs="Latha"/>
+                <w:sz w:val="28"/>
+                <w:szCs w:val="28"/>
+                <w:cs/>
+                <w:lang w:bidi="ta-IN"/>
+              </w:rPr>
+              <w:t>யஜு</w:t>
+            </w:r>
+            <w:r>
+              <w:rPr>
+                <w:rFonts w:ascii="BRH Tamil Tab Extra" w:hAnsi="BRH Tamil Tab Extra" w:cs="Latha"/>
+                <w:b/>
+                <w:sz w:val="32"/>
+                <w:szCs w:val="28"/>
+                <w:lang w:bidi="ta-IN"/>
+              </w:rPr>
+              <w:t>…</w:t>
+            </w:r>
+            <w:r>
+              <w:rPr>
+                <w:rFonts w:ascii="Latha" w:hAnsi="Latha" w:cs="Latha"/>
+                <w:sz w:val="28"/>
+                <w:szCs w:val="28"/>
+                <w:cs/>
+                <w:lang w:bidi="ta-IN"/>
+              </w:rPr>
+              <w:t>ஷா</w:t>
+            </w:r>
+            <w:r>
+              <w:rPr>
+                <w:rFonts w:ascii="BRH Devanagari Extra" w:hAnsi="BRH Devanagari Extra" w:cs="Latha"/>
+                <w:b/>
+                <w:sz w:val="36"/>
+                <w:szCs w:val="28"/>
+                <w:highlight w:val="yellow"/>
+                <w:lang w:bidi="ta-IN"/>
+              </w:rPr>
+              <w:t>Å</w:t>
+            </w:r>
+            <w:r>
+              <w:rPr>
+                <w:rFonts w:ascii="Latha" w:hAnsi="Latha" w:cs="Latha"/>
+                <w:sz w:val="28"/>
+                <w:szCs w:val="28"/>
+                <w:highlight w:val="cyan"/>
+                <w:cs/>
+                <w:lang w:bidi="ta-IN"/>
+              </w:rPr>
+              <w:t>ப்</w:t>
+            </w:r>
+            <w:r>
+              <w:rPr>
+                <w:rFonts w:ascii="Latha" w:hAnsi="Latha" w:cs="Latha"/>
+                <w:sz w:val="28"/>
+                <w:szCs w:val="28"/>
+                <w:cs/>
+                <w:lang w:bidi="ta-IN"/>
+              </w:rPr>
+              <w:t>து</w:t>
+            </w:r>
+            <w:r>
+              <w:rPr>
+                <w:rFonts w:ascii="BRH Tamil Tab Extra" w:hAnsi="BRH Tamil Tab Extra" w:cs="Latha"/>
+                <w:b/>
+                <w:sz w:val="36"/>
+                <w:szCs w:val="28"/>
+                <w:lang w:bidi="ta-IN"/>
+              </w:rPr>
+              <w:t>‡</w:t>
+            </w:r>
+            <w:r>
+              <w:rPr>
+                <w:rFonts w:ascii="Latha" w:hAnsi="Latha" w:cs="Latha"/>
+                <w:sz w:val="28"/>
+                <w:szCs w:val="28"/>
+                <w:cs/>
+                <w:lang w:bidi="ta-IN"/>
+              </w:rPr>
+              <w:t>ம்</w:t>
+            </w:r>
+            <w:r>
+              <w:rPr>
+                <w:rFonts w:ascii="Latha" w:hAnsi="Latha" w:cs="Latha"/>
+                <w:sz w:val="28"/>
+                <w:szCs w:val="28"/>
+                <w:lang w:bidi="ta-IN"/>
+              </w:rPr>
+              <w:t xml:space="preserve"> |</w:t>
+            </w:r>
+            <w:r>
+              <w:rPr>
+                <w:rFonts w:ascii="Latha" w:hAnsi="Latha" w:cs="Latha"/>
+                <w:sz w:val="28"/>
+                <w:szCs w:val="28"/>
+                <w:lang w:bidi="ta-IN"/>
+              </w:rPr>
+              <w:t xml:space="preserve"> </w:t>
+            </w:r>
+            <w:r>
+              <w:rPr>
+                <w:rFonts w:ascii="Latha" w:hAnsi="Latha" w:cs="Latha"/>
+                <w:sz w:val="28"/>
+                <w:szCs w:val="28"/>
+                <w:lang w:bidi="ta-IN"/>
+              </w:rPr>
+              <w:br/>
+            </w:r>
+            <w:r>
+              <w:rPr>
+                <w:rFonts w:ascii="Latha" w:hAnsi="Latha" w:cs="Latha"/>
+                <w:sz w:val="28"/>
+                <w:szCs w:val="28"/>
+                <w:cs/>
+                <w:lang w:bidi="ta-IN"/>
+              </w:rPr>
+              <w:t>ஆப்து</w:t>
+            </w:r>
+            <w:r>
+              <w:rPr>
+                <w:rFonts w:ascii="BRH Tamil Tab Extra" w:hAnsi="BRH Tamil Tab Extra" w:cs="Latha"/>
+                <w:b/>
+                <w:sz w:val="32"/>
+                <w:szCs w:val="28"/>
+                <w:lang w:bidi="ta-IN"/>
+              </w:rPr>
+              <w:t>…</w:t>
+            </w:r>
+            <w:r>
+              <w:rPr>
+                <w:rFonts w:ascii="Latha" w:hAnsi="Latha" w:cs="Latha"/>
+                <w:sz w:val="28"/>
+                <w:szCs w:val="28"/>
+                <w:cs/>
+                <w:lang w:bidi="ta-IN"/>
+              </w:rPr>
+              <w:t>மர்</w:t>
+            </w:r>
+            <w:r>
+              <w:rPr>
+                <w:rFonts w:ascii="Latha" w:hAnsi="Latha" w:cs="Latha"/>
+                <w:b/>
+                <w:bCs/>
+                <w:sz w:val="28"/>
+                <w:szCs w:val="28"/>
+                <w:lang w:bidi="ta-IN"/>
+              </w:rPr>
+              <w:t>.</w:t>
+            </w:r>
+            <w:r>
+              <w:rPr>
+                <w:rFonts w:ascii="Latha" w:hAnsi="Latha" w:cs="Latha"/>
+                <w:sz w:val="28"/>
+                <w:szCs w:val="28"/>
+                <w:cs/>
+                <w:lang w:bidi="ta-IN"/>
+              </w:rPr>
+              <w:t>ஹ</w:t>
+            </w:r>
+            <w:r>
+              <w:rPr>
+                <w:rFonts w:ascii="BRH Tamil Tab Extra" w:hAnsi="BRH Tamil Tab Extra" w:cs="Latha"/>
+                <w:b/>
+                <w:sz w:val="36"/>
+                <w:szCs w:val="28"/>
+                <w:lang w:bidi="ta-IN"/>
+              </w:rPr>
+              <w:t>†</w:t>
+            </w:r>
+            <w:r>
+              <w:rPr>
+                <w:rFonts w:ascii="Latha" w:hAnsi="Latha" w:cs="Latha"/>
+                <w:sz w:val="28"/>
+                <w:szCs w:val="28"/>
+                <w:cs/>
+                <w:lang w:bidi="ta-IN"/>
+              </w:rPr>
+              <w:t>தி</w:t>
+            </w:r>
+            <w:r>
+              <w:rPr>
+                <w:rFonts w:ascii="Latha" w:hAnsi="Latha" w:cs="Latha"/>
+                <w:sz w:val="28"/>
+                <w:szCs w:val="28"/>
+                <w:lang w:bidi="ta-IN"/>
+              </w:rPr>
+              <w:t xml:space="preserve"> |</w:t>
+            </w:r>
+          </w:p>
+        </w:tc>
+        <w:tc>
+          <w:tcPr>
+            <w:tcW w:w="5386" w:type="dxa"/>
+          </w:tcPr>
+          <w:p>
+            <w:pPr>
+              <w:widowControl w:val="0"/>
+              <w:autoSpaceDE w:val="0"/>
+              <w:autoSpaceDN w:val="0"/>
+              <w:adjustRightInd w:val="0"/>
+              <w:spacing w:line="252" w:lineRule="auto"/>
+              <w:rPr>
+                <w:rFonts w:ascii="Latha" w:hAnsi="Latha" w:cs="Latha"/>
+                <w:sz w:val="28"/>
+                <w:szCs w:val="28"/>
+                <w:cs/>
+                <w:lang w:bidi="ta-IN"/>
+              </w:rPr>
+            </w:pPr>
+            <w:r>
+              <w:rPr>
+                <w:rFonts w:ascii="Latha" w:hAnsi="Latha" w:cs="Latha"/>
+                <w:sz w:val="28"/>
+                <w:szCs w:val="28"/>
+                <w:cs/>
+                <w:lang w:bidi="ta-IN"/>
+              </w:rPr>
+              <w:t>யஜு</w:t>
+            </w:r>
+            <w:r>
+              <w:rPr>
+                <w:rFonts w:ascii="BRH Tamil Tab Extra" w:hAnsi="BRH Tamil Tab Extra" w:cs="Latha"/>
+                <w:b/>
+                <w:sz w:val="32"/>
+                <w:szCs w:val="28"/>
+                <w:lang w:bidi="ta-IN"/>
+              </w:rPr>
+              <w:t>…</w:t>
+            </w:r>
+            <w:r>
+              <w:rPr>
+                <w:rFonts w:ascii="Latha" w:hAnsi="Latha" w:cs="Latha"/>
+                <w:sz w:val="28"/>
+                <w:szCs w:val="28"/>
+                <w:cs/>
+                <w:lang w:bidi="ta-IN"/>
+              </w:rPr>
+              <w:t>ஷா</w:t>
+            </w:r>
+            <w:r>
+              <w:rPr>
+                <w:rFonts w:ascii="BRH Devanagari Extra" w:hAnsi="BRH Devanagari Extra" w:cs="Latha"/>
+                <w:b/>
+                <w:sz w:val="36"/>
+                <w:szCs w:val="28"/>
+                <w:highlight w:val="green"/>
+                <w:lang w:bidi="ta-IN"/>
+              </w:rPr>
+              <w:t>ÅÅ</w:t>
+            </w:r>
+            <w:r>
+              <w:rPr>
+                <w:rFonts w:ascii="Latha" w:hAnsi="Latha" w:cs="Latha"/>
+                <w:sz w:val="28"/>
+                <w:szCs w:val="28"/>
+                <w:cs/>
+                <w:lang w:bidi="ta-IN"/>
+              </w:rPr>
+              <w:t>ப்</w:t>
+            </w:r>
+            <w:r>
+              <w:rPr>
+                <w:rFonts w:ascii="Latha" w:hAnsi="Latha" w:cs="Latha"/>
+                <w:sz w:val="28"/>
+                <w:szCs w:val="28"/>
+                <w:cs/>
+                <w:lang w:bidi="ta-IN"/>
+              </w:rPr>
+              <w:t>து</w:t>
+            </w:r>
+            <w:r>
+              <w:rPr>
+                <w:rFonts w:ascii="BRH Tamil Tab Extra" w:hAnsi="BRH Tamil Tab Extra" w:cs="Latha"/>
+                <w:b/>
+                <w:sz w:val="36"/>
+                <w:szCs w:val="28"/>
+                <w:lang w:bidi="ta-IN"/>
+              </w:rPr>
+              <w:t>‡</w:t>
+            </w:r>
+            <w:r>
+              <w:rPr>
+                <w:rFonts w:ascii="Latha" w:hAnsi="Latha" w:cs="Latha"/>
+                <w:sz w:val="28"/>
+                <w:szCs w:val="28"/>
+                <w:cs/>
+                <w:lang w:bidi="ta-IN"/>
+              </w:rPr>
+              <w:t>ம்</w:t>
+            </w:r>
+            <w:r>
+              <w:rPr>
+                <w:rFonts w:ascii="Latha" w:hAnsi="Latha" w:cs="Latha"/>
+                <w:sz w:val="28"/>
+                <w:szCs w:val="28"/>
+                <w:lang w:bidi="ta-IN"/>
+              </w:rPr>
+              <w:t xml:space="preserve"> |</w:t>
+            </w:r>
+            <w:r>
+              <w:rPr>
+                <w:rFonts w:ascii="Latha" w:hAnsi="Latha" w:cs="Latha"/>
+                <w:sz w:val="28"/>
+                <w:szCs w:val="28"/>
+                <w:lang w:bidi="ta-IN"/>
+              </w:rPr>
+              <w:br/>
+            </w:r>
+            <w:r>
+              <w:rPr>
+                <w:rFonts w:ascii="Latha" w:hAnsi="Latha" w:cs="Latha"/>
+                <w:sz w:val="28"/>
+                <w:szCs w:val="28"/>
+                <w:cs/>
+                <w:lang w:bidi="ta-IN"/>
+              </w:rPr>
+              <w:t>ஆப்து</w:t>
+            </w:r>
+            <w:r>
+              <w:rPr>
+                <w:rFonts w:ascii="BRH Tamil Tab Extra" w:hAnsi="BRH Tamil Tab Extra" w:cs="Latha"/>
+                <w:b/>
+                <w:sz w:val="32"/>
+                <w:szCs w:val="28"/>
+                <w:lang w:bidi="ta-IN"/>
+              </w:rPr>
+              <w:t>…</w:t>
+            </w:r>
+            <w:r>
+              <w:rPr>
+                <w:rFonts w:ascii="Latha" w:hAnsi="Latha" w:cs="Latha"/>
+                <w:sz w:val="28"/>
+                <w:szCs w:val="28"/>
+                <w:cs/>
+                <w:lang w:bidi="ta-IN"/>
+              </w:rPr>
+              <w:t>மர்</w:t>
+            </w:r>
+            <w:r>
+              <w:rPr>
+                <w:rFonts w:ascii="Latha" w:hAnsi="Latha" w:cs="Latha"/>
+                <w:b/>
+                <w:bCs/>
+                <w:sz w:val="28"/>
+                <w:szCs w:val="28"/>
+                <w:lang w:bidi="ta-IN"/>
+              </w:rPr>
+              <w:t>.</w:t>
+            </w:r>
+            <w:r>
+              <w:rPr>
+                <w:rFonts w:ascii="Latha" w:hAnsi="Latha" w:cs="Latha"/>
+                <w:sz w:val="28"/>
+                <w:szCs w:val="28"/>
+                <w:cs/>
+                <w:lang w:bidi="ta-IN"/>
+              </w:rPr>
+              <w:t>ஹ</w:t>
+            </w:r>
+            <w:r>
+              <w:rPr>
+                <w:rFonts w:ascii="BRH Tamil Tab Extra" w:hAnsi="BRH Tamil Tab Extra" w:cs="Latha"/>
+                <w:b/>
+                <w:sz w:val="36"/>
+                <w:szCs w:val="28"/>
+                <w:lang w:bidi="ta-IN"/>
+              </w:rPr>
+              <w:t>†</w:t>
+            </w:r>
+            <w:r>
+              <w:rPr>
+                <w:rFonts w:ascii="Latha" w:hAnsi="Latha" w:cs="Latha"/>
+                <w:sz w:val="28"/>
+                <w:szCs w:val="28"/>
+                <w:cs/>
+                <w:lang w:bidi="ta-IN"/>
+              </w:rPr>
+              <w:t>தி</w:t>
+            </w:r>
+            <w:r>
+              <w:rPr>
+                <w:rFonts w:ascii="Latha" w:hAnsi="Latha" w:cs="Latha"/>
+                <w:sz w:val="28"/>
+                <w:szCs w:val="28"/>
+                <w:lang w:bidi="ta-IN"/>
               </w:rPr>
               <w:t xml:space="preserve"> |</w:t>
             </w:r>
@@ -5017,9 +8668,143 @@
                 <w:b/>
                 <w:sz w:val="28"/>
                 <w:szCs w:val="32"/>
+              </w:rPr>
+            </w:pPr>
+            <w:r>
+              <w:rPr>
+                <w:rFonts w:cs="Arial"/>
+                <w:b/>
+                <w:sz w:val="28"/>
+                <w:szCs w:val="32"/>
+              </w:rPr>
+              <w:t>T.S.5.2.</w:t>
+            </w:r>
+            <w:r>
+              <w:rPr>
+                <w:rFonts w:cs="Arial"/>
+                <w:b/>
+                <w:sz w:val="28"/>
+                <w:szCs w:val="32"/>
+              </w:rPr>
+              <w:t>8.</w:t>
+            </w:r>
+            <w:r>
+              <w:rPr>
+                <w:rFonts w:cs="Arial"/>
+                <w:b/>
+                <w:sz w:val="28"/>
+                <w:szCs w:val="32"/>
+              </w:rPr>
+              <w:t>6</w:t>
+            </w:r>
+            <w:r>
+              <w:rPr>
+                <w:rFonts w:cs="Arial"/>
+                <w:b/>
+                <w:sz w:val="28"/>
+                <w:szCs w:val="32"/>
+              </w:rPr>
+              <w:t xml:space="preserve"> – Kramam</w:t>
+            </w:r>
+          </w:p>
+          <w:p>
+            <w:pPr>
+              <w:widowControl w:val="0"/>
+              <w:tabs>
+                <w:tab w:val="left" w:pos="993"/>
+              </w:tabs>
+              <w:autoSpaceDE w:val="0"/>
+              <w:autoSpaceDN w:val="0"/>
+              <w:adjustRightInd w:val="0"/>
+              <w:spacing w:before="0" w:line="252" w:lineRule="auto"/>
+              <w:ind w:right="297"/>
+              <w:rPr>
+                <w:rFonts w:cs="Arial"/>
+                <w:b/>
+                <w:sz w:val="28"/>
+                <w:szCs w:val="32"/>
+                <w:lang w:val="en-IN"/>
+              </w:rPr>
+            </w:pPr>
+            <w:r>
+              <w:rPr>
+                <w:rFonts w:cs="Arial"/>
+                <w:b/>
+                <w:sz w:val="28"/>
+                <w:szCs w:val="32"/>
+                <w:lang w:val="en-IN"/>
+              </w:rPr>
+              <w:t xml:space="preserve">Krama Vaakyam No.– </w:t>
+            </w:r>
+            <w:r>
+              <w:rPr>
+                <w:rFonts w:cs="Arial"/>
+                <w:b/>
+                <w:sz w:val="28"/>
+                <w:szCs w:val="32"/>
+                <w:lang w:val="en-IN"/>
+              </w:rPr>
+              <w:t>19</w:t>
+            </w:r>
+          </w:p>
+          <w:p>
+            <w:pPr>
+              <w:widowControl w:val="0"/>
+              <w:tabs>
+                <w:tab w:val="left" w:pos="993"/>
+              </w:tabs>
+              <w:autoSpaceDE w:val="0"/>
+              <w:autoSpaceDN w:val="0"/>
+              <w:adjustRightInd w:val="0"/>
+              <w:spacing w:before="0" w:line="252" w:lineRule="auto"/>
+              <w:ind w:right="297"/>
+              <w:rPr>
+                <w:rFonts w:cs="Arial"/>
+                <w:b/>
+                <w:sz w:val="28"/>
+                <w:szCs w:val="32"/>
                 <w:lang w:val="it-IT"/>
               </w:rPr>
             </w:pPr>
+            <w:r>
+              <w:rPr>
+                <w:rFonts w:cs="Arial"/>
+                <w:b/>
+                <w:sz w:val="28"/>
+                <w:szCs w:val="32"/>
+                <w:lang w:val="it-IT"/>
+              </w:rPr>
+              <w:t>Panchaati No</w:t>
+            </w:r>
+            <w:r>
+              <w:rPr>
+                <w:rFonts w:cs="Arial"/>
+                <w:b/>
+                <w:szCs w:val="32"/>
+                <w:lang w:val="it-IT"/>
+              </w:rPr>
+              <w:t xml:space="preserve">. - </w:t>
+            </w:r>
+            <w:r>
+              <w:rPr>
+                <w:rFonts w:cs="Arial"/>
+                <w:b/>
+                <w:sz w:val="28"/>
+                <w:szCs w:val="32"/>
+                <w:lang w:val="it-IT"/>
+              </w:rPr>
+              <w:t>4</w:t>
+            </w:r>
+            <w:r>
+              <w:rPr>
+                <w:rFonts w:cs="Arial"/>
+                <w:b/>
+                <w:sz w:val="28"/>
+                <w:szCs w:val="32"/>
+                <w:lang w:val="it-IT"/>
+              </w:rPr>
+              <w:t>6</w:t>
+            </w:r>
           </w:p>
         </w:tc>
         <w:tc>
@@ -5041,6 +8826,261 @@
                 <w:lang w:bidi="ta-IN"/>
               </w:rPr>
             </w:pPr>
+            <w:r>
+              <w:rPr>
+                <w:rFonts w:ascii="Latha" w:hAnsi="Latha" w:cs="Latha"/>
+                <w:sz w:val="28"/>
+                <w:szCs w:val="28"/>
+                <w:cs/>
+                <w:lang w:bidi="ta-IN"/>
+              </w:rPr>
+              <w:t>யத்</w:t>
+            </w:r>
+            <w:r>
+              <w:rPr>
+                <w:rFonts w:ascii="Latha" w:hAnsi="Latha" w:cs="Latha"/>
+                <w:b/>
+                <w:bCs/>
+                <w:position w:val="-12"/>
+                <w:sz w:val="28"/>
+                <w:szCs w:val="28"/>
+                <w:cs/>
+                <w:lang w:bidi="ta-IN"/>
+              </w:rPr>
+              <w:t>3</w:t>
+            </w:r>
+            <w:r>
+              <w:rPr>
+                <w:rFonts w:ascii="Latha" w:hAnsi="Latha" w:cs="Latha"/>
+                <w:sz w:val="28"/>
+                <w:szCs w:val="28"/>
+                <w:lang w:bidi="ta-IN"/>
+              </w:rPr>
+              <w:t xml:space="preserve"> </w:t>
+            </w:r>
+            <w:r>
+              <w:rPr>
+                <w:rFonts w:ascii="Latha" w:hAnsi="Latha" w:cs="Latha"/>
+                <w:sz w:val="28"/>
+                <w:szCs w:val="28"/>
+                <w:highlight w:val="yellow"/>
+                <w:cs/>
+                <w:lang w:bidi="ta-IN"/>
+              </w:rPr>
+              <w:t>த</w:t>
+            </w:r>
+            <w:r>
+              <w:rPr>
+                <w:rFonts w:ascii="Latha" w:hAnsi="Latha" w:cs="Latha"/>
+                <w:b/>
+                <w:bCs/>
+                <w:position w:val="-12"/>
+                <w:sz w:val="28"/>
+                <w:szCs w:val="28"/>
+                <w:highlight w:val="yellow"/>
+                <w:cs/>
+                <w:lang w:bidi="ta-IN"/>
+              </w:rPr>
+              <w:t>3</w:t>
+            </w:r>
+            <w:r>
+              <w:rPr>
+                <w:rFonts w:ascii="Latha" w:hAnsi="Latha" w:cs="Latha"/>
+                <w:sz w:val="28"/>
+                <w:szCs w:val="28"/>
+                <w:highlight w:val="yellow"/>
+                <w:cs/>
+                <w:lang w:bidi="ta-IN"/>
+              </w:rPr>
+              <w:t>த்</w:t>
+            </w:r>
+            <w:r>
+              <w:rPr>
+                <w:rFonts w:ascii="Latha" w:hAnsi="Latha" w:cs="Latha"/>
+                <w:b/>
+                <w:bCs/>
+                <w:position w:val="-12"/>
+                <w:sz w:val="28"/>
+                <w:szCs w:val="28"/>
+                <w:highlight w:val="yellow"/>
+                <w:cs/>
+                <w:lang w:bidi="ta-IN"/>
+              </w:rPr>
+              <w:t>3</w:t>
+            </w:r>
+            <w:r>
+              <w:rPr>
+                <w:rFonts w:ascii="Latha" w:hAnsi="Latha" w:cs="Latha"/>
+                <w:sz w:val="28"/>
+                <w:szCs w:val="28"/>
+                <w:highlight w:val="yellow"/>
+                <w:cs/>
+                <w:lang w:bidi="ta-IN"/>
+              </w:rPr>
+              <w:t>‌தி</w:t>
+            </w:r>
+            <w:r>
+              <w:rPr>
+                <w:rFonts w:ascii="BRH Tamil Tab Extra" w:hAnsi="BRH Tamil Tab Extra" w:cs="Latha"/>
+                <w:b/>
+                <w:sz w:val="36"/>
+                <w:szCs w:val="28"/>
+                <w:highlight w:val="yellow"/>
+                <w:lang w:bidi="ta-IN"/>
+              </w:rPr>
+              <w:t>†</w:t>
+            </w:r>
+            <w:r>
+              <w:rPr>
+                <w:rFonts w:ascii="Latha" w:hAnsi="Latha" w:cs="Latha"/>
+                <w:b/>
+                <w:bCs/>
+                <w:position w:val="-12"/>
+                <w:sz w:val="28"/>
+                <w:szCs w:val="28"/>
+                <w:highlight w:val="yellow"/>
+                <w:cs/>
+                <w:lang w:bidi="ta-IN"/>
+              </w:rPr>
+              <w:t>4</w:t>
+            </w:r>
+            <w:r>
+              <w:rPr>
+                <w:rFonts w:ascii="Latha" w:hAnsi="Latha" w:cs="Latha"/>
+                <w:sz w:val="28"/>
+                <w:szCs w:val="28"/>
+                <w:lang w:bidi="ta-IN"/>
+              </w:rPr>
+              <w:t xml:space="preserve"> | </w:t>
+            </w:r>
+            <w:r>
+              <w:rPr>
+                <w:rFonts w:ascii="Latha" w:hAnsi="Latha" w:cs="Latha"/>
+                <w:sz w:val="28"/>
+                <w:szCs w:val="28"/>
+                <w:cs/>
+                <w:lang w:bidi="ta-IN"/>
+              </w:rPr>
+              <w:t>த</w:t>
+            </w:r>
+            <w:r>
+              <w:rPr>
+                <w:rFonts w:ascii="Latha" w:hAnsi="Latha" w:cs="Latha"/>
+                <w:b/>
+                <w:bCs/>
+                <w:position w:val="-12"/>
+                <w:sz w:val="28"/>
+                <w:szCs w:val="28"/>
+                <w:cs/>
+                <w:lang w:bidi="ta-IN"/>
+              </w:rPr>
+              <w:t>3</w:t>
+            </w:r>
+            <w:r>
+              <w:rPr>
+                <w:rFonts w:ascii="Latha" w:hAnsi="Latha" w:cs="Latha"/>
+                <w:sz w:val="28"/>
+                <w:szCs w:val="28"/>
+                <w:cs/>
+                <w:lang w:bidi="ta-IN"/>
+              </w:rPr>
+              <w:t>த்</w:t>
+            </w:r>
+            <w:r>
+              <w:rPr>
+                <w:rFonts w:ascii="Latha" w:hAnsi="Latha" w:cs="Latha"/>
+                <w:b/>
+                <w:bCs/>
+                <w:position w:val="-12"/>
+                <w:sz w:val="28"/>
+                <w:szCs w:val="28"/>
+                <w:cs/>
+                <w:lang w:bidi="ta-IN"/>
+              </w:rPr>
+              <w:t>3</w:t>
+            </w:r>
+            <w:r>
+              <w:rPr>
+                <w:rFonts w:ascii="Latha" w:hAnsi="Latha" w:cs="Latha"/>
+                <w:sz w:val="28"/>
+                <w:szCs w:val="28"/>
+                <w:cs/>
+                <w:lang w:bidi="ta-IN"/>
+              </w:rPr>
+              <w:t>த்</w:t>
+            </w:r>
+            <w:r>
+              <w:rPr>
+                <w:rFonts w:ascii="Latha" w:hAnsi="Latha" w:cs="Latha"/>
+                <w:b/>
+                <w:bCs/>
+                <w:position w:val="-12"/>
+                <w:sz w:val="28"/>
+                <w:szCs w:val="28"/>
+                <w:cs/>
+                <w:lang w:bidi="ta-IN"/>
+              </w:rPr>
+              <w:t>4</w:t>
+            </w:r>
+            <w:r>
+              <w:rPr>
+                <w:rFonts w:ascii="Latha" w:hAnsi="Latha" w:cs="Latha"/>
+                <w:sz w:val="28"/>
+                <w:szCs w:val="28"/>
+                <w:cs/>
+                <w:lang w:bidi="ta-IN"/>
+              </w:rPr>
+              <w:t>யா</w:t>
+            </w:r>
+            <w:r>
+              <w:rPr>
+                <w:rFonts w:ascii="BRH Tamil Tab Extra" w:hAnsi="BRH Tamil Tab Extra" w:cs="Latha"/>
+                <w:b/>
+                <w:sz w:val="36"/>
+                <w:szCs w:val="28"/>
+                <w:lang w:bidi="ta-IN"/>
+              </w:rPr>
+              <w:t>†</w:t>
+            </w:r>
+            <w:r>
+              <w:rPr>
+                <w:rFonts w:ascii="Latha" w:hAnsi="Latha" w:cs="Latha"/>
+                <w:sz w:val="28"/>
+                <w:szCs w:val="28"/>
+                <w:cs/>
+                <w:lang w:bidi="ta-IN"/>
+              </w:rPr>
+              <w:t>ர</w:t>
+            </w:r>
+            <w:r>
+              <w:rPr>
+                <w:rFonts w:ascii="BRH Tamil Tab Extra" w:hAnsi="BRH Tamil Tab Extra" w:cs="Latha"/>
+                <w:b/>
+                <w:sz w:val="32"/>
+                <w:szCs w:val="28"/>
+                <w:lang w:bidi="ta-IN"/>
+              </w:rPr>
+              <w:t>…</w:t>
+            </w:r>
+            <w:r>
+              <w:rPr>
+                <w:rFonts w:ascii="Latha" w:hAnsi="Latha" w:cs="Latha"/>
+                <w:sz w:val="28"/>
+                <w:szCs w:val="28"/>
+                <w:cs/>
+                <w:lang w:bidi="ta-IN"/>
+              </w:rPr>
+              <w:t>ண்யம்</w:t>
+            </w:r>
+            <w:r>
+              <w:rPr>
+                <w:rFonts w:ascii="Latha" w:hAnsi="Latha" w:cs="Latha"/>
+                <w:sz w:val="28"/>
+                <w:szCs w:val="28"/>
+                <w:lang w:bidi="ta-IN"/>
+              </w:rPr>
+              <w:t xml:space="preserve"> |</w:t>
+            </w:r>
           </w:p>
         </w:tc>
         <w:tc>
@@ -5062,6 +9102,1299 @@
                 <w:lang w:bidi="ta-IN"/>
               </w:rPr>
             </w:pPr>
+            <w:r>
+              <w:rPr>
+                <w:rFonts w:ascii="Latha" w:hAnsi="Latha" w:cs="Latha"/>
+                <w:sz w:val="28"/>
+                <w:szCs w:val="28"/>
+                <w:cs/>
+                <w:lang w:bidi="ta-IN"/>
+              </w:rPr>
+              <w:t>யத்</w:t>
+            </w:r>
+            <w:r>
+              <w:rPr>
+                <w:rFonts w:ascii="Latha" w:hAnsi="Latha" w:cs="Latha"/>
+                <w:b/>
+                <w:bCs/>
+                <w:position w:val="-12"/>
+                <w:sz w:val="28"/>
+                <w:szCs w:val="28"/>
+                <w:cs/>
+                <w:lang w:bidi="ta-IN"/>
+              </w:rPr>
+              <w:t>3</w:t>
+            </w:r>
+            <w:r>
+              <w:rPr>
+                <w:rFonts w:ascii="Latha" w:hAnsi="Latha" w:cs="Latha"/>
+                <w:sz w:val="28"/>
+                <w:szCs w:val="28"/>
+                <w:lang w:bidi="ta-IN"/>
+              </w:rPr>
+              <w:t xml:space="preserve"> </w:t>
+            </w:r>
+            <w:r>
+              <w:rPr>
+                <w:rFonts w:ascii="Latha" w:hAnsi="Latha" w:cs="Latha"/>
+                <w:sz w:val="28"/>
+                <w:szCs w:val="28"/>
+                <w:highlight w:val="green"/>
+                <w:cs/>
+                <w:lang w:bidi="ta-IN"/>
+              </w:rPr>
+              <w:t>த</w:t>
+            </w:r>
+            <w:r>
+              <w:rPr>
+                <w:rFonts w:ascii="Latha" w:hAnsi="Latha" w:cs="Latha"/>
+                <w:b/>
+                <w:bCs/>
+                <w:position w:val="-12"/>
+                <w:sz w:val="28"/>
+                <w:szCs w:val="28"/>
+                <w:highlight w:val="green"/>
+                <w:cs/>
+                <w:lang w:bidi="ta-IN"/>
+              </w:rPr>
+              <w:t>3</w:t>
+            </w:r>
+            <w:r>
+              <w:rPr>
+                <w:rFonts w:ascii="Latha" w:hAnsi="Latha" w:cs="Latha"/>
+                <w:sz w:val="28"/>
+                <w:szCs w:val="28"/>
+                <w:highlight w:val="green"/>
+                <w:cs/>
+                <w:lang w:bidi="ta-IN"/>
+              </w:rPr>
+              <w:t>தி</w:t>
+            </w:r>
+            <w:r>
+              <w:rPr>
+                <w:rFonts w:ascii="BRH Tamil Tab Extra" w:hAnsi="BRH Tamil Tab Extra" w:cs="Latha"/>
+                <w:b/>
+                <w:sz w:val="36"/>
+                <w:szCs w:val="28"/>
+                <w:highlight w:val="green"/>
+                <w:lang w:bidi="ta-IN"/>
+              </w:rPr>
+              <w:t>†</w:t>
+            </w:r>
+            <w:r>
+              <w:rPr>
+                <w:rFonts w:ascii="Latha" w:hAnsi="Latha" w:cs="Latha"/>
+                <w:b/>
+                <w:bCs/>
+                <w:position w:val="-12"/>
+                <w:sz w:val="28"/>
+                <w:szCs w:val="28"/>
+                <w:highlight w:val="green"/>
+                <w:cs/>
+                <w:lang w:bidi="ta-IN"/>
+              </w:rPr>
+              <w:t>4</w:t>
+            </w:r>
+            <w:r>
+              <w:rPr>
+                <w:rFonts w:ascii="Latha" w:hAnsi="Latha" w:cs="Latha"/>
+                <w:sz w:val="28"/>
+                <w:szCs w:val="28"/>
+                <w:lang w:bidi="ta-IN"/>
+              </w:rPr>
+              <w:t xml:space="preserve"> | </w:t>
+            </w:r>
+            <w:r>
+              <w:rPr>
+                <w:rFonts w:ascii="Latha" w:hAnsi="Latha" w:cs="Latha"/>
+                <w:sz w:val="28"/>
+                <w:szCs w:val="28"/>
+                <w:cs/>
+                <w:lang w:bidi="ta-IN"/>
+              </w:rPr>
+              <w:t>த</w:t>
+            </w:r>
+            <w:r>
+              <w:rPr>
+                <w:rFonts w:ascii="Latha" w:hAnsi="Latha" w:cs="Latha"/>
+                <w:b/>
+                <w:bCs/>
+                <w:position w:val="-12"/>
+                <w:sz w:val="28"/>
+                <w:szCs w:val="28"/>
+                <w:cs/>
+                <w:lang w:bidi="ta-IN"/>
+              </w:rPr>
+              <w:t>3</w:t>
+            </w:r>
+            <w:r>
+              <w:rPr>
+                <w:rFonts w:ascii="Latha" w:hAnsi="Latha" w:cs="Latha"/>
+                <w:sz w:val="28"/>
+                <w:szCs w:val="28"/>
+                <w:cs/>
+                <w:lang w:bidi="ta-IN"/>
+              </w:rPr>
+              <w:t>த்</w:t>
+            </w:r>
+            <w:r>
+              <w:rPr>
+                <w:rFonts w:ascii="Latha" w:hAnsi="Latha" w:cs="Latha"/>
+                <w:b/>
+                <w:bCs/>
+                <w:position w:val="-12"/>
+                <w:sz w:val="28"/>
+                <w:szCs w:val="28"/>
+                <w:cs/>
+                <w:lang w:bidi="ta-IN"/>
+              </w:rPr>
+              <w:t>3</w:t>
+            </w:r>
+            <w:r>
+              <w:rPr>
+                <w:rFonts w:ascii="Latha" w:hAnsi="Latha" w:cs="Latha"/>
+                <w:sz w:val="28"/>
+                <w:szCs w:val="28"/>
+                <w:cs/>
+                <w:lang w:bidi="ta-IN"/>
+              </w:rPr>
+              <w:t>த்</w:t>
+            </w:r>
+            <w:r>
+              <w:rPr>
+                <w:rFonts w:ascii="Latha" w:hAnsi="Latha" w:cs="Latha"/>
+                <w:b/>
+                <w:bCs/>
+                <w:position w:val="-12"/>
+                <w:sz w:val="28"/>
+                <w:szCs w:val="28"/>
+                <w:cs/>
+                <w:lang w:bidi="ta-IN"/>
+              </w:rPr>
+              <w:t>4</w:t>
+            </w:r>
+            <w:r>
+              <w:rPr>
+                <w:rFonts w:ascii="Latha" w:hAnsi="Latha" w:cs="Latha"/>
+                <w:sz w:val="28"/>
+                <w:szCs w:val="28"/>
+                <w:cs/>
+                <w:lang w:bidi="ta-IN"/>
+              </w:rPr>
+              <w:t>யா</w:t>
+            </w:r>
+            <w:r>
+              <w:rPr>
+                <w:rFonts w:ascii="BRH Tamil Tab Extra" w:hAnsi="BRH Tamil Tab Extra" w:cs="Latha"/>
+                <w:b/>
+                <w:sz w:val="36"/>
+                <w:szCs w:val="28"/>
+                <w:lang w:bidi="ta-IN"/>
+              </w:rPr>
+              <w:t>†</w:t>
+            </w:r>
+            <w:r>
+              <w:rPr>
+                <w:rFonts w:ascii="Latha" w:hAnsi="Latha" w:cs="Latha"/>
+                <w:sz w:val="28"/>
+                <w:szCs w:val="28"/>
+                <w:cs/>
+                <w:lang w:bidi="ta-IN"/>
+              </w:rPr>
+              <w:t>ர</w:t>
+            </w:r>
+            <w:r>
+              <w:rPr>
+                <w:rFonts w:ascii="BRH Tamil Tab Extra" w:hAnsi="BRH Tamil Tab Extra" w:cs="Latha"/>
+                <w:b/>
+                <w:sz w:val="32"/>
+                <w:szCs w:val="28"/>
+                <w:lang w:bidi="ta-IN"/>
+              </w:rPr>
+              <w:t>…</w:t>
+            </w:r>
+            <w:r>
+              <w:rPr>
+                <w:rFonts w:ascii="Latha" w:hAnsi="Latha" w:cs="Latha"/>
+                <w:sz w:val="28"/>
+                <w:szCs w:val="28"/>
+                <w:cs/>
+                <w:lang w:bidi="ta-IN"/>
+              </w:rPr>
+              <w:t>ண்யம்</w:t>
+            </w:r>
+            <w:r>
+              <w:rPr>
+                <w:rFonts w:ascii="Latha" w:hAnsi="Latha" w:cs="Latha"/>
+                <w:sz w:val="28"/>
+                <w:szCs w:val="28"/>
+                <w:lang w:bidi="ta-IN"/>
+              </w:rPr>
+              <w:t xml:space="preserve"> |</w:t>
+            </w:r>
+          </w:p>
+        </w:tc>
+      </w:tr>
+      <w:tr>
+        <w:trPr>
+          <w:trHeight w:val="1685"/>
+        </w:trPr>
+        <w:tc>
+          <w:tcPr>
+            <w:tcW w:w="3906" w:type="dxa"/>
+          </w:tcPr>
+          <w:p>
+            <w:pPr>
+              <w:widowControl w:val="0"/>
+              <w:tabs>
+                <w:tab w:val="left" w:pos="993"/>
+              </w:tabs>
+              <w:autoSpaceDE w:val="0"/>
+              <w:autoSpaceDN w:val="0"/>
+              <w:adjustRightInd w:val="0"/>
+              <w:spacing w:before="0" w:line="252" w:lineRule="auto"/>
+              <w:ind w:right="297"/>
+              <w:rPr>
+                <w:rFonts w:cs="Arial"/>
+                <w:b/>
+                <w:sz w:val="28"/>
+                <w:szCs w:val="28"/>
+              </w:rPr>
+            </w:pPr>
+            <w:r>
+              <w:rPr>
+                <w:rFonts w:cs="Arial"/>
+                <w:b/>
+                <w:sz w:val="28"/>
+                <w:szCs w:val="28"/>
+              </w:rPr>
+              <w:t>T.S.5.2.</w:t>
+            </w:r>
+            <w:r>
+              <w:rPr>
+                <w:rFonts w:cs="Arial"/>
+                <w:b/>
+                <w:sz w:val="28"/>
+                <w:szCs w:val="28"/>
+              </w:rPr>
+              <w:t>10</w:t>
+            </w:r>
+            <w:r>
+              <w:rPr>
+                <w:rFonts w:cs="Arial"/>
+                <w:b/>
+                <w:sz w:val="28"/>
+                <w:szCs w:val="28"/>
+              </w:rPr>
+              <w:t>.6 – Kramam</w:t>
+            </w:r>
+          </w:p>
+          <w:p>
+            <w:pPr>
+              <w:widowControl w:val="0"/>
+              <w:tabs>
+                <w:tab w:val="left" w:pos="993"/>
+              </w:tabs>
+              <w:autoSpaceDE w:val="0"/>
+              <w:autoSpaceDN w:val="0"/>
+              <w:adjustRightInd w:val="0"/>
+              <w:spacing w:before="0" w:line="252" w:lineRule="auto"/>
+              <w:ind w:right="297"/>
+              <w:rPr>
+                <w:rFonts w:cs="Arial"/>
+                <w:b/>
+                <w:sz w:val="28"/>
+                <w:szCs w:val="28"/>
+                <w:lang w:val="en-IN"/>
+              </w:rPr>
+            </w:pPr>
+            <w:r>
+              <w:rPr>
+                <w:rFonts w:cs="Arial"/>
+                <w:b/>
+                <w:sz w:val="28"/>
+                <w:szCs w:val="28"/>
+                <w:lang w:val="en-IN"/>
+              </w:rPr>
+              <w:t xml:space="preserve">Krama Vaakyam No.– </w:t>
+            </w:r>
+            <w:r>
+              <w:rPr>
+                <w:rFonts w:cs="Arial"/>
+                <w:b/>
+                <w:sz w:val="28"/>
+                <w:szCs w:val="28"/>
+                <w:lang w:val="en-IN"/>
+              </w:rPr>
+              <w:t>38,</w:t>
+            </w:r>
+            <w:r>
+              <w:rPr>
+                <w:rFonts w:cs="Arial"/>
+                <w:b/>
+                <w:sz w:val="28"/>
+                <w:szCs w:val="28"/>
+                <w:lang w:val="en-IN"/>
+              </w:rPr>
+              <w:t>40,41</w:t>
+            </w:r>
+          </w:p>
+          <w:p>
+            <w:pPr>
+              <w:widowControl w:val="0"/>
+              <w:tabs>
+                <w:tab w:val="left" w:pos="993"/>
+              </w:tabs>
+              <w:autoSpaceDE w:val="0"/>
+              <w:autoSpaceDN w:val="0"/>
+              <w:adjustRightInd w:val="0"/>
+              <w:spacing w:before="0" w:line="252" w:lineRule="auto"/>
+              <w:ind w:right="297"/>
+              <w:rPr>
+                <w:rFonts w:cs="Arial"/>
+                <w:b/>
+                <w:sz w:val="28"/>
+                <w:szCs w:val="32"/>
+              </w:rPr>
+            </w:pPr>
+            <w:r>
+              <w:rPr>
+                <w:rFonts w:cs="Arial"/>
+                <w:b/>
+                <w:sz w:val="28"/>
+                <w:szCs w:val="28"/>
+                <w:lang w:val="it-IT"/>
+              </w:rPr>
+              <w:t xml:space="preserve">Panchaati No. - </w:t>
+            </w:r>
+            <w:r>
+              <w:rPr>
+                <w:rFonts w:cs="Arial"/>
+                <w:b/>
+                <w:sz w:val="28"/>
+                <w:szCs w:val="28"/>
+                <w:lang w:val="it-IT"/>
+              </w:rPr>
+              <w:t>59</w:t>
+            </w:r>
+          </w:p>
+        </w:tc>
+        <w:tc>
+          <w:tcPr>
+            <w:tcW w:w="5103" w:type="dxa"/>
+          </w:tcPr>
+          <w:p>
+            <w:pPr>
+              <w:widowControl w:val="0"/>
+              <w:autoSpaceDE w:val="0"/>
+              <w:autoSpaceDN w:val="0"/>
+              <w:adjustRightInd w:val="0"/>
+              <w:spacing w:before="0" w:line="240" w:lineRule="auto"/>
+              <w:rPr>
+                <w:rFonts w:ascii="Latha" w:hAnsi="Latha" w:cs="Latha"/>
+                <w:sz w:val="28"/>
+                <w:szCs w:val="28"/>
+                <w:lang w:bidi="ta-IN"/>
+              </w:rPr>
+            </w:pPr>
+            <w:r>
+              <w:rPr>
+                <w:rFonts w:ascii="Latha" w:hAnsi="Latha" w:cs="Latha"/>
+                <w:sz w:val="28"/>
+                <w:szCs w:val="28"/>
+                <w:cs/>
+                <w:lang w:bidi="ta-IN"/>
+              </w:rPr>
+              <w:t>ஸ</w:t>
+            </w:r>
+            <w:r>
+              <w:rPr>
+                <w:rFonts w:ascii="BRH Tamil Tab Extra" w:hAnsi="BRH Tamil Tab Extra" w:cs="Latha"/>
+                <w:b/>
+                <w:sz w:val="32"/>
+                <w:szCs w:val="28"/>
+                <w:lang w:bidi="ta-IN"/>
+              </w:rPr>
+              <w:t>…</w:t>
+            </w:r>
+            <w:r>
+              <w:rPr>
+                <w:rFonts w:ascii="Latha" w:hAnsi="Latha" w:cs="Latha"/>
+                <w:sz w:val="28"/>
+                <w:szCs w:val="28"/>
+                <w:cs/>
+                <w:lang w:bidi="ta-IN"/>
+              </w:rPr>
+              <w:t>ம்</w:t>
+            </w:r>
+            <w:r>
+              <w:rPr>
+                <w:rFonts w:ascii="BRH Devanagari Extra" w:hAnsi="BRH Devanagari Extra" w:cs="Latha"/>
+                <w:b/>
+                <w:sz w:val="36"/>
+                <w:szCs w:val="28"/>
+                <w:lang w:bidi="ta-IN"/>
+              </w:rPr>
+              <w:t>Æ</w:t>
+            </w:r>
+            <w:r>
+              <w:rPr>
+                <w:rFonts w:ascii="Latha" w:hAnsi="Latha" w:cs="Latha"/>
+                <w:sz w:val="28"/>
+                <w:szCs w:val="28"/>
+                <w:cs/>
+                <w:lang w:bidi="ta-IN"/>
+              </w:rPr>
+              <w:t>யதா</w:t>
+            </w:r>
+            <w:r>
+              <w:rPr>
+                <w:rFonts w:ascii="BRH Devanagari Extra" w:hAnsi="BRH Devanagari Extra" w:cs="Latha"/>
+                <w:b/>
+                <w:sz w:val="36"/>
+                <w:szCs w:val="28"/>
+                <w:lang w:bidi="ta-IN"/>
+              </w:rPr>
+              <w:t>óè</w:t>
+            </w:r>
+            <w:r>
+              <w:rPr>
+                <w:rFonts w:ascii="BRH Tamil Tab Extra" w:hAnsi="BRH Tamil Tab Extra" w:cs="Latha"/>
+                <w:b/>
+                <w:sz w:val="36"/>
+                <w:szCs w:val="28"/>
+                <w:lang w:bidi="ta-IN"/>
+              </w:rPr>
+              <w:t>†</w:t>
+            </w:r>
+            <w:r>
+              <w:rPr>
+                <w:rFonts w:ascii="Latha" w:hAnsi="Latha" w:cs="Latha"/>
+                <w:sz w:val="28"/>
+                <w:szCs w:val="28"/>
+                <w:lang w:bidi="ta-IN"/>
+              </w:rPr>
+              <w:t xml:space="preserve"> </w:t>
+            </w:r>
+            <w:r>
+              <w:rPr>
+                <w:rFonts w:ascii="Latha" w:hAnsi="Latha" w:cs="Latha"/>
+                <w:sz w:val="28"/>
+                <w:szCs w:val="28"/>
+                <w:cs/>
+                <w:lang w:bidi="ta-IN"/>
+              </w:rPr>
+              <w:t>ஸம்</w:t>
+            </w:r>
+            <w:r>
+              <w:rPr>
+                <w:rFonts w:ascii="BRH Devanagari Extra" w:hAnsi="BRH Devanagari Extra" w:cs="Latha"/>
+                <w:b/>
+                <w:sz w:val="36"/>
+                <w:szCs w:val="28"/>
+                <w:lang w:bidi="ta-IN"/>
+              </w:rPr>
+              <w:t>Æ</w:t>
+            </w:r>
+            <w:r>
+              <w:rPr>
+                <w:rFonts w:ascii="Latha" w:hAnsi="Latha" w:cs="Latha"/>
+                <w:sz w:val="28"/>
+                <w:szCs w:val="28"/>
+                <w:cs/>
+                <w:lang w:bidi="ta-IN"/>
+              </w:rPr>
+              <w:t>ய</w:t>
+            </w:r>
+            <w:r>
+              <w:rPr>
+                <w:rFonts w:ascii="BRH Tamil Tab Extra" w:hAnsi="BRH Tamil Tab Extra" w:cs="Latha"/>
+                <w:b/>
+                <w:sz w:val="32"/>
+                <w:szCs w:val="28"/>
+                <w:highlight w:val="yellow"/>
+                <w:lang w:bidi="ta-IN"/>
+              </w:rPr>
+              <w:t>…</w:t>
+            </w:r>
+            <w:r>
+              <w:rPr>
+                <w:rFonts w:ascii="Latha" w:hAnsi="Latha" w:cs="Latha"/>
+                <w:sz w:val="28"/>
+                <w:szCs w:val="28"/>
+                <w:highlight w:val="yellow"/>
+                <w:cs/>
+                <w:lang w:bidi="ta-IN"/>
+              </w:rPr>
+              <w:t>த்</w:t>
+            </w:r>
+            <w:r>
+              <w:rPr>
+                <w:rFonts w:ascii="Latha" w:hAnsi="Latha" w:cs="Latha"/>
+                <w:sz w:val="28"/>
+                <w:szCs w:val="28"/>
+                <w:cs/>
+                <w:lang w:bidi="ta-IN"/>
+              </w:rPr>
+              <w:t>வம்</w:t>
+            </w:r>
+            <w:r>
+              <w:rPr>
+                <w:rFonts w:ascii="Latha" w:hAnsi="Latha" w:cs="Latha"/>
+                <w:sz w:val="28"/>
+                <w:szCs w:val="28"/>
+                <w:lang w:bidi="ta-IN"/>
+              </w:rPr>
+              <w:t xml:space="preserve"> |</w:t>
+            </w:r>
+          </w:p>
+          <w:p>
+            <w:pPr>
+              <w:widowControl w:val="0"/>
+              <w:autoSpaceDE w:val="0"/>
+              <w:autoSpaceDN w:val="0"/>
+              <w:adjustRightInd w:val="0"/>
+              <w:spacing w:before="0" w:line="240" w:lineRule="auto"/>
+              <w:rPr>
+                <w:rFonts w:ascii="Latha" w:hAnsi="Latha" w:cs="Latha"/>
+                <w:sz w:val="28"/>
+                <w:szCs w:val="28"/>
+                <w:cs/>
+                <w:lang w:bidi="ta-IN"/>
+              </w:rPr>
+            </w:pPr>
+            <w:r>
+              <w:rPr>
+                <w:rFonts w:ascii="Latha" w:hAnsi="Latha" w:cs="Latha"/>
+                <w:sz w:val="28"/>
+                <w:szCs w:val="28"/>
+                <w:cs/>
+                <w:lang w:bidi="ta-IN"/>
+              </w:rPr>
+              <w:t>ஸ</w:t>
+            </w:r>
+            <w:r>
+              <w:rPr>
+                <w:rFonts w:ascii="BRH Tamil Tab Extra" w:hAnsi="BRH Tamil Tab Extra" w:cs="Latha"/>
+                <w:b/>
+                <w:sz w:val="32"/>
+                <w:szCs w:val="28"/>
+                <w:lang w:bidi="ta-IN"/>
+              </w:rPr>
+              <w:t>…</w:t>
+            </w:r>
+            <w:r>
+              <w:rPr>
+                <w:rFonts w:ascii="Latha" w:hAnsi="Latha" w:cs="Latha"/>
+                <w:sz w:val="28"/>
+                <w:szCs w:val="28"/>
+                <w:cs/>
+                <w:lang w:bidi="ta-IN"/>
+              </w:rPr>
+              <w:t>ம்</w:t>
+            </w:r>
+            <w:r>
+              <w:rPr>
+                <w:rFonts w:ascii="BRH Devanagari Extra" w:hAnsi="BRH Devanagari Extra" w:cs="Latha"/>
+                <w:b/>
+                <w:sz w:val="36"/>
+                <w:szCs w:val="28"/>
+                <w:lang w:bidi="ta-IN"/>
+              </w:rPr>
+              <w:t>Æ</w:t>
+            </w:r>
+            <w:r>
+              <w:rPr>
+                <w:rFonts w:ascii="Latha" w:hAnsi="Latha" w:cs="Latha"/>
+                <w:sz w:val="28"/>
+                <w:szCs w:val="28"/>
+                <w:cs/>
+                <w:lang w:bidi="ta-IN"/>
+              </w:rPr>
+              <w:t>ய</w:t>
+            </w:r>
+            <w:r>
+              <w:rPr>
+                <w:rFonts w:ascii="BRH Tamil Tab Extra" w:hAnsi="BRH Tamil Tab Extra" w:cs="Latha"/>
+                <w:b/>
+                <w:sz w:val="32"/>
+                <w:szCs w:val="28"/>
+                <w:highlight w:val="yellow"/>
+                <w:lang w:bidi="ta-IN"/>
+              </w:rPr>
+              <w:t>…</w:t>
+            </w:r>
+            <w:r>
+              <w:rPr>
+                <w:rFonts w:ascii="Latha" w:hAnsi="Latha" w:cs="Latha"/>
+                <w:sz w:val="28"/>
+                <w:szCs w:val="28"/>
+                <w:highlight w:val="yellow"/>
+                <w:cs/>
+                <w:lang w:bidi="ta-IN"/>
+              </w:rPr>
+              <w:t>த்</w:t>
+            </w:r>
+            <w:r>
+              <w:rPr>
+                <w:rFonts w:ascii="Latha" w:hAnsi="Latha" w:cs="Latha"/>
+                <w:sz w:val="28"/>
+                <w:szCs w:val="28"/>
+                <w:cs/>
+                <w:lang w:bidi="ta-IN"/>
+              </w:rPr>
+              <w:t>வமதோ</w:t>
+            </w:r>
+            <w:r>
+              <w:rPr>
+                <w:rFonts w:ascii="BRH Tamil Tab Extra" w:hAnsi="BRH Tamil Tab Extra" w:cs="Latha"/>
+                <w:b/>
+                <w:sz w:val="36"/>
+                <w:szCs w:val="28"/>
+                <w:lang w:bidi="ta-IN"/>
+              </w:rPr>
+              <w:t>‡</w:t>
+            </w:r>
+            <w:r>
+              <w:rPr>
+                <w:rFonts w:ascii="Latha" w:hAnsi="Latha" w:cs="Latha"/>
+                <w:b/>
+                <w:bCs/>
+                <w:position w:val="-12"/>
+                <w:sz w:val="28"/>
+                <w:szCs w:val="28"/>
+                <w:cs/>
+                <w:lang w:bidi="ta-IN"/>
+              </w:rPr>
+              <w:t>2</w:t>
+            </w:r>
+            <w:r>
+              <w:rPr>
+                <w:rFonts w:ascii="Latha" w:hAnsi="Latha" w:cs="Latha"/>
+                <w:sz w:val="28"/>
+                <w:szCs w:val="28"/>
+                <w:lang w:bidi="ta-IN"/>
+              </w:rPr>
+              <w:t xml:space="preserve"> | </w:t>
+            </w:r>
+            <w:r>
+              <w:rPr>
+                <w:rFonts w:ascii="Latha" w:hAnsi="Latha" w:cs="Latha"/>
+                <w:sz w:val="28"/>
+                <w:szCs w:val="28"/>
+                <w:cs/>
+                <w:lang w:bidi="ta-IN"/>
+              </w:rPr>
+              <w:t>ஸ</w:t>
+            </w:r>
+            <w:r>
+              <w:rPr>
+                <w:rFonts w:ascii="BRH Tamil Tab Extra" w:hAnsi="BRH Tamil Tab Extra" w:cs="Latha"/>
+                <w:b/>
+                <w:sz w:val="32"/>
+                <w:szCs w:val="28"/>
+                <w:lang w:bidi="ta-IN"/>
+              </w:rPr>
+              <w:t>…</w:t>
+            </w:r>
+            <w:r>
+              <w:rPr>
+                <w:rFonts w:ascii="Latha" w:hAnsi="Latha" w:cs="Latha"/>
+                <w:sz w:val="28"/>
+                <w:szCs w:val="28"/>
+                <w:cs/>
+                <w:lang w:bidi="ta-IN"/>
+              </w:rPr>
+              <w:t>ம்</w:t>
+            </w:r>
+            <w:r>
+              <w:rPr>
+                <w:rFonts w:ascii="BRH Devanagari Extra" w:hAnsi="BRH Devanagari Extra" w:cs="Latha"/>
+                <w:b/>
+                <w:sz w:val="36"/>
+                <w:szCs w:val="28"/>
+                <w:lang w:bidi="ta-IN"/>
+              </w:rPr>
+              <w:t>Æ</w:t>
+            </w:r>
+            <w:r>
+              <w:rPr>
+                <w:rFonts w:ascii="Latha" w:hAnsi="Latha" w:cs="Latha"/>
+                <w:sz w:val="28"/>
+                <w:szCs w:val="28"/>
+                <w:cs/>
+                <w:lang w:bidi="ta-IN"/>
+              </w:rPr>
+              <w:t>ய</w:t>
+            </w:r>
+            <w:r>
+              <w:rPr>
+                <w:rFonts w:ascii="BRH Tamil Tab Extra" w:hAnsi="BRH Tamil Tab Extra" w:cs="Latha"/>
+                <w:b/>
+                <w:sz w:val="32"/>
+                <w:szCs w:val="28"/>
+                <w:highlight w:val="yellow"/>
+                <w:lang w:bidi="ta-IN"/>
+              </w:rPr>
+              <w:t>…</w:t>
+            </w:r>
+            <w:r>
+              <w:rPr>
+                <w:rFonts w:ascii="Latha" w:hAnsi="Latha" w:cs="Latha"/>
+                <w:sz w:val="28"/>
+                <w:szCs w:val="28"/>
+                <w:highlight w:val="yellow"/>
+                <w:cs/>
+                <w:lang w:bidi="ta-IN"/>
+              </w:rPr>
+              <w:t>த்</w:t>
+            </w:r>
+            <w:r>
+              <w:rPr>
+                <w:rFonts w:ascii="Latha" w:hAnsi="Latha" w:cs="Latha"/>
+                <w:sz w:val="28"/>
+                <w:szCs w:val="28"/>
+                <w:cs/>
+                <w:lang w:bidi="ta-IN"/>
+              </w:rPr>
+              <w:t>வமிதி</w:t>
+            </w:r>
+            <w:r>
+              <w:rPr>
+                <w:rFonts w:ascii="BRH Tamil Tab Extra" w:hAnsi="BRH Tamil Tab Extra" w:cs="Latha"/>
+                <w:b/>
+                <w:sz w:val="36"/>
+                <w:szCs w:val="28"/>
+                <w:lang w:bidi="ta-IN"/>
+              </w:rPr>
+              <w:t>†</w:t>
+            </w:r>
+            <w:r>
+              <w:rPr>
+                <w:rFonts w:ascii="Latha" w:hAnsi="Latha" w:cs="Latha"/>
+                <w:sz w:val="28"/>
+                <w:szCs w:val="28"/>
+                <w:lang w:bidi="ta-IN"/>
+              </w:rPr>
+              <w:t xml:space="preserve"> </w:t>
+            </w:r>
+            <w:r>
+              <w:rPr>
+                <w:rFonts w:ascii="Latha" w:hAnsi="Latha" w:cs="Latha"/>
+                <w:sz w:val="28"/>
+                <w:szCs w:val="28"/>
+                <w:cs/>
+                <w:lang w:bidi="ta-IN"/>
+              </w:rPr>
+              <w:t>ஸம்</w:t>
+            </w:r>
+            <w:r>
+              <w:rPr>
+                <w:rFonts w:ascii="BRH Devanagari Extra" w:hAnsi="BRH Devanagari Extra" w:cs="Latha"/>
+                <w:b/>
+                <w:sz w:val="36"/>
+                <w:szCs w:val="28"/>
+                <w:lang w:bidi="ta-IN"/>
+              </w:rPr>
+              <w:t>Æ</w:t>
+            </w:r>
+            <w:r>
+              <w:rPr>
+                <w:rFonts w:ascii="Latha" w:hAnsi="Latha" w:cs="Latha"/>
+                <w:sz w:val="28"/>
+                <w:szCs w:val="28"/>
+                <w:cs/>
+                <w:lang w:bidi="ta-IN"/>
+              </w:rPr>
+              <w:t>யத்</w:t>
+            </w:r>
+            <w:r>
+              <w:rPr>
+                <w:rFonts w:ascii="Latha" w:hAnsi="Latha" w:cs="Latha"/>
+                <w:sz w:val="28"/>
+                <w:szCs w:val="28"/>
+                <w:lang w:bidi="ta-IN"/>
+              </w:rPr>
+              <w:t xml:space="preserve"> - </w:t>
+            </w:r>
+            <w:r>
+              <w:rPr>
+                <w:rFonts w:ascii="Latha" w:hAnsi="Latha" w:cs="Latha"/>
+                <w:sz w:val="28"/>
+                <w:szCs w:val="28"/>
+                <w:cs/>
+                <w:lang w:bidi="ta-IN"/>
+              </w:rPr>
+              <w:t>த்வம்</w:t>
+            </w:r>
+            <w:r>
+              <w:rPr>
+                <w:rFonts w:ascii="Latha" w:hAnsi="Latha" w:cs="Latha"/>
+                <w:sz w:val="28"/>
+                <w:szCs w:val="28"/>
+                <w:lang w:bidi="ta-IN"/>
+              </w:rPr>
+              <w:t xml:space="preserve"> |</w:t>
+            </w:r>
+          </w:p>
+        </w:tc>
+        <w:tc>
+          <w:tcPr>
+            <w:tcW w:w="5386" w:type="dxa"/>
+          </w:tcPr>
+          <w:p>
+            <w:pPr>
+              <w:widowControl w:val="0"/>
+              <w:autoSpaceDE w:val="0"/>
+              <w:autoSpaceDN w:val="0"/>
+              <w:adjustRightInd w:val="0"/>
+              <w:spacing w:before="0" w:line="240" w:lineRule="auto"/>
+              <w:rPr>
+                <w:rFonts w:ascii="Latha" w:hAnsi="Latha" w:cs="Latha"/>
+                <w:sz w:val="28"/>
+                <w:szCs w:val="28"/>
+                <w:lang w:bidi="ta-IN"/>
+              </w:rPr>
+            </w:pPr>
+            <w:r>
+              <w:rPr>
+                <w:rFonts w:ascii="Latha" w:hAnsi="Latha" w:cs="Latha"/>
+                <w:sz w:val="28"/>
+                <w:szCs w:val="28"/>
+                <w:cs/>
+                <w:lang w:bidi="ta-IN"/>
+              </w:rPr>
+              <w:t>ஸ</w:t>
+            </w:r>
+            <w:r>
+              <w:rPr>
+                <w:rFonts w:ascii="BRH Tamil Tab Extra" w:hAnsi="BRH Tamil Tab Extra" w:cs="Latha"/>
+                <w:b/>
+                <w:sz w:val="32"/>
+                <w:szCs w:val="28"/>
+                <w:lang w:bidi="ta-IN"/>
+              </w:rPr>
+              <w:t>…</w:t>
+            </w:r>
+            <w:r>
+              <w:rPr>
+                <w:rFonts w:ascii="Latha" w:hAnsi="Latha" w:cs="Latha"/>
+                <w:sz w:val="28"/>
+                <w:szCs w:val="28"/>
+                <w:cs/>
+                <w:lang w:bidi="ta-IN"/>
+              </w:rPr>
+              <w:t>ம்</w:t>
+            </w:r>
+            <w:r>
+              <w:rPr>
+                <w:rFonts w:ascii="BRH Devanagari Extra" w:hAnsi="BRH Devanagari Extra" w:cs="Latha"/>
+                <w:b/>
+                <w:sz w:val="36"/>
+                <w:szCs w:val="28"/>
+                <w:lang w:bidi="ta-IN"/>
+              </w:rPr>
+              <w:t>Æ</w:t>
+            </w:r>
+            <w:r>
+              <w:rPr>
+                <w:rFonts w:ascii="Latha" w:hAnsi="Latha" w:cs="Latha"/>
+                <w:sz w:val="28"/>
+                <w:szCs w:val="28"/>
+                <w:cs/>
+                <w:lang w:bidi="ta-IN"/>
+              </w:rPr>
+              <w:t>யதா</w:t>
+            </w:r>
+            <w:r>
+              <w:rPr>
+                <w:rFonts w:ascii="BRH Devanagari Extra" w:hAnsi="BRH Devanagari Extra" w:cs="Latha"/>
+                <w:b/>
+                <w:sz w:val="36"/>
+                <w:szCs w:val="28"/>
+                <w:lang w:bidi="ta-IN"/>
+              </w:rPr>
+              <w:t>óè</w:t>
+            </w:r>
+            <w:r>
+              <w:rPr>
+                <w:rFonts w:ascii="BRH Tamil Tab Extra" w:hAnsi="BRH Tamil Tab Extra" w:cs="Latha"/>
+                <w:b/>
+                <w:sz w:val="36"/>
+                <w:szCs w:val="28"/>
+                <w:lang w:bidi="ta-IN"/>
+              </w:rPr>
+              <w:t>†</w:t>
+            </w:r>
+            <w:r>
+              <w:rPr>
+                <w:rFonts w:ascii="Latha" w:hAnsi="Latha" w:cs="Latha"/>
+                <w:sz w:val="28"/>
+                <w:szCs w:val="28"/>
+                <w:lang w:bidi="ta-IN"/>
+              </w:rPr>
+              <w:t xml:space="preserve"> </w:t>
+            </w:r>
+            <w:r>
+              <w:rPr>
+                <w:rFonts w:ascii="Latha" w:hAnsi="Latha" w:cs="Latha"/>
+                <w:sz w:val="28"/>
+                <w:szCs w:val="28"/>
+                <w:cs/>
+                <w:lang w:bidi="ta-IN"/>
+              </w:rPr>
+              <w:t>ஸம்</w:t>
+            </w:r>
+            <w:r>
+              <w:rPr>
+                <w:rFonts w:ascii="BRH Devanagari Extra" w:hAnsi="BRH Devanagari Extra" w:cs="Latha"/>
+                <w:b/>
+                <w:sz w:val="36"/>
+                <w:szCs w:val="28"/>
+                <w:lang w:bidi="ta-IN"/>
+              </w:rPr>
+              <w:t>Æ</w:t>
+            </w:r>
+            <w:r>
+              <w:rPr>
+                <w:rFonts w:ascii="Latha" w:hAnsi="Latha" w:cs="Latha"/>
+                <w:sz w:val="28"/>
+                <w:szCs w:val="28"/>
+                <w:cs/>
+                <w:lang w:bidi="ta-IN"/>
+              </w:rPr>
+              <w:t>ய</w:t>
+            </w:r>
+            <w:r>
+              <w:rPr>
+                <w:rFonts w:ascii="BRH Tamil Tab Extra" w:hAnsi="BRH Tamil Tab Extra" w:cs="Latha"/>
+                <w:b/>
+                <w:sz w:val="32"/>
+                <w:szCs w:val="28"/>
+                <w:highlight w:val="green"/>
+                <w:lang w:bidi="ta-IN"/>
+              </w:rPr>
+              <w:t>…</w:t>
+            </w:r>
+            <w:r>
+              <w:rPr>
+                <w:rFonts w:ascii="Latha" w:hAnsi="Latha" w:cs="Latha"/>
+                <w:sz w:val="28"/>
+                <w:szCs w:val="28"/>
+                <w:highlight w:val="green"/>
+                <w:cs/>
+                <w:lang w:bidi="ta-IN"/>
+              </w:rPr>
+              <w:t>த்த்</w:t>
+            </w:r>
+            <w:r>
+              <w:rPr>
+                <w:rFonts w:ascii="Latha" w:hAnsi="Latha" w:cs="Latha"/>
+                <w:sz w:val="28"/>
+                <w:szCs w:val="28"/>
+                <w:cs/>
+                <w:lang w:bidi="ta-IN"/>
+              </w:rPr>
+              <w:t>வம்</w:t>
+            </w:r>
+            <w:r>
+              <w:rPr>
+                <w:rFonts w:ascii="Latha" w:hAnsi="Latha" w:cs="Latha"/>
+                <w:sz w:val="28"/>
+                <w:szCs w:val="28"/>
+                <w:lang w:bidi="ta-IN"/>
+              </w:rPr>
+              <w:t xml:space="preserve"> |</w:t>
+            </w:r>
+          </w:p>
+          <w:p>
+            <w:pPr>
+              <w:widowControl w:val="0"/>
+              <w:autoSpaceDE w:val="0"/>
+              <w:autoSpaceDN w:val="0"/>
+              <w:adjustRightInd w:val="0"/>
+              <w:spacing w:before="0" w:line="240" w:lineRule="auto"/>
+              <w:rPr>
+                <w:rFonts w:ascii="Latha" w:hAnsi="Latha" w:cs="Latha"/>
+                <w:sz w:val="28"/>
+                <w:szCs w:val="28"/>
+                <w:cs/>
+                <w:lang w:bidi="ta-IN"/>
+              </w:rPr>
+            </w:pPr>
+            <w:r>
+              <w:rPr>
+                <w:rFonts w:ascii="Latha" w:hAnsi="Latha" w:cs="Latha"/>
+                <w:sz w:val="28"/>
+                <w:szCs w:val="28"/>
+                <w:cs/>
+                <w:lang w:bidi="ta-IN"/>
+              </w:rPr>
+              <w:t>ஸ</w:t>
+            </w:r>
+            <w:r>
+              <w:rPr>
+                <w:rFonts w:ascii="BRH Tamil Tab Extra" w:hAnsi="BRH Tamil Tab Extra" w:cs="Latha"/>
+                <w:b/>
+                <w:sz w:val="32"/>
+                <w:szCs w:val="28"/>
+                <w:lang w:bidi="ta-IN"/>
+              </w:rPr>
+              <w:t>…</w:t>
+            </w:r>
+            <w:r>
+              <w:rPr>
+                <w:rFonts w:ascii="Latha" w:hAnsi="Latha" w:cs="Latha"/>
+                <w:sz w:val="28"/>
+                <w:szCs w:val="28"/>
+                <w:cs/>
+                <w:lang w:bidi="ta-IN"/>
+              </w:rPr>
+              <w:t>ம்</w:t>
+            </w:r>
+            <w:r>
+              <w:rPr>
+                <w:rFonts w:ascii="BRH Devanagari Extra" w:hAnsi="BRH Devanagari Extra" w:cs="Latha"/>
+                <w:b/>
+                <w:sz w:val="36"/>
+                <w:szCs w:val="28"/>
+                <w:lang w:bidi="ta-IN"/>
+              </w:rPr>
+              <w:t>Æ</w:t>
+            </w:r>
+            <w:r>
+              <w:rPr>
+                <w:rFonts w:ascii="Latha" w:hAnsi="Latha" w:cs="Latha"/>
+                <w:sz w:val="28"/>
+                <w:szCs w:val="28"/>
+                <w:cs/>
+                <w:lang w:bidi="ta-IN"/>
+              </w:rPr>
+              <w:t>ய</w:t>
+            </w:r>
+            <w:r>
+              <w:rPr>
+                <w:rFonts w:ascii="BRH Tamil Tab Extra" w:hAnsi="BRH Tamil Tab Extra" w:cs="Latha"/>
+                <w:b/>
+                <w:sz w:val="32"/>
+                <w:szCs w:val="28"/>
+                <w:highlight w:val="yellow"/>
+                <w:lang w:bidi="ta-IN"/>
+              </w:rPr>
+              <w:t>…</w:t>
+            </w:r>
+            <w:r>
+              <w:rPr>
+                <w:rFonts w:ascii="Latha" w:hAnsi="Latha" w:cs="Latha"/>
+                <w:sz w:val="28"/>
+                <w:szCs w:val="28"/>
+                <w:highlight w:val="green"/>
+                <w:cs/>
+                <w:lang w:bidi="ta-IN"/>
+              </w:rPr>
+              <w:t>த்த்</w:t>
+            </w:r>
+            <w:r>
+              <w:rPr>
+                <w:rFonts w:ascii="Latha" w:hAnsi="Latha" w:cs="Latha"/>
+                <w:sz w:val="28"/>
+                <w:szCs w:val="28"/>
+                <w:cs/>
+                <w:lang w:bidi="ta-IN"/>
+              </w:rPr>
+              <w:t>வமதோ</w:t>
+            </w:r>
+            <w:r>
+              <w:rPr>
+                <w:rFonts w:ascii="BRH Tamil Tab Extra" w:hAnsi="BRH Tamil Tab Extra" w:cs="Latha"/>
+                <w:b/>
+                <w:sz w:val="36"/>
+                <w:szCs w:val="28"/>
+                <w:lang w:bidi="ta-IN"/>
+              </w:rPr>
+              <w:t>‡</w:t>
+            </w:r>
+            <w:r>
+              <w:rPr>
+                <w:rFonts w:ascii="Latha" w:hAnsi="Latha" w:cs="Latha"/>
+                <w:b/>
+                <w:bCs/>
+                <w:position w:val="-12"/>
+                <w:sz w:val="28"/>
+                <w:szCs w:val="28"/>
+                <w:cs/>
+                <w:lang w:bidi="ta-IN"/>
+              </w:rPr>
+              <w:t>2</w:t>
+            </w:r>
+            <w:r>
+              <w:rPr>
+                <w:rFonts w:ascii="Latha" w:hAnsi="Latha" w:cs="Latha"/>
+                <w:sz w:val="28"/>
+                <w:szCs w:val="28"/>
+                <w:lang w:bidi="ta-IN"/>
+              </w:rPr>
+              <w:t xml:space="preserve"> | </w:t>
+            </w:r>
+            <w:r>
+              <w:rPr>
+                <w:rFonts w:ascii="Latha" w:hAnsi="Latha" w:cs="Latha"/>
+                <w:sz w:val="28"/>
+                <w:szCs w:val="28"/>
+                <w:cs/>
+                <w:lang w:bidi="ta-IN"/>
+              </w:rPr>
+              <w:t>ஸ</w:t>
+            </w:r>
+            <w:r>
+              <w:rPr>
+                <w:rFonts w:ascii="BRH Tamil Tab Extra" w:hAnsi="BRH Tamil Tab Extra" w:cs="Latha"/>
+                <w:b/>
+                <w:sz w:val="32"/>
+                <w:szCs w:val="28"/>
+                <w:lang w:bidi="ta-IN"/>
+              </w:rPr>
+              <w:t>…</w:t>
+            </w:r>
+            <w:r>
+              <w:rPr>
+                <w:rFonts w:ascii="Latha" w:hAnsi="Latha" w:cs="Latha"/>
+                <w:sz w:val="28"/>
+                <w:szCs w:val="28"/>
+                <w:cs/>
+                <w:lang w:bidi="ta-IN"/>
+              </w:rPr>
+              <w:t>ம்</w:t>
+            </w:r>
+            <w:r>
+              <w:rPr>
+                <w:rFonts w:ascii="BRH Devanagari Extra" w:hAnsi="BRH Devanagari Extra" w:cs="Latha"/>
+                <w:b/>
+                <w:sz w:val="36"/>
+                <w:szCs w:val="28"/>
+                <w:lang w:bidi="ta-IN"/>
+              </w:rPr>
+              <w:t>Æ</w:t>
+            </w:r>
+            <w:r>
+              <w:rPr>
+                <w:rFonts w:ascii="Latha" w:hAnsi="Latha" w:cs="Latha"/>
+                <w:sz w:val="28"/>
+                <w:szCs w:val="28"/>
+                <w:cs/>
+                <w:lang w:bidi="ta-IN"/>
+              </w:rPr>
+              <w:t>ய</w:t>
+            </w:r>
+            <w:r>
+              <w:rPr>
+                <w:rFonts w:ascii="BRH Tamil Tab Extra" w:hAnsi="BRH Tamil Tab Extra" w:cs="Latha"/>
+                <w:b/>
+                <w:sz w:val="32"/>
+                <w:szCs w:val="28"/>
+                <w:highlight w:val="green"/>
+                <w:lang w:bidi="ta-IN"/>
+              </w:rPr>
+              <w:t>…</w:t>
+            </w:r>
+            <w:r>
+              <w:rPr>
+                <w:rFonts w:ascii="Latha" w:hAnsi="Latha" w:cs="Latha"/>
+                <w:sz w:val="28"/>
+                <w:szCs w:val="28"/>
+                <w:highlight w:val="green"/>
+                <w:cs/>
+                <w:lang w:bidi="ta-IN"/>
+              </w:rPr>
+              <w:t>த்த்</w:t>
+            </w:r>
+            <w:r>
+              <w:rPr>
+                <w:rFonts w:ascii="Latha" w:hAnsi="Latha" w:cs="Latha"/>
+                <w:sz w:val="28"/>
+                <w:szCs w:val="28"/>
+                <w:cs/>
+                <w:lang w:bidi="ta-IN"/>
+              </w:rPr>
+              <w:t>வமிதி</w:t>
+            </w:r>
+            <w:r>
+              <w:rPr>
+                <w:rFonts w:ascii="BRH Tamil Tab Extra" w:hAnsi="BRH Tamil Tab Extra" w:cs="Latha"/>
+                <w:b/>
+                <w:sz w:val="36"/>
+                <w:szCs w:val="28"/>
+                <w:lang w:bidi="ta-IN"/>
+              </w:rPr>
+              <w:t>†</w:t>
+            </w:r>
+            <w:r>
+              <w:rPr>
+                <w:rFonts w:ascii="Latha" w:hAnsi="Latha" w:cs="Latha"/>
+                <w:sz w:val="28"/>
+                <w:szCs w:val="28"/>
+                <w:lang w:bidi="ta-IN"/>
+              </w:rPr>
+              <w:t xml:space="preserve"> </w:t>
+            </w:r>
+            <w:r>
+              <w:rPr>
+                <w:rFonts w:ascii="Latha" w:hAnsi="Latha" w:cs="Latha"/>
+                <w:sz w:val="28"/>
+                <w:szCs w:val="28"/>
+                <w:cs/>
+                <w:lang w:bidi="ta-IN"/>
+              </w:rPr>
+              <w:t>ஸம்</w:t>
+            </w:r>
+            <w:r>
+              <w:rPr>
+                <w:rFonts w:ascii="BRH Devanagari Extra" w:hAnsi="BRH Devanagari Extra" w:cs="Latha"/>
+                <w:b/>
+                <w:sz w:val="36"/>
+                <w:szCs w:val="28"/>
+                <w:lang w:bidi="ta-IN"/>
+              </w:rPr>
+              <w:t>Æ</w:t>
+            </w:r>
+            <w:r>
+              <w:rPr>
+                <w:rFonts w:ascii="Latha" w:hAnsi="Latha" w:cs="Latha"/>
+                <w:sz w:val="28"/>
+                <w:szCs w:val="28"/>
+                <w:cs/>
+                <w:lang w:bidi="ta-IN"/>
+              </w:rPr>
+              <w:t>யத்</w:t>
+            </w:r>
+            <w:r>
+              <w:rPr>
+                <w:rFonts w:ascii="Latha" w:hAnsi="Latha" w:cs="Latha"/>
+                <w:sz w:val="28"/>
+                <w:szCs w:val="28"/>
+                <w:lang w:bidi="ta-IN"/>
+              </w:rPr>
+              <w:t xml:space="preserve"> - </w:t>
+            </w:r>
+            <w:r>
+              <w:rPr>
+                <w:rFonts w:ascii="Latha" w:hAnsi="Latha" w:cs="Latha"/>
+                <w:sz w:val="28"/>
+                <w:szCs w:val="28"/>
+                <w:cs/>
+                <w:lang w:bidi="ta-IN"/>
+              </w:rPr>
+              <w:t>த்வம்</w:t>
+            </w:r>
+            <w:r>
+              <w:rPr>
+                <w:rFonts w:ascii="Latha" w:hAnsi="Latha" w:cs="Latha"/>
+                <w:sz w:val="28"/>
+                <w:szCs w:val="28"/>
+                <w:lang w:bidi="ta-IN"/>
+              </w:rPr>
+              <w:t xml:space="preserve"> |</w:t>
+            </w:r>
           </w:p>
         </w:tc>
       </w:tr>
@@ -5078,10 +10411,7 @@
           <w:lang w:val="it-IT"/>
         </w:rPr>
       </w:pPr>
-    </w:p>
-    <w:p>
-      <w:pPr>
-        <w:jc w:val="center"/>
+      <w:r>
         <w:rPr>
           <w:b/>
           <w:bCs/>
@@ -5090,7 +10420,8 @@
           <w:u w:val="single"/>
           <w:lang w:val="it-IT"/>
         </w:rPr>
-      </w:pPr>
+        <w:t>========================</w:t>
+      </w:r>
     </w:p>
     <w:p>
       <w:pPr>
@@ -5124,6 +10455,7 @@
           <w:szCs w:val="32"/>
           <w:u w:val="single"/>
         </w:rPr>
+        <w:lastRenderedPageBreak/>
         <w:t xml:space="preserve">TS </w:t>
       </w:r>
       <w:r>
@@ -5298,7 +10630,6 @@
                 <w:sz w:val="32"/>
                 <w:szCs w:val="32"/>
               </w:rPr>
-              <w:lastRenderedPageBreak/>
               <w:t>Reference</w:t>
             </w:r>
           </w:p>
@@ -5325,7 +10656,6 @@
                 <w:sz w:val="32"/>
                 <w:szCs w:val="32"/>
               </w:rPr>
-              <w:lastRenderedPageBreak/>
               <w:t>As Printed</w:t>
             </w:r>
           </w:p>
@@ -8960,6 +14290,7 @@
           <w:szCs w:val="32"/>
           <w:u w:val="single"/>
         </w:rPr>
+        <w:lastRenderedPageBreak/>
         <w:t>============</w:t>
       </w:r>
     </w:p>
@@ -9069,7 +14400,6 @@
           <w:b/>
           <w:bCs/>
         </w:rPr>
-        <w:lastRenderedPageBreak/>
         <w:t>(ignore those which are already incorporated in your book’s version and date)</w:t>
       </w:r>
     </w:p>
@@ -12087,6 +17417,7 @@
                 <w:sz w:val="28"/>
                 <w:szCs w:val="32"/>
               </w:rPr>
+              <w:lastRenderedPageBreak/>
               <w:t>T.S.5.2.8.6 – Kramam</w:t>
             </w:r>
           </w:p>
@@ -12675,7 +18006,6 @@
                 <w:sz w:val="28"/>
                 <w:szCs w:val="32"/>
               </w:rPr>
-              <w:lastRenderedPageBreak/>
               <w:t>T.S.5.2.9.2 – Kramam</w:t>
             </w:r>
           </w:p>
@@ -14203,7 +19533,16 @@
           <w:bCs/>
           <w:sz w:val="32"/>
         </w:rPr>
-        <w:t>replaced with</w:t>
+        <w:t xml:space="preserve">replaced </w:t>
+      </w:r>
+      <w:proofErr w:type="gramStart"/>
+      <w:r>
+        <w:rPr>
+          <w:b/>
+          <w:bCs/>
+          <w:sz w:val="32"/>
+        </w:rPr>
+        <w:t>with</w:t>
       </w:r>
       <w:r>
         <w:rPr>
@@ -14225,6 +19564,7 @@
         </w:rPr>
         <w:t>"</w:t>
       </w:r>
+      <w:proofErr w:type="gramEnd"/>
       <w:r>
         <w:rPr>
           <w:rFonts w:ascii="Latha" w:hAnsi="Latha" w:cs="Latha"/>
@@ -15498,7 +20838,7 @@
   <w:style w:type="paragraph" w:default="1" w:styleId="Normal">
     <w:name w:val="Normal"/>
     <w:qFormat/>
-    <w:rsid w:val="00076C05"/>
+    <w:rsid w:val="00731364"/>
     <w:pPr>
       <w:spacing w:before="120" w:line="276" w:lineRule="auto"/>
     </w:pPr>

--- a/TS-Kramam/TS-5.2/TS 5.2 Tamil Krama Paatam Corrections.docx
+++ b/TS-Kramam/TS-5.2/TS 5.2 Tamil Krama Paatam Corrections.docx
@@ -287,25 +287,7 @@
                 <w:sz w:val="28"/>
                 <w:szCs w:val="32"/>
               </w:rPr>
-              <w:t>1</w:t>
-            </w:r>
-            <w:r>
-              <w:rPr>
-                <w:rFonts w:cs="Arial"/>
-                <w:b/>
-                <w:sz w:val="28"/>
-                <w:szCs w:val="32"/>
-              </w:rPr>
-              <w:t>.</w:t>
-            </w:r>
-            <w:r>
-              <w:rPr>
-                <w:rFonts w:cs="Arial"/>
-                <w:b/>
-                <w:sz w:val="28"/>
-                <w:szCs w:val="32"/>
-              </w:rPr>
-              <w:t>6</w:t>
+              <w:t>1.6</w:t>
             </w:r>
             <w:r>
               <w:rPr>
@@ -402,17 +384,7 @@
                 <w:szCs w:val="28"/>
                 <w:lang w:val="it-IT"/>
               </w:rPr>
-              <w:t xml:space="preserve"> </w:t>
-            </w:r>
-            <w:r>
-              <w:rPr>
-                <w:rFonts w:cs="Arial"/>
-                <w:b/>
-                <w:sz w:val="28"/>
-                <w:szCs w:val="28"/>
-                <w:lang w:val="it-IT"/>
-              </w:rPr>
-              <w:t>6</w:t>
+              <w:t xml:space="preserve"> 6</w:t>
             </w:r>
           </w:p>
         </w:tc>
@@ -1107,25 +1079,7 @@
                 <w:sz w:val="28"/>
                 <w:szCs w:val="32"/>
               </w:rPr>
-              <w:t>2</w:t>
-            </w:r>
-            <w:r>
-              <w:rPr>
-                <w:rFonts w:cs="Arial"/>
-                <w:b/>
-                <w:sz w:val="28"/>
-                <w:szCs w:val="32"/>
-              </w:rPr>
-              <w:t>.</w:t>
-            </w:r>
-            <w:r>
-              <w:rPr>
-                <w:rFonts w:cs="Arial"/>
-                <w:b/>
-                <w:sz w:val="28"/>
-                <w:szCs w:val="32"/>
-              </w:rPr>
-              <w:t>2</w:t>
+              <w:t>2.2</w:t>
             </w:r>
             <w:r>
               <w:rPr>
@@ -3673,25 +3627,7 @@
                 <w:sz w:val="28"/>
                 <w:szCs w:val="32"/>
               </w:rPr>
-              <w:t>4</w:t>
-            </w:r>
-            <w:r>
-              <w:rPr>
-                <w:rFonts w:cs="Arial"/>
-                <w:b/>
-                <w:sz w:val="28"/>
-                <w:szCs w:val="32"/>
-              </w:rPr>
-              <w:t>.</w:t>
-            </w:r>
-            <w:r>
-              <w:rPr>
-                <w:rFonts w:cs="Arial"/>
-                <w:b/>
-                <w:sz w:val="28"/>
-                <w:szCs w:val="32"/>
-              </w:rPr>
-              <w:t>4</w:t>
+              <w:t>4.4</w:t>
             </w:r>
             <w:r>
               <w:rPr>
@@ -3778,16 +3714,17 @@
                 <w:szCs w:val="32"/>
                 <w:lang w:val="it-IT"/>
               </w:rPr>
-              <w:t xml:space="preserve">. - </w:t>
-            </w:r>
-            <w:r>
-              <w:rPr>
-                <w:rFonts w:cs="Arial"/>
-                <w:b/>
-                <w:szCs w:val="32"/>
+              <w:t>. -</w:t>
+            </w:r>
+            <w:r>
+              <w:rPr>
+                <w:rFonts w:cs="Arial"/>
+                <w:b/>
+                <w:sz w:val="28"/>
+                <w:szCs w:val="28"/>
                 <w:lang w:val="it-IT"/>
               </w:rPr>
-              <w:t>24</w:t>
+              <w:t xml:space="preserve"> 24</w:t>
             </w:r>
           </w:p>
         </w:tc>
@@ -7368,16 +7305,7 @@
                 <w:sz w:val="28"/>
                 <w:szCs w:val="32"/>
               </w:rPr>
-              <w:t>7.</w:t>
-            </w:r>
-            <w:r>
-              <w:rPr>
-                <w:rFonts w:cs="Arial"/>
-                <w:b/>
-                <w:sz w:val="28"/>
-                <w:szCs w:val="32"/>
-              </w:rPr>
-              <w:t>4</w:t>
+              <w:t>7.4</w:t>
             </w:r>
             <w:r>
               <w:rPr>
@@ -7464,17 +7392,7 @@
                 <w:szCs w:val="32"/>
                 <w:lang w:val="it-IT"/>
               </w:rPr>
-              <w:t>3</w:t>
-            </w:r>
-            <w:r>
-              <w:rPr>
-                <w:rFonts w:cs="Arial"/>
-                <w:b/>
-                <w:sz w:val="28"/>
-                <w:szCs w:val="32"/>
-                <w:lang w:val="it-IT"/>
-              </w:rPr>
-              <w:t>9</w:t>
+              <w:t>39</w:t>
             </w:r>
           </w:p>
         </w:tc>
@@ -8686,16 +8604,7 @@
                 <w:sz w:val="28"/>
                 <w:szCs w:val="32"/>
               </w:rPr>
-              <w:t>8.</w:t>
-            </w:r>
-            <w:r>
-              <w:rPr>
-                <w:rFonts w:cs="Arial"/>
-                <w:b/>
-                <w:sz w:val="28"/>
-                <w:szCs w:val="32"/>
-              </w:rPr>
-              <w:t>6</w:t>
+              <w:t>8.6</w:t>
             </w:r>
             <w:r>
               <w:rPr>
@@ -9368,25 +9277,7 @@
                 <w:sz w:val="28"/>
                 <w:szCs w:val="28"/>
               </w:rPr>
-              <w:t>T.S.5.2.</w:t>
-            </w:r>
-            <w:r>
-              <w:rPr>
-                <w:rFonts w:cs="Arial"/>
-                <w:b/>
-                <w:sz w:val="28"/>
-                <w:szCs w:val="28"/>
-              </w:rPr>
-              <w:t>10</w:t>
-            </w:r>
-            <w:r>
-              <w:rPr>
-                <w:rFonts w:cs="Arial"/>
-                <w:b/>
-                <w:sz w:val="28"/>
-                <w:szCs w:val="28"/>
-              </w:rPr>
-              <w:t>.6 – Kramam</w:t>
+              <w:t>T.S.5.2.10.6 – Kramam</w:t>
             </w:r>
           </w:p>
           <w:p>
@@ -9465,17 +9356,7 @@
                 <w:szCs w:val="28"/>
                 <w:lang w:val="it-IT"/>
               </w:rPr>
-              <w:t xml:space="preserve">Panchaati No. - </w:t>
-            </w:r>
-            <w:r>
-              <w:rPr>
-                <w:rFonts w:cs="Arial"/>
-                <w:b/>
-                <w:sz w:val="28"/>
-                <w:szCs w:val="28"/>
-                <w:lang w:val="it-IT"/>
-              </w:rPr>
-              <w:t>59</w:t>
+              <w:t>Panchaati No. - 59</w:t>
             </w:r>
           </w:p>
         </w:tc>

--- a/TS-Kramam/TS-5.2/TS 5.2 Tamil Krama Paatam Corrections.docx
+++ b/TS-Kramam/TS-5.2/TS 5.2 Tamil Krama Paatam Corrections.docx
@@ -81,9 +81,8 @@
           <w:szCs w:val="32"/>
           <w:u w:val="single"/>
         </w:rPr>
-        <w:t xml:space="preserve">Observed </w:t>
+        <w:t xml:space="preserve">Observed till </w:t>
       </w:r>
-      <w:proofErr w:type="gramStart"/>
       <w:r>
         <w:rPr>
           <w:b/>
@@ -92,20 +91,8 @@
           <w:szCs w:val="32"/>
           <w:u w:val="single"/>
         </w:rPr>
-        <w:t xml:space="preserve">till </w:t>
+        <w:t>31st July 2026</w:t>
       </w:r>
-      <w:r>
-        <w:rPr>
-          <w:b/>
-          <w:bCs/>
-          <w:sz w:val="32"/>
-          <w:szCs w:val="32"/>
-          <w:highlight w:val="red"/>
-          <w:u w:val="single"/>
-        </w:rPr>
-        <w:t>????</w:t>
-      </w:r>
-      <w:proofErr w:type="gramEnd"/>
     </w:p>
     <w:p>
       <w:pPr>
@@ -10274,7 +10261,7 @@
                 <w:szCs w:val="28"/>
                 <w:lang w:bidi="ta-IN"/>
               </w:rPr>
-              <w:t xml:space="preserve"> |</w:t>
+              <w:t>|</w:t>
             </w:r>
           </w:p>
         </w:tc>
